--- a/downloads/workbook/ai-1-week-24.docx
+++ b/downloads/workbook/ai-1-week-24.docx
@@ -1292,6 +1292,178 @@
         <w:t>Project connection: Write the sorter’s purpose, necessary fields, access rules and deletion point before collecting any real classroom information.</w:t>
       </w:r>
     </w:p>
+    <w:p>
+      <w:pPr>
+        <w:pStyle w:val="Heading1"/>
+      </w:pPr>
+      <w:r>
+        <w:t>19. Project portfolio milestone</w:t>
+      </w:r>
+    </w:p>
+    <w:p>
+      <w:r>
+        <w:t>Project: Helpful Classroom Sorter</w:t>
+      </w:r>
+    </w:p>
+    <w:p>
+      <w:r>
+        <w:t>Current milestone: Evaluate and revise. Compare with your starting method, explain errors and record a justified revision.</w:t>
+      </w:r>
+    </w:p>
+    <w:p>
+      <w:r>
+        <w:t>Write the sorter’s purpose, necessary fields, access rules and deletion point before collecting any real classroom information.</w:t>
+      </w:r>
+    </w:p>
+    <w:tbl>
+      <w:tblPr>
+        <w:tblStyle w:val="LightShading-Accent1"/>
+        <w:tblW w:type="auto" w:w="0"/>
+        <w:tblLook w:firstColumn="1" w:firstRow="1" w:lastColumn="0" w:lastRow="0" w:noHBand="0" w:noVBand="1" w:val="04A0"/>
+      </w:tblPr>
+      <w:tblGrid>
+        <w:gridCol w:w="5112"/>
+        <w:gridCol w:w="5112"/>
+      </w:tblGrid>
+      <w:tr>
+        <w:trPr>
+          <w:tblHeader/>
+        </w:trPr>
+        <w:tc>
+          <w:tcPr>
+            <w:tcW w:type="dxa" w:w="5112"/>
+          </w:tcPr>
+          <w:p>
+            <w:r>
+              <w:t>Evidence to keep</w:t>
+            </w:r>
+          </w:p>
+        </w:tc>
+        <w:tc>
+          <w:tcPr>
+            <w:tcW w:type="dxa" w:w="5112"/>
+          </w:tcPr>
+          <w:p>
+            <w:r>
+              <w:t>My record</w:t>
+            </w:r>
+          </w:p>
+        </w:tc>
+      </w:tr>
+      <w:tr>
+        <w:tc>
+          <w:tcPr>
+            <w:tcW w:type="dxa" w:w="5112"/>
+          </w:tcPr>
+          <w:p>
+            <w:r>
+              <w:t>This week’s input and deciding step</w:t>
+            </w:r>
+          </w:p>
+        </w:tc>
+        <w:tc>
+          <w:tcPr>
+            <w:tcW w:type="dxa" w:w="5112"/>
+          </w:tcPr>
+          <w:p>
+            <w:r/>
+          </w:p>
+        </w:tc>
+      </w:tr>
+      <w:tr>
+        <w:tc>
+          <w:tcPr>
+            <w:tcW w:type="dxa" w:w="5112"/>
+          </w:tcPr>
+          <w:p>
+            <w:r>
+              <w:t>Prediction and actual result (or labelled paper trace)</w:t>
+            </w:r>
+          </w:p>
+        </w:tc>
+        <w:tc>
+          <w:tcPr>
+            <w:tcW w:type="dxa" w:w="5112"/>
+          </w:tcPr>
+          <w:p>
+            <w:r/>
+          </w:p>
+        </w:tc>
+      </w:tr>
+      <w:tr>
+        <w:tc>
+          <w:tcPr>
+            <w:tcW w:type="dxa" w:w="5112"/>
+          </w:tcPr>
+          <w:p>
+            <w:r>
+              <w:t>One change since the previous checkpoint and why</w:t>
+            </w:r>
+          </w:p>
+        </w:tc>
+        <w:tc>
+          <w:tcPr>
+            <w:tcW w:type="dxa" w:w="5112"/>
+          </w:tcPr>
+          <w:p>
+            <w:r/>
+          </w:p>
+        </w:tc>
+      </w:tr>
+      <w:tr>
+        <w:tc>
+          <w:tcPr>
+            <w:tcW w:type="dxa" w:w="5112"/>
+          </w:tcPr>
+          <w:p>
+            <w:r>
+              <w:t>One error or limit and the next test</w:t>
+            </w:r>
+          </w:p>
+        </w:tc>
+        <w:tc>
+          <w:tcPr>
+            <w:tcW w:type="dxa" w:w="5112"/>
+          </w:tcPr>
+          <w:p>
+            <w:r/>
+          </w:p>
+        </w:tc>
+      </w:tr>
+    </w:tbl>
+    <w:p>
+      <w:pPr>
+        <w:pStyle w:val="Heading3"/>
+      </w:pPr>
+      <w:r>
+        <w:t>Explain what this week adds to your project. Reuse last week’s record rather than starting again.</w:t>
+      </w:r>
+    </w:p>
+    <w:p>
+      <w:r>
+        <w:t>________________________________________________________________</w:t>
+      </w:r>
+    </w:p>
+    <w:p>
+      <w:r>
+        <w:t>________________________________________________________________</w:t>
+      </w:r>
+    </w:p>
+    <w:p>
+      <w:r>
+        <w:t>________________________________________________________________</w:t>
+      </w:r>
+    </w:p>
+    <w:p>
+      <w:r>
+        <w:t>________________________________________________________________</w:t>
+      </w:r>
+    </w:p>
+    <w:p>
+      <w:r>
+        <w:t>________________________________________________________________</w:t>
+      </w:r>
+    </w:p>
     <w:sectPr>
       <w:pgSz w:w="12240" w:h="15840"/>
       <w:pgMar w:top="936" w:right="1008" w:bottom="936" w:left="1008" w:header="720" w:footer="720" w:gutter="0"/>

--- a/downloads/workbook/ai-1-week-24.docx
+++ b/downloads/workbook/ai-1-week-24.docx
@@ -1464,6 +1464,240 @@
         <w:t>________________________________________________________________</w:t>
       </w:r>
     </w:p>
+    <w:p>
+      <w:pPr>
+        <w:pStyle w:val="Heading1"/>
+      </w:pPr>
+      <w:r>
+        <w:t>20. Supported practice and learning evidence</w:t>
+      </w:r>
+    </w:p>
+    <w:p>
+      <w:r>
+        <w:t>Use this supported practice once, in the browser or on paper. Keep the reserved independent assessment for a separate first attempt before teacher feedback.</w:t>
+      </w:r>
+    </w:p>
+    <w:p>
+      <w:r>
+        <w:t>A fictional teacher wants to count broken craft tools by type, without contacting borrowers.</w:t>
+      </w:r>
+    </w:p>
+    <w:p>
+      <w:pPr>
+        <w:pStyle w:val="Heading3"/>
+      </w:pPr>
+      <w:r>
+        <w:t>Practice 1: explain the deciding evidence</w:t>
+      </w:r>
+    </w:p>
+    <w:p>
+      <w:r>
+        <w:t>Which labelled step matches this detail? Aggregate each tool type’s Yes count; record the authorised retention plan.</w:t>
+      </w:r>
+    </w:p>
+    <w:p>
+      <w:r>
+        <w:t>1. State purpose</w:t>
+      </w:r>
+    </w:p>
+    <w:p>
+      <w:r>
+        <w:t>2. Choose fields</w:t>
+      </w:r>
+    </w:p>
+    <w:p>
+      <w:r>
+        <w:t>3. Remove excess</w:t>
+      </w:r>
+    </w:p>
+    <w:p>
+      <w:r>
+        <w:t>4. Report totals</w:t>
+      </w:r>
+    </w:p>
+    <w:p>
+      <w:pPr>
+        <w:pStyle w:val="Heading3"/>
+      </w:pPr>
+      <w:r>
+        <w:t>My selected conclusion, deciding fact and explanation</w:t>
+      </w:r>
+    </w:p>
+    <w:p>
+      <w:r>
+        <w:t>________________________________________________________________</w:t>
+      </w:r>
+    </w:p>
+    <w:p>
+      <w:r>
+        <w:t>________________________________________________________________</w:t>
+      </w:r>
+    </w:p>
+    <w:p>
+      <w:r>
+        <w:t>________________________________________________________________</w:t>
+      </w:r>
+    </w:p>
+    <w:p>
+      <w:r>
+        <w:t>________________________________________________________________</w:t>
+      </w:r>
+    </w:p>
+    <w:p>
+      <w:r>
+        <w:t>________________________________________________________________</w:t>
+      </w:r>
+    </w:p>
+    <w:p>
+      <w:r>
+        <w:t>Hint if needed: Read the steps in the pictorial case. Match the supplied detail to the stage that performs or records it.</w:t>
+      </w:r>
+    </w:p>
+    <w:p>
+      <w:r>
+        <w:t>After your attempt, compare with the supported explanation: Report totals Aggregate each tool type’s Yes count; record the authorised retention plan. A field is justified by what the task needs to do, not by whether it might become useful someday. Names and birthdays do not help these repair totals. Replacing names with codes still leaves linked personal records if someone keeps a name-code key; collecting less can remove the need for that link entirely.</w:t>
+      </w:r>
+    </w:p>
+    <w:p>
+      <w:pPr>
+        <w:pStyle w:val="Heading3"/>
+      </w:pPr>
+      <w:r>
+        <w:t>Practice 2: explain the deciding evidence</w:t>
+      </w:r>
+    </w:p>
+    <w:p>
+      <w:r>
+        <w:t>Changed-case practice: The teacher adds an authorised task to return one repaired tool to its borrower. Which conclusion is supported by the supplied facts?</w:t>
+      </w:r>
+    </w:p>
+    <w:p>
+      <w:r>
+        <w:t>1. A minimal contact mechanism may now be needed for that tool.</w:t>
+      </w:r>
+    </w:p>
+    <w:p>
+      <w:r>
+        <w:t>2. This one example guarantees correct results for every future input.</w:t>
+      </w:r>
+    </w:p>
+    <w:p>
+      <w:r>
+        <w:t>3. We can decide the result without examining the changed input or the procedure.</w:t>
+      </w:r>
+    </w:p>
+    <w:p>
+      <w:pPr>
+        <w:pStyle w:val="Heading3"/>
+      </w:pPr>
+      <w:r>
+        <w:t>My selected conclusion, deciding fact and explanation</w:t>
+      </w:r>
+    </w:p>
+    <w:p>
+      <w:r>
+        <w:t>________________________________________________________________</w:t>
+      </w:r>
+    </w:p>
+    <w:p>
+      <w:r>
+        <w:t>________________________________________________________________</w:t>
+      </w:r>
+    </w:p>
+    <w:p>
+      <w:r>
+        <w:t>________________________________________________________________</w:t>
+      </w:r>
+    </w:p>
+    <w:p>
+      <w:r>
+        <w:t>________________________________________________________________</w:t>
+      </w:r>
+    </w:p>
+    <w:p>
+      <w:r>
+        <w:t>________________________________________________________________</w:t>
+      </w:r>
+    </w:p>
+    <w:p>
+      <w:r>
+        <w:t>Hint if needed: Use the changed condition and the deciding step in the pictorial trace. The answer must say what follows from those facts.</w:t>
+      </w:r>
+    </w:p>
+    <w:p>
+      <w:r>
+        <w:t>After your attempt, compare with the supported explanation: A minimal contact mechanism may now be needed for that tool. The purpose changed; reassess necessity rather than restoring every old field.</w:t>
+      </w:r>
+    </w:p>
+    <w:p>
+      <w:pPr>
+        <w:pStyle w:val="Heading3"/>
+      </w:pPr>
+      <w:r>
+        <w:t>Repair a missing building block</w:t>
+      </w:r>
+    </w:p>
+    <w:p>
+      <w:r>
+        <w:t>Review Fair for Whom? (ai-1/23). Goal: Compute a correct-out-of-assessed fraction and explain its denominator. Short practice: Which group loses performance under N, and can total improvement erase that fact?. Return to this week and explain what you changed.</w:t>
+      </w:r>
+    </w:p>
+    <w:p>
+      <w:r>
+        <w:t>Review Good Data, Bad Data (ai-1/21). Goal: Check records against a stated format, unit and meaning before using them. Short practice: Which repairs are evidence-backed in the original case, and which row must remain unknown?. Return to this week and explain what you changed.</w:t>
+      </w:r>
+    </w:p>
+    <w:p>
+      <w:r>
+        <w:t>Review Confidence Is Not Correctness (ai-1/18). Goal: Distinguish a confidence claim from evidence that a prediction was correct. Short practice: Was the unknown label guaranteed correct because its confidence was 80%?. Return to this week and explain what you changed.</w:t>
+      </w:r>
+    </w:p>
+    <w:p>
+      <w:pPr>
+        <w:pStyle w:val="Heading3"/>
+      </w:pPr>
+      <w:r>
+        <w:t>Keep your completed work</w:t>
+      </w:r>
+    </w:p>
+    <w:p>
+      <w:r>
+        <w:t>Use Download completed work in the hosted lesson to export your answers, reflections, practice feedback and code-run evidence. Open the HTML copy to read or print it. Drafts stay in this browser when storage is available; clear drafts on a shared device.</w:t>
+      </w:r>
+    </w:p>
+    <w:p>
+      <w:pPr>
+        <w:pStyle w:val="Heading3"/>
+      </w:pPr>
+      <w:r>
+        <w:t>What I repaired, the evidence I kept and the next test</w:t>
+      </w:r>
+    </w:p>
+    <w:p>
+      <w:r>
+        <w:t>________________________________________________________________</w:t>
+      </w:r>
+    </w:p>
+    <w:p>
+      <w:r>
+        <w:t>________________________________________________________________</w:t>
+      </w:r>
+    </w:p>
+    <w:p>
+      <w:r>
+        <w:t>________________________________________________________________</w:t>
+      </w:r>
+    </w:p>
+    <w:p>
+      <w:r>
+        <w:t>________________________________________________________________</w:t>
+      </w:r>
+    </w:p>
+    <w:p>
+      <w:r>
+        <w:t>________________________________________________________________</w:t>
+      </w:r>
+    </w:p>
     <w:sectPr>
       <w:pgSz w:w="12240" w:h="15840"/>
       <w:pgMar w:top="936" w:right="1008" w:bottom="936" w:left="1008" w:header="720" w:footer="720" w:gutter="0"/>

--- a/downloads/workbook/ai-1-week-24.docx
+++ b/downloads/workbook/ai-1-week-24.docx
@@ -30,6 +30,17 @@
     </w:p>
     <w:p>
       <w:r>
+        <w:t>Record your starting explanation for Privacy by Choosing Less before opening notes. Show any later correction separately.</w:t>
+      </w:r>
+    </w:p>
+    <w:p>
+      <w:pPr>
+        <w:spacing w:line="336" w:lineRule="auto" w:after="180"/>
+      </w:pPr>
+      <w:r>
+        <w:rPr>
+          <w:b w:val="0"/>
+        </w:rPr>
         <w:t>Try the recall before opening notes. Then use a different colour or a labelled second line to correct your explanation.</w:t>
       </w:r>
     </w:p>
@@ -42,7 +53,13 @@
       </w:r>
     </w:p>
     <w:p>
-      <w:r>
+      <w:pPr>
+        <w:spacing w:line="336" w:lineRule="auto" w:after="180"/>
+      </w:pPr>
+      <w:r>
+        <w:rPr>
+          <w:b w:val="0"/>
+        </w:rPr>
         <w:t>Without opening the old lesson, explain one key idea from Fair for Whom?. Give an example and a mistake that the idea helps you avoid.</w:t>
       </w:r>
     </w:p>
@@ -78,7 +95,13 @@
       </w:r>
     </w:p>
     <w:p>
-      <w:r>
+      <w:pPr>
+        <w:spacing w:line="336" w:lineRule="auto" w:after="180"/>
+      </w:pPr>
+      <w:r>
+        <w:rPr>
+          <w:b w:val="0"/>
+        </w:rPr>
         <w:t>Without opening the old lesson, explain one key idea from Good Data, Bad Data. Give an example and a mistake that the idea helps you avoid.</w:t>
       </w:r>
     </w:p>
@@ -114,7 +137,13 @@
       </w:r>
     </w:p>
     <w:p>
-      <w:r>
+      <w:pPr>
+        <w:spacing w:line="336" w:lineRule="auto" w:after="180"/>
+      </w:pPr>
+      <w:r>
+        <w:rPr>
+          <w:b w:val="0"/>
+        </w:rPr>
         <w:t>Without opening the old lesson, explain one key idea from Confidence Is Not Correctness. Give an example and a mistake that the idea helps you avoid.</w:t>
       </w:r>
     </w:p>
@@ -151,7 +180,42 @@
     </w:p>
     <w:p>
       <w:r>
-        <w:t>Use W2: Challenge a claim of anonymity for Privacy and data minimisation. Record the answer once; the lesson and workbook refer to the same attempt.</w:t>
+        <w:t>Complete the supported Privacy by Choosing Less trace and record the first step you can explain without help.</w:t>
+      </w:r>
+    </w:p>
+    <w:p>
+      <w:pPr>
+        <w:spacing w:line="336" w:lineRule="auto" w:after="180"/>
+      </w:pPr>
+      <w:r>
+        <w:rPr>
+          <w:b w:val="0"/>
+        </w:rPr>
+        <w:t xml:space="preserve">Use W2: Challenge a claim of anonymity for </w:t>
+      </w:r>
+      <w:r>
+        <w:rPr>
+          <w:b/>
+        </w:rPr>
+        <w:t>Privacy</w:t>
+      </w:r>
+      <w:r>
+        <w:rPr>
+          <w:b w:val="0"/>
+        </w:rPr>
+        <w:t xml:space="preserve"> and </w:t>
+      </w:r>
+      <w:r>
+        <w:rPr>
+          <w:b/>
+        </w:rPr>
+        <w:t>data minimisation</w:t>
+      </w:r>
+      <w:r>
+        <w:rPr>
+          <w:b w:val="0"/>
+        </w:rPr>
+        <w:t>. Record the answer once; the lesson and workbook refer to the same attempt.</w:t>
       </w:r>
     </w:p>
     <w:tbl>
@@ -279,7 +343,53 @@
     </w:p>
     <w:p>
       <w:r>
-        <w:t>Use the worked case for Privacy and data minimisation. Proposed explanation: “More data always improves a task”. Decide whether this explanation is supported. Point to the step or supplied fact that decides; explain your repair if needed.</w:t>
+        <w:t>Check the proposed Privacy by Choosing Less explanation against the supplied facts before discussing it.</w:t>
+      </w:r>
+    </w:p>
+    <w:p>
+      <w:pPr>
+        <w:spacing w:line="336" w:lineRule="auto" w:after="180"/>
+      </w:pPr>
+      <w:r>
+        <w:rPr>
+          <w:b w:val="0"/>
+        </w:rPr>
+        <w:t xml:space="preserve">Use the worked case for </w:t>
+      </w:r>
+      <w:r>
+        <w:rPr>
+          <w:b/>
+        </w:rPr>
+        <w:t>Privacy</w:t>
+      </w:r>
+      <w:r>
+        <w:rPr>
+          <w:b w:val="0"/>
+        </w:rPr>
+        <w:t xml:space="preserve"> and </w:t>
+      </w:r>
+      <w:r>
+        <w:rPr>
+          <w:b/>
+        </w:rPr>
+        <w:t>data minimisation</w:t>
+      </w:r>
+      <w:r>
+        <w:rPr>
+          <w:b w:val="0"/>
+        </w:rPr>
+        <w:t>. Proposed explanation: “More data always improves a task”. Decide whether this explanation is supported.</w:t>
+      </w:r>
+    </w:p>
+    <w:p>
+      <w:pPr>
+        <w:spacing w:line="336" w:lineRule="auto" w:after="180"/>
+      </w:pPr>
+      <w:r>
+        <w:rPr>
+          <w:b w:val="0"/>
+        </w:rPr>
+        <w:t>Point to the step or supplied fact that decides; explain your repair if needed.</w:t>
       </w:r>
     </w:p>
     <w:p>
@@ -319,6 +429,11 @@
       </w:r>
     </w:p>
     <w:p>
+      <w:r>
+        <w:t>Write one first attempt at the reserved independent case before feedback. Repeated copies of that case refer to the same recorded attempt.</w:t>
+      </w:r>
+    </w:p>
+    <w:p>
       <w:pPr>
         <w:pStyle w:val="Heading3"/>
       </w:pPr>
@@ -327,8 +442,48 @@
       </w:r>
     </w:p>
     <w:p>
-      <w:r>
-        <w:t>A fictional library wants only the total number of books needing repair in each category: cover, page or binding. It does not need to contact borrowers. A draft repair sheet asks for borrower name, home address, book repair category and borrower photograph. Design a plan: state the purpose, required and removed fields, who handles source sheets, what totals are shared with the librarian, and who disposes of sheets at what agreed point. Use no real borrower details.</w:t>
+      <w:pPr>
+        <w:spacing w:line="336" w:lineRule="auto" w:after="180"/>
+      </w:pPr>
+      <w:r>
+        <w:rPr>
+          <w:b w:val="0"/>
+        </w:rPr>
+        <w:t>A fictional library wants only the total number of books needing repair in each category: cover, page or binding. It does not need to contact borrowers.</w:t>
+      </w:r>
+    </w:p>
+    <w:p>
+      <w:pPr>
+        <w:spacing w:line="336" w:lineRule="auto" w:after="180"/>
+      </w:pPr>
+      <w:r>
+        <w:rPr>
+          <w:b w:val="0"/>
+        </w:rPr>
+        <w:t>A draft repair sheet asks for borrower name, home address, book repair category and borrower photograph.</w:t>
+      </w:r>
+    </w:p>
+    <w:p>
+      <w:pPr>
+        <w:spacing w:line="336" w:lineRule="auto" w:after="180"/>
+      </w:pPr>
+      <w:r>
+        <w:rPr>
+          <w:b w:val="0"/>
+        </w:rPr>
+        <w:t xml:space="preserve">Design a plan: state the </w:t>
+      </w:r>
+      <w:r>
+        <w:rPr>
+          <w:b/>
+        </w:rPr>
+        <w:t>purpose</w:t>
+      </w:r>
+      <w:r>
+        <w:rPr>
+          <w:b w:val="0"/>
+        </w:rPr>
+        <w:t>, required and removed fields, who handles source sheets, what totals are shared with the librarian, and who disposes of sheets at what agreed point. Use no real borrower details.</w:t>
       </w:r>
     </w:p>
     <w:p>
@@ -375,7 +530,13 @@
       </w:r>
     </w:p>
     <w:p>
-      <w:r>
+      <w:pPr>
+        <w:spacing w:line="336" w:lineRule="auto" w:after="180"/>
+      </w:pPr>
+      <w:r>
+        <w:rPr>
+          <w:b w:val="0"/>
+        </w:rPr>
         <w:t>Attempt this case before feedback. Record any help. Earlier examples below are further practice; a case already practised with feedback cannot establish fresh transfer.</w:t>
       </w:r>
     </w:p>
@@ -389,6 +550,17 @@
     </w:p>
     <w:p>
       <w:r>
+        <w:t>Connect the Privacy by Choosing Less target to a trace and a justified conclusion.</w:t>
+      </w:r>
+    </w:p>
+    <w:p>
+      <w:pPr>
+        <w:spacing w:line="336" w:lineRule="auto" w:after="180"/>
+      </w:pPr>
+      <w:r>
+        <w:rPr>
+          <w:b w:val="0"/>
+        </w:rPr>
         <w:t>A book recommender requests genre, maximum pages, home address and a selfie. Keep only fields needed for genre and length matching. Explain one consequence of storing extra fields.</w:t>
       </w:r>
     </w:p>
@@ -402,17 +574,47 @@
     </w:p>
     <w:p>
       <w:r>
+        <w:t>Solve the supplied Privacy by Choosing Less case and show the deciding evidence.</w:t>
+      </w:r>
+    </w:p>
+    <w:p>
+      <w:pPr>
+        <w:spacing w:line="336" w:lineRule="auto" w:after="180"/>
+      </w:pPr>
+      <w:r>
+        <w:rPr>
+          <w:b w:val="0"/>
+        </w:rPr>
         <w:t>A genre-based book helper asks for genre, home address and a photograph.</w:t>
       </w:r>
     </w:p>
     <w:p>
-      <w:r>
+      <w:pPr>
+        <w:spacing w:line="336" w:lineRule="auto" w:after="180"/>
+        <w:shd w:fill="F5F1FB"/>
+      </w:pPr>
+      <w:r>
+        <w:rPr>
+          <w:b w:val="0"/>
+        </w:rPr>
         <w:t>Which fields are necessary?</w:t>
       </w:r>
     </w:p>
     <w:p>
-      <w:r>
-        <w:t>Show your trace, calculation or evidence</w:t>
+      <w:pPr>
+        <w:spacing w:line="336" w:lineRule="auto" w:after="180"/>
+      </w:pPr>
+      <w:r>
+        <w:rPr>
+          <w:b w:val="0"/>
+        </w:rPr>
+        <w:t xml:space="preserve">Show your trace, calculation or </w:t>
+      </w:r>
+      <w:r>
+        <w:rPr>
+          <w:b/>
+        </w:rPr>
+        <w:t>evidence</w:t>
       </w:r>
     </w:p>
     <w:p>
@@ -458,11 +660,29 @@
     </w:p>
     <w:p>
       <w:r>
+        <w:t>Apply the procedure to the changed case and record why the conclusion follows.</w:t>
+      </w:r>
+    </w:p>
+    <w:p>
+      <w:pPr>
+        <w:spacing w:line="336" w:lineRule="auto" w:after="180"/>
+        <w:shd w:fill="F5F1FB"/>
+      </w:pPr>
+      <w:r>
+        <w:rPr>
+          <w:b w:val="0"/>
+        </w:rPr>
         <w:t>A book helper needs reading topic and approximate difficulty. Someone asks it to collect home address too. Which information can be left out, and why?</w:t>
       </w:r>
     </w:p>
     <w:p>
-      <w:r>
+      <w:pPr>
+        <w:spacing w:line="336" w:lineRule="auto" w:after="180"/>
+      </w:pPr>
+      <w:r>
+        <w:rPr>
+          <w:b w:val="0"/>
+        </w:rPr>
         <w:t>My independent answer and reason</w:t>
       </w:r>
     </w:p>
@@ -517,7 +737,30 @@
     </w:p>
     <w:p>
       <w:r>
-        <w:t>Create a changed input, boundary case or missing-information case. Write the expected answer or safe response before testing.</w:t>
+        <w:t>Specify a changed input, expected result and observation separately.</w:t>
+      </w:r>
+    </w:p>
+    <w:p>
+      <w:pPr>
+        <w:spacing w:line="336" w:lineRule="auto" w:after="180"/>
+      </w:pPr>
+      <w:r>
+        <w:rPr>
+          <w:b w:val="0"/>
+        </w:rPr>
+        <w:t xml:space="preserve">Create a changed </w:t>
+      </w:r>
+      <w:r>
+        <w:rPr>
+          <w:b/>
+        </w:rPr>
+        <w:t>input</w:t>
+      </w:r>
+      <w:r>
+        <w:rPr>
+          <w:b w:val="0"/>
+        </w:rPr>
+        <w:t>, boundary case or missing-information case. Write the expected answer or safe response before testing.</w:t>
       </w:r>
     </w:p>
     <w:tbl>
@@ -646,12 +889,41 @@
     </w:p>
     <w:p>
       <w:r>
+        <w:t>Justify what Privacy by Choosing Less adds to Helpful Classroom Sorter and keep the evidence.</w:t>
+      </w:r>
+    </w:p>
+    <w:p>
+      <w:pPr>
+        <w:spacing w:line="336" w:lineRule="auto" w:after="180"/>
+      </w:pPr>
+      <w:r>
+        <w:rPr>
+          <w:b w:val="0"/>
+        </w:rPr>
         <w:t>Cross out names, faces, and ownership details unless an explicit need survives review; set a deletion rule for sorter records.</w:t>
       </w:r>
     </w:p>
     <w:p>
-      <w:r>
-        <w:t>The project change and evidence I will keep</w:t>
+      <w:pPr>
+        <w:spacing w:line="336" w:lineRule="auto" w:after="180"/>
+      </w:pPr>
+      <w:r>
+        <w:rPr>
+          <w:b w:val="0"/>
+        </w:rPr>
+        <w:t xml:space="preserve">The project change and </w:t>
+      </w:r>
+      <w:r>
+        <w:rPr>
+          <w:b/>
+        </w:rPr>
+        <w:t>evidence</w:t>
+      </w:r>
+      <w:r>
+        <w:rPr>
+          <w:b w:val="0"/>
+        </w:rPr>
+        <w:t xml:space="preserve"> I will keep</w:t>
       </w:r>
     </w:p>
     <w:p>
@@ -697,11 +969,54 @@
     </w:p>
     <w:p>
       <w:r>
-        <w:t>I can explain the mechanism. I can show evidence. I can handle a changed case. I can name a limit. Mark each as not yet, with help or independently, and attach supporting work.</w:t>
-      </w:r>
-    </w:p>
-    <w:p>
-      <w:r>
+        <w:t>Judge explanation, evidence, transfer and limits separately; attach the work behind your judgement.</w:t>
+      </w:r>
+    </w:p>
+    <w:p>
+      <w:pPr>
+        <w:pStyle w:val="ListBullet"/>
+      </w:pPr>
+      <w:r>
+        <w:t>I can explain the mechanism.</w:t>
+      </w:r>
+    </w:p>
+    <w:p>
+      <w:pPr>
+        <w:pStyle w:val="ListBullet"/>
+      </w:pPr>
+      <w:r>
+        <w:t>I can show evidence.</w:t>
+      </w:r>
+    </w:p>
+    <w:p>
+      <w:pPr>
+        <w:pStyle w:val="ListBullet"/>
+      </w:pPr>
+      <w:r>
+        <w:t>I can handle a changed case.</w:t>
+      </w:r>
+    </w:p>
+    <w:p>
+      <w:pPr>
+        <w:pStyle w:val="ListBullet"/>
+      </w:pPr>
+      <w:r>
+        <w:t>I can name a limit.</w:t>
+      </w:r>
+    </w:p>
+    <w:p>
+      <w:r>
+        <w:t>Mark each as not yet, with help or independently, and attach supporting work.</w:t>
+      </w:r>
+    </w:p>
+    <w:p>
+      <w:pPr>
+        <w:spacing w:line="336" w:lineRule="auto" w:after="180"/>
+      </w:pPr>
+      <w:r>
+        <w:rPr>
+          <w:b w:val="0"/>
+        </w:rPr>
         <w:t>Teacher review ____________________  Next step ____________________</w:t>
       </w:r>
     </w:p>
@@ -715,6 +1030,17 @@
     </w:p>
     <w:p>
       <w:r>
+        <w:t>Use this earlier case as transfer practice. A case already discussed with feedback is not fresh assessment evidence.</w:t>
+      </w:r>
+    </w:p>
+    <w:p>
+      <w:pPr>
+        <w:spacing w:line="336" w:lineRule="auto" w:after="180"/>
+      </w:pPr>
+      <w:r>
+        <w:rPr>
+          <w:b w:val="0"/>
+        </w:rPr>
         <w:t>A book recommender requests genre, maximum pages, home address and a selfie. Keep only fields needed for genre and length matching. Explain one consequence of storing extra fields.</w:t>
       </w:r>
     </w:p>
@@ -762,7 +1088,13 @@
       </w:r>
     </w:p>
     <w:p>
-      <w:r>
+      <w:pPr>
+        <w:spacing w:line="336" w:lineRule="auto" w:after="180"/>
+      </w:pPr>
+      <w:r>
+        <w:rPr>
+          <w:b w:val="0"/>
+        </w:rPr>
         <w:t>Record support used: none, hint or teacher explanation.</w:t>
       </w:r>
     </w:p>
@@ -776,7 +1108,41 @@
     </w:p>
     <w:p>
       <w:r>
-        <w:t>The fictional workshop vote asks for name, full date of birth, address, photograph and topic choice. Its only purpose is to count votes for drawing, music and coding. State which field to keep, which to remove and why. Explain why collecting the extra fields first is different from never collecting them.</w:t>
+        <w:t>Trim a form to its purpose. Apply the supplied Privacy by Choosing Less facts and keep your reasoning.</w:t>
+      </w:r>
+    </w:p>
+    <w:p>
+      <w:pPr>
+        <w:spacing w:line="336" w:lineRule="auto" w:after="180"/>
+      </w:pPr>
+      <w:r>
+        <w:rPr>
+          <w:b w:val="0"/>
+        </w:rPr>
+        <w:t xml:space="preserve">The fictional workshop vote asks for name, full date of birth, address, photograph and topic choice. Its only </w:t>
+      </w:r>
+      <w:r>
+        <w:rPr>
+          <w:b/>
+        </w:rPr>
+        <w:t>purpose</w:t>
+      </w:r>
+      <w:r>
+        <w:rPr>
+          <w:b w:val="0"/>
+        </w:rPr>
+        <w:t xml:space="preserve"> is to count votes for drawing, music and coding. State which field to keep, which to remove and why.</w:t>
+      </w:r>
+    </w:p>
+    <w:p>
+      <w:pPr>
+        <w:spacing w:line="336" w:lineRule="auto" w:after="180"/>
+      </w:pPr>
+      <w:r>
+        <w:rPr>
+          <w:b w:val="0"/>
+        </w:rPr>
+        <w:t>Explain why collecting the extra fields first is different from never collecting them.</w:t>
       </w:r>
     </w:p>
     <w:p>
@@ -827,7 +1193,29 @@
     </w:p>
     <w:p>
       <w:r>
-        <w:t>A teacher replaces names with codes and keeps a separate code-to-name key. A pupil calls the records anonymous. Explain the problem. Then explain why removing names while leaving photographs would not settle the question either.</w:t>
+        <w:t>Challenge a claim of anonymity. Apply the supplied Privacy by Choosing Less facts and keep your reasoning.</w:t>
+      </w:r>
+    </w:p>
+    <w:p>
+      <w:pPr>
+        <w:spacing w:line="336" w:lineRule="auto" w:after="180"/>
+      </w:pPr>
+      <w:r>
+        <w:rPr>
+          <w:b w:val="0"/>
+        </w:rPr>
+        <w:t>A teacher replaces names with codes and keeps a separate code-to-name key. A pupil calls the records anonymous. Explain the problem.</w:t>
+      </w:r>
+    </w:p>
+    <w:p>
+      <w:pPr>
+        <w:spacing w:line="336" w:lineRule="auto" w:after="180"/>
+      </w:pPr>
+      <w:r>
+        <w:rPr>
+          <w:b w:val="0"/>
+        </w:rPr>
+        <w:t>Then explain why removing names while leaving photographs would not settle the question either.</w:t>
       </w:r>
     </w:p>
     <w:p>
@@ -878,7 +1266,29 @@
     </w:p>
     <w:p>
       <w:r>
-        <w:t>The fictional class has drawing 8, music 7 and coding 5. Write the result needed to choose a workshop. A pupil suggests posting every vote slip online as proof. Explain a lower-exposure way to check and share the result. Why can a total about a one-person club still reveal a choice?</w:t>
+        <w:t>Share the result the audience needs. Apply the supplied Privacy by Choosing Less facts and keep your reasoning.</w:t>
+      </w:r>
+    </w:p>
+    <w:p>
+      <w:pPr>
+        <w:spacing w:line="336" w:lineRule="auto" w:after="180"/>
+      </w:pPr>
+      <w:r>
+        <w:rPr>
+          <w:b w:val="0"/>
+        </w:rPr>
+        <w:t>The fictional class has drawing 8, music 7 and coding 5. Write the result needed to choose a workshop. A pupil suggests posting every vote slip online as proof. Explain a lower-exposure way to check and share the result.</w:t>
+      </w:r>
+    </w:p>
+    <w:p>
+      <w:pPr>
+        <w:spacing w:line="336" w:lineRule="auto" w:after="180"/>
+      </w:pPr>
+      <w:r>
+        <w:rPr>
+          <w:b w:val="0"/>
+        </w:rPr>
+        <w:t>Why can a total about a one-person club still reveal a choice?</w:t>
       </w:r>
     </w:p>
     <w:p>
@@ -929,7 +1339,52 @@
     </w:p>
     <w:p>
       <w:r>
-        <w:t>A fictional library wants only the total number of books needing repair in each category: cover, page or binding. It does not need to contact borrowers. A draft repair sheet asks for borrower name, home address, book repair category and borrower photograph. Design a plan: state the purpose, required and removed fields, who handles source sheets, what totals are shared with the librarian, and who disposes of sheets at what agreed point. Use no real borrower details.</w:t>
+        <w:t>Attempt before feedback. If this repeats the selected independent case, reuse that first attempt; otherwise keep a separate record. Design a different minimal-data task. Apply the supplied Privacy by Choosing Less facts and keep your reasoning.</w:t>
+      </w:r>
+    </w:p>
+    <w:p>
+      <w:pPr>
+        <w:spacing w:line="336" w:lineRule="auto" w:after="180"/>
+      </w:pPr>
+      <w:r>
+        <w:rPr>
+          <w:b w:val="0"/>
+        </w:rPr>
+        <w:t>A fictional library wants only the total number of books needing repair in each category: cover, page or binding. It does not need to contact borrowers.</w:t>
+      </w:r>
+    </w:p>
+    <w:p>
+      <w:pPr>
+        <w:spacing w:line="336" w:lineRule="auto" w:after="180"/>
+      </w:pPr>
+      <w:r>
+        <w:rPr>
+          <w:b w:val="0"/>
+        </w:rPr>
+        <w:t>A draft repair sheet asks for borrower name, home address, book repair category and borrower photograph.</w:t>
+      </w:r>
+    </w:p>
+    <w:p>
+      <w:pPr>
+        <w:spacing w:line="336" w:lineRule="auto" w:after="180"/>
+      </w:pPr>
+      <w:r>
+        <w:rPr>
+          <w:b w:val="0"/>
+        </w:rPr>
+        <w:t xml:space="preserve">Design a plan: state the </w:t>
+      </w:r>
+      <w:r>
+        <w:rPr>
+          <w:b/>
+        </w:rPr>
+        <w:t>purpose</w:t>
+      </w:r>
+      <w:r>
+        <w:rPr>
+          <w:b w:val="0"/>
+        </w:rPr>
+        <w:t>, required and removed fields, who handles source sheets, what totals are shared with the librarian, and who disposes of sheets at what agreed point. Use no real borrower details.</w:t>
       </w:r>
     </w:p>
     <w:p>
@@ -990,7 +1445,41 @@
     </w:p>
     <w:p>
       <w:r>
-        <w:t>Someone plans to upload the library repair sheet with borrower details to an unapproved AI tool to add three totals. Explain a smaller-input alternative and a no-upload method. If the sheet was already shared, state a suitable first response and one claim you must not make about deleting it.</w:t>
+        <w:t>Respond to an unnecessary upload. Apply the supplied Privacy by Choosing Less facts and keep your reasoning.</w:t>
+      </w:r>
+    </w:p>
+    <w:p>
+      <w:pPr>
+        <w:spacing w:line="336" w:lineRule="auto" w:after="180"/>
+      </w:pPr>
+      <w:r>
+        <w:rPr>
+          <w:b w:val="0"/>
+        </w:rPr>
+        <w:t>Someone plans to upload the library repair sheet with borrower details to an unapproved AI tool to add three totals. Explain a smaller-</w:t>
+      </w:r>
+      <w:r>
+        <w:rPr>
+          <w:b/>
+        </w:rPr>
+        <w:t>input</w:t>
+      </w:r>
+      <w:r>
+        <w:rPr>
+          <w:b w:val="0"/>
+        </w:rPr>
+        <w:t xml:space="preserve"> alternative and a no-upload method.</w:t>
+      </w:r>
+    </w:p>
+    <w:p>
+      <w:pPr>
+        <w:spacing w:line="336" w:lineRule="auto" w:after="180"/>
+      </w:pPr>
+      <w:r>
+        <w:rPr>
+          <w:b w:val="0"/>
+        </w:rPr>
+        <w:t>If the sheet was already shared, state a suitable first response and one claim you must not make about deleting it.</w:t>
       </w:r>
     </w:p>
     <w:p>
@@ -1037,6 +1526,11 @@
       </w:pPr>
       <w:r>
         <w:t>17. Feedback, return check and learning record</w:t>
+      </w:r>
+    </w:p>
+    <w:p>
+      <w:r>
+        <w:t>Record the first repaired step and a different case to revisit after a delay.</w:t>
       </w:r>
     </w:p>
     <w:tbl>
@@ -1176,7 +1670,13 @@
       </w:tr>
     </w:tbl>
     <w:p>
-      <w:r>
+      <w:pPr>
+        <w:spacing w:line="336" w:lineRule="auto" w:after="180"/>
+      </w:pPr>
+      <w:r>
+        <w:rPr>
+          <w:b w:val="0"/>
+        </w:rPr>
         <w:t>Revisit this idea with your teacher after a delay. Familiarity is different from explaining and using it on a changed case.</w:t>
       </w:r>
     </w:p>
@@ -1190,16 +1690,51 @@
     </w:p>
     <w:p>
       <w:r>
+        <w:t>A fictional teacher wants to count broken craft tools by type, without contacting borrowers. Explain the labelled step before checking the changed condition.</w:t>
+      </w:r>
+    </w:p>
+    <w:p>
+      <w:pPr>
+        <w:spacing w:line="336" w:lineRule="auto" w:after="180"/>
+      </w:pPr>
+      <w:r>
+        <w:rPr>
+          <w:b w:val="0"/>
+        </w:rPr>
         <w:t>A fictional teacher wants to count broken craft tools by type, without contacting borrowers.</w:t>
       </w:r>
     </w:p>
     <w:p>
-      <w:r>
-        <w:t>Needed output: totals for scissors, ruler and hole-punch repairs.</w:t>
-      </w:r>
-    </w:p>
-    <w:p>
-      <w:r>
+      <w:pPr>
+        <w:spacing w:line="336" w:lineRule="auto" w:after="180"/>
+      </w:pPr>
+      <w:r>
+        <w:rPr>
+          <w:b w:val="0"/>
+        </w:rPr>
+        <w:t xml:space="preserve">Needed </w:t>
+      </w:r>
+      <w:r>
+        <w:rPr>
+          <w:b/>
+        </w:rPr>
+        <w:t>output</w:t>
+      </w:r>
+      <w:r>
+        <w:rPr>
+          <w:b w:val="0"/>
+        </w:rPr>
+        <w:t>: totals for scissors, ruler and hole-punch repairs.</w:t>
+      </w:r>
+    </w:p>
+    <w:p>
+      <w:pPr>
+        <w:spacing w:line="336" w:lineRule="auto" w:after="180"/>
+      </w:pPr>
+      <w:r>
+        <w:rPr>
+          <w:b w:val="0"/>
+        </w:rPr>
         <w:t>Draft form requests pupil name, birthday, tool type and repair-needed Yes/No. No borrower follow-up is required.</w:t>
       </w:r>
     </w:p>
@@ -1240,7 +1775,14 @@
       </w:r>
     </w:p>
     <w:p>
-      <w:r>
+      <w:pPr>
+        <w:spacing w:line="336" w:lineRule="auto" w:after="180"/>
+        <w:shd w:fill="F5F1FB"/>
+      </w:pPr>
+      <w:r>
+        <w:rPr>
+          <w:b w:val="0"/>
+        </w:rPr>
         <w:t>For the original task, does adding an anonymous-looking pupil code improve the repair count?</w:t>
       </w:r>
     </w:p>
@@ -1283,13 +1825,58 @@
       </w:r>
     </w:p>
     <w:p>
-      <w:r>
-        <w:t>Support used: alone / hint / worked example. This record is practice evidence.</w:t>
-      </w:r>
-    </w:p>
-    <w:p>
-      <w:r>
-        <w:t>Project connection: Write the sorter’s purpose, necessary fields, access rules and deletion point before collecting any real classroom information.</w:t>
+      <w:pPr>
+        <w:pStyle w:val="Heading3"/>
+      </w:pPr>
+      <w:r>
+        <w:t>Record the help used</w:t>
+      </w:r>
+    </w:p>
+    <w:p>
+      <w:pPr>
+        <w:spacing w:line="336" w:lineRule="auto" w:after="180"/>
+        <w:shd w:fill="F1F6F8"/>
+      </w:pPr>
+      <w:r>
+        <w:rPr>
+          <w:b w:val="0"/>
+        </w:rPr>
+        <w:t xml:space="preserve">Support used: alone / hint / worked example. This record is practice </w:t>
+      </w:r>
+      <w:r>
+        <w:rPr>
+          <w:b/>
+        </w:rPr>
+        <w:t>evidence</w:t>
+      </w:r>
+      <w:r>
+        <w:rPr>
+          <w:b w:val="0"/>
+        </w:rPr>
+        <w:t>.</w:t>
+      </w:r>
+    </w:p>
+    <w:p>
+      <w:pPr>
+        <w:spacing w:line="336" w:lineRule="auto" w:after="180"/>
+      </w:pPr>
+      <w:r>
+        <w:rPr>
+          <w:b w:val="0"/>
+        </w:rPr>
+        <w:t xml:space="preserve">Project connection: Write the sorter’s </w:t>
+      </w:r>
+      <w:r>
+        <w:rPr>
+          <w:b/>
+        </w:rPr>
+        <w:t>purpose</w:t>
+      </w:r>
+      <w:r>
+        <w:rPr>
+          <w:b w:val="0"/>
+        </w:rPr>
+        <w:t>, necessary fields, access rules and deletion point before collecting any real classroom information.</w:t>
       </w:r>
     </w:p>
     <w:p>
@@ -1302,17 +1889,52 @@
     </w:p>
     <w:p>
       <w:r>
+        <w:t>Keep this week’s input, deciding step, result and limit together in the Helpful Classroom Sorter record.</w:t>
+      </w:r>
+    </w:p>
+    <w:p>
+      <w:pPr>
+        <w:spacing w:line="336" w:lineRule="auto" w:after="180"/>
+      </w:pPr>
+      <w:r>
+        <w:rPr>
+          <w:b w:val="0"/>
+        </w:rPr>
         <w:t>Project: Helpful Classroom Sorter</w:t>
       </w:r>
     </w:p>
     <w:p>
-      <w:r>
+      <w:pPr>
+        <w:spacing w:line="336" w:lineRule="auto" w:after="180"/>
+      </w:pPr>
+      <w:r>
+        <w:rPr>
+          <w:b w:val="0"/>
+        </w:rPr>
         <w:t>Current milestone: Evaluate and revise. Compare with your starting method, explain errors and record a justified revision.</w:t>
       </w:r>
     </w:p>
     <w:p>
-      <w:r>
-        <w:t>Write the sorter’s purpose, necessary fields, access rules and deletion point before collecting any real classroom information.</w:t>
+      <w:pPr>
+        <w:spacing w:line="336" w:lineRule="auto" w:after="180"/>
+      </w:pPr>
+      <w:r>
+        <w:rPr>
+          <w:b w:val="0"/>
+        </w:rPr>
+        <w:t xml:space="preserve">Write the sorter’s </w:t>
+      </w:r>
+      <w:r>
+        <w:rPr>
+          <w:b/>
+        </w:rPr>
+        <w:t>purpose</w:t>
+      </w:r>
+      <w:r>
+        <w:rPr>
+          <w:b w:val="0"/>
+        </w:rPr>
+        <w:t>, necessary fields, access rules and deletion point before collecting any real classroom information.</w:t>
       </w:r>
     </w:p>
     <w:tbl>
@@ -1474,11 +2096,28 @@
     </w:p>
     <w:p>
       <w:r>
+        <w:t>Try the supported questions before comparing with hints and feedback. Record what you repaired and the evidence you retained.</w:t>
+      </w:r>
+    </w:p>
+    <w:p>
+      <w:pPr>
+        <w:spacing w:line="336" w:lineRule="auto" w:after="180"/>
+      </w:pPr>
+      <w:r>
+        <w:rPr>
+          <w:b w:val="0"/>
+        </w:rPr>
         <w:t>Use this supported practice once, in the browser or on paper. Keep the reserved independent assessment for a separate first attempt before teacher feedback.</w:t>
       </w:r>
     </w:p>
     <w:p>
-      <w:r>
+      <w:pPr>
+        <w:spacing w:line="336" w:lineRule="auto" w:after="180"/>
+      </w:pPr>
+      <w:r>
+        <w:rPr>
+          <w:b w:val="0"/>
+        </w:rPr>
         <w:t>A fictional teacher wants to count broken craft tools by type, without contacting borrowers.</w:t>
       </w:r>
     </w:p>
@@ -1491,27 +2130,79 @@
       </w:r>
     </w:p>
     <w:p>
-      <w:r>
-        <w:t>Which labelled step matches this detail? Aggregate each tool type’s Yes count; record the authorised retention plan.</w:t>
-      </w:r>
-    </w:p>
-    <w:p>
-      <w:r>
-        <w:t>1. State purpose</w:t>
-      </w:r>
-    </w:p>
-    <w:p>
-      <w:r>
+      <w:pPr>
+        <w:spacing w:line="336" w:lineRule="auto" w:after="180"/>
+      </w:pPr>
+      <w:r>
+        <w:rPr>
+          <w:b w:val="0"/>
+        </w:rPr>
+        <w:t xml:space="preserve">Which labelled step matches this detail? Aggregate each tool type’s Yes count; record the authorised </w:t>
+      </w:r>
+      <w:r>
+        <w:rPr>
+          <w:b/>
+        </w:rPr>
+        <w:t>retention</w:t>
+      </w:r>
+      <w:r>
+        <w:rPr>
+          <w:b w:val="0"/>
+        </w:rPr>
+        <w:t xml:space="preserve"> plan.</w:t>
+      </w:r>
+    </w:p>
+    <w:p>
+      <w:pPr>
+        <w:spacing w:line="336" w:lineRule="auto" w:after="180"/>
+        <w:shd w:fill="F4F9FC"/>
+      </w:pPr>
+      <w:r>
+        <w:rPr>
+          <w:b w:val="0"/>
+        </w:rPr>
+        <w:t xml:space="preserve">1. State </w:t>
+      </w:r>
+      <w:r>
+        <w:rPr>
+          <w:b/>
+        </w:rPr>
+        <w:t>purpose</w:t>
+      </w:r>
+    </w:p>
+    <w:p>
+      <w:pPr>
+        <w:spacing w:line="336" w:lineRule="auto" w:after="180"/>
+        <w:shd w:fill="F4F9FC"/>
+      </w:pPr>
+      <w:r>
+        <w:rPr>
+          <w:b w:val="0"/>
+        </w:rPr>
         <w:t>2. Choose fields</w:t>
       </w:r>
     </w:p>
     <w:p>
-      <w:r>
+      <w:pPr>
+        <w:spacing w:line="336" w:lineRule="auto" w:after="180"/>
+        <w:shd w:fill="F4F9FC"/>
+      </w:pPr>
+      <w:r>
+        <w:rPr>
+          <w:b w:val="0"/>
+        </w:rPr>
         <w:t>3. Remove excess</w:t>
       </w:r>
     </w:p>
     <w:p>
-      <w:r>
+      <w:pPr>
+        <w:spacing w:line="336" w:lineRule="auto" w:after="180"/>
+        <w:shd w:fill="F4F9FC"/>
+      </w:pPr>
+      <w:r>
+        <w:rPr>
+          <w:b w:val="0"/>
+        </w:rPr>
         <w:t>4. Report totals</w:t>
       </w:r>
     </w:p>
@@ -1549,41 +2240,179 @@
       </w:r>
     </w:p>
     <w:p>
-      <w:r>
+      <w:pPr>
+        <w:pStyle w:val="Heading3"/>
+      </w:pPr>
+      <w:r>
+        <w:t>Hint · try first</w:t>
+      </w:r>
+    </w:p>
+    <w:p>
+      <w:pPr>
+        <w:spacing w:line="336" w:lineRule="auto" w:after="180"/>
+        <w:shd w:fill="F1F6F8"/>
+      </w:pPr>
+      <w:r>
+        <w:rPr>
+          <w:b w:val="0"/>
+        </w:rPr>
         <w:t>Hint if needed: Read the steps in the pictorial case. Match the supplied detail to the stage that performs or records it.</w:t>
       </w:r>
     </w:p>
     <w:p>
-      <w:r>
-        <w:t>After your attempt, compare with the supported explanation: Report totals Aggregate each tool type’s Yes count; record the authorised retention plan. A field is justified by what the task needs to do, not by whether it might become useful someday. Names and birthdays do not help these repair totals. Replacing names with codes still leaves linked personal records if someone keeps a name-code key; collecting less can remove the need for that link entirely.</w:t>
-      </w:r>
-    </w:p>
-    <w:p>
       <w:pPr>
         <w:pStyle w:val="Heading3"/>
       </w:pPr>
       <w:r>
+        <w:t>Feedback · compare after trying</w:t>
+      </w:r>
+    </w:p>
+    <w:p>
+      <w:pPr>
+        <w:spacing w:line="336" w:lineRule="auto" w:after="180"/>
+        <w:shd w:fill="F1F6FC"/>
+      </w:pPr>
+      <w:r>
+        <w:rPr>
+          <w:b w:val="0"/>
+        </w:rPr>
+        <w:t xml:space="preserve">After your attempt, compare with the supported explanation: Report totals Aggregate each tool type’s Yes count; record the authorised </w:t>
+      </w:r>
+      <w:r>
+        <w:rPr>
+          <w:b/>
+        </w:rPr>
+        <w:t>retention</w:t>
+      </w:r>
+      <w:r>
+        <w:rPr>
+          <w:b w:val="0"/>
+        </w:rPr>
+        <w:t xml:space="preserve"> plan.</w:t>
+      </w:r>
+    </w:p>
+    <w:p>
+      <w:pPr>
+        <w:spacing w:line="336" w:lineRule="auto" w:after="180"/>
+        <w:shd w:fill="F1F6FC"/>
+      </w:pPr>
+      <w:r>
+        <w:rPr>
+          <w:b w:val="0"/>
+        </w:rPr>
+        <w:t>A field is justified by what the task needs to do, not by whether it might become useful someday. Names and birthdays do not help these repair totals.</w:t>
+      </w:r>
+    </w:p>
+    <w:p>
+      <w:pPr>
+        <w:spacing w:line="336" w:lineRule="auto" w:after="180"/>
+        <w:shd w:fill="F1F6FC"/>
+      </w:pPr>
+      <w:r>
+        <w:rPr>
+          <w:b w:val="0"/>
+        </w:rPr>
+        <w:t>Replacing names with codes still leaves linked personal records if someone keeps a name-code key; collecting less can remove the need for that link entirely.</w:t>
+      </w:r>
+    </w:p>
+    <w:p>
+      <w:pPr>
+        <w:pStyle w:val="Heading3"/>
+      </w:pPr>
+      <w:r>
         <w:t>Practice 2: explain the deciding evidence</w:t>
       </w:r>
     </w:p>
     <w:p>
-      <w:r>
+      <w:pPr>
+        <w:pStyle w:val="Heading3"/>
+      </w:pPr>
+      <w:r>
+        <w:t>Changed case · predict first</w:t>
+      </w:r>
+    </w:p>
+    <w:p>
+      <w:pPr>
+        <w:spacing w:line="336" w:lineRule="auto" w:after="180"/>
+        <w:shd w:fill="F5F1FB"/>
+      </w:pPr>
+      <w:r>
+        <w:rPr>
+          <w:b w:val="0"/>
+        </w:rPr>
         <w:t>Changed-case practice: The teacher adds an authorised task to return one repaired tool to its borrower. Which conclusion is supported by the supplied facts?</w:t>
       </w:r>
     </w:p>
     <w:p>
-      <w:r>
-        <w:t>1. A minimal contact mechanism may now be needed for that tool.</w:t>
-      </w:r>
-    </w:p>
-    <w:p>
-      <w:r>
-        <w:t>2. This one example guarantees correct results for every future input.</w:t>
-      </w:r>
-    </w:p>
-    <w:p>
-      <w:r>
-        <w:t>3. We can decide the result without examining the changed input or the procedure.</w:t>
+      <w:pPr>
+        <w:spacing w:line="336" w:lineRule="auto" w:after="180"/>
+        <w:shd w:fill="F4F9FC"/>
+      </w:pPr>
+      <w:r>
+        <w:rPr>
+          <w:b w:val="0"/>
+        </w:rPr>
+        <w:t xml:space="preserve">1. A minimal contact </w:t>
+      </w:r>
+      <w:r>
+        <w:rPr>
+          <w:b/>
+        </w:rPr>
+        <w:t>mechanism</w:t>
+      </w:r>
+      <w:r>
+        <w:rPr>
+          <w:b w:val="0"/>
+        </w:rPr>
+        <w:t xml:space="preserve"> may now be needed for that tool.</w:t>
+      </w:r>
+    </w:p>
+    <w:p>
+      <w:pPr>
+        <w:spacing w:line="336" w:lineRule="auto" w:after="180"/>
+        <w:shd w:fill="F4F9FC"/>
+      </w:pPr>
+      <w:r>
+        <w:rPr>
+          <w:b w:val="0"/>
+        </w:rPr>
+        <w:t xml:space="preserve">2. This one example guarantees correct results for every future </w:t>
+      </w:r>
+      <w:r>
+        <w:rPr>
+          <w:b/>
+        </w:rPr>
+        <w:t>input</w:t>
+      </w:r>
+      <w:r>
+        <w:rPr>
+          <w:b w:val="0"/>
+        </w:rPr>
+        <w:t>.</w:t>
+      </w:r>
+    </w:p>
+    <w:p>
+      <w:pPr>
+        <w:spacing w:line="336" w:lineRule="auto" w:after="180"/>
+        <w:shd w:fill="F4F9FC"/>
+      </w:pPr>
+      <w:r>
+        <w:rPr>
+          <w:b w:val="0"/>
+        </w:rPr>
+        <w:t xml:space="preserve">3. We can decide the result without examining the changed </w:t>
+      </w:r>
+      <w:r>
+        <w:rPr>
+          <w:b/>
+        </w:rPr>
+        <w:t>input</w:t>
+      </w:r>
+      <w:r>
+        <w:rPr>
+          <w:b w:val="0"/>
+        </w:rPr>
+        <w:t xml:space="preserve"> or the procedure.</w:t>
       </w:r>
     </w:p>
     <w:p>
@@ -1620,36 +2449,189 @@
       </w:r>
     </w:p>
     <w:p>
-      <w:r>
+      <w:pPr>
+        <w:pStyle w:val="Heading3"/>
+      </w:pPr>
+      <w:r>
+        <w:t>Hint · try first</w:t>
+      </w:r>
+    </w:p>
+    <w:p>
+      <w:pPr>
+        <w:spacing w:line="336" w:lineRule="auto" w:after="180"/>
+        <w:shd w:fill="F1F6F8"/>
+      </w:pPr>
+      <w:r>
+        <w:rPr>
+          <w:b w:val="0"/>
+        </w:rPr>
         <w:t>Hint if needed: Use the changed condition and the deciding step in the pictorial trace. The answer must say what follows from those facts.</w:t>
       </w:r>
     </w:p>
     <w:p>
-      <w:r>
-        <w:t>After your attempt, compare with the supported explanation: A minimal contact mechanism may now be needed for that tool. The purpose changed; reassess necessity rather than restoring every old field.</w:t>
-      </w:r>
-    </w:p>
-    <w:p>
       <w:pPr>
         <w:pStyle w:val="Heading3"/>
       </w:pPr>
       <w:r>
+        <w:t>Feedback · compare after trying</w:t>
+      </w:r>
+    </w:p>
+    <w:p>
+      <w:pPr>
+        <w:spacing w:line="336" w:lineRule="auto" w:after="180"/>
+        <w:shd w:fill="F1F6FC"/>
+      </w:pPr>
+      <w:r>
+        <w:rPr>
+          <w:b w:val="0"/>
+        </w:rPr>
+        <w:t xml:space="preserve">After your attempt, compare with the supported explanation: A minimal contact </w:t>
+      </w:r>
+      <w:r>
+        <w:rPr>
+          <w:b/>
+        </w:rPr>
+        <w:t>mechanism</w:t>
+      </w:r>
+      <w:r>
+        <w:rPr>
+          <w:b w:val="0"/>
+        </w:rPr>
+        <w:t xml:space="preserve"> may now be needed for that tool. The </w:t>
+      </w:r>
+      <w:r>
+        <w:rPr>
+          <w:b/>
+        </w:rPr>
+        <w:t>purpose</w:t>
+      </w:r>
+      <w:r>
+        <w:rPr>
+          <w:b w:val="0"/>
+        </w:rPr>
+        <w:t xml:space="preserve"> changed; reassess necessity rather than restoring every old field.</w:t>
+      </w:r>
+    </w:p>
+    <w:p>
+      <w:pPr>
+        <w:pStyle w:val="Heading3"/>
+      </w:pPr>
+      <w:r>
         <w:t>Repair a missing building block</w:t>
       </w:r>
     </w:p>
     <w:p>
-      <w:r>
-        <w:t>Review Fair for Whom? (ai-1/23). Goal: Compute a correct-out-of-assessed fraction and explain its denominator. Short practice: Which group loses performance under N, and can total improvement erase that fact?. Return to this week and explain what you changed.</w:t>
-      </w:r>
-    </w:p>
-    <w:p>
-      <w:r>
-        <w:t>Review Good Data, Bad Data (ai-1/21). Goal: Check records against a stated format, unit and meaning before using them. Short practice: Which repairs are evidence-backed in the original case, and which row must remain unknown?. Return to this week and explain what you changed.</w:t>
-      </w:r>
-    </w:p>
-    <w:p>
-      <w:r>
-        <w:t>Review Confidence Is Not Correctness (ai-1/18). Goal: Distinguish a confidence claim from evidence that a prediction was correct. Short practice: Was the unknown label guaranteed correct because its confidence was 80%?. Return to this week and explain what you changed.</w:t>
+      <w:pPr>
+        <w:spacing w:line="336" w:lineRule="auto" w:after="180"/>
+      </w:pPr>
+      <w:r>
+        <w:rPr>
+          <w:b w:val="0"/>
+        </w:rPr>
+        <w:t>Review Fair for Whom? (ai-1/23). Goal: Compute a correct-out-of-assessed fraction and explain its denominator. Short practice: Which group loses performance under N, and can total improvement erase that fact?.</w:t>
+      </w:r>
+    </w:p>
+    <w:p>
+      <w:pPr>
+        <w:spacing w:line="336" w:lineRule="auto" w:after="180"/>
+      </w:pPr>
+      <w:r>
+        <w:rPr>
+          <w:b w:val="0"/>
+        </w:rPr>
+        <w:t>Return to this week and explain what you changed.</w:t>
+      </w:r>
+    </w:p>
+    <w:p>
+      <w:pPr>
+        <w:spacing w:line="336" w:lineRule="auto" w:after="180"/>
+      </w:pPr>
+      <w:r>
+        <w:rPr>
+          <w:b w:val="0"/>
+        </w:rPr>
+        <w:t xml:space="preserve">Review Good Data, Bad Data (ai-1/21). Goal: Check records against a stated format, unit and meaning before using them. Short practice: Which repairs are </w:t>
+      </w:r>
+      <w:r>
+        <w:rPr>
+          <w:b/>
+        </w:rPr>
+        <w:t>evidence</w:t>
+      </w:r>
+      <w:r>
+        <w:rPr>
+          <w:b w:val="0"/>
+        </w:rPr>
+        <w:t>-backed in the original case, and which row must remain unknown?.</w:t>
+      </w:r>
+    </w:p>
+    <w:p>
+      <w:pPr>
+        <w:spacing w:line="336" w:lineRule="auto" w:after="180"/>
+      </w:pPr>
+      <w:r>
+        <w:rPr>
+          <w:b w:val="0"/>
+        </w:rPr>
+        <w:t>Return to this week and explain what you changed.</w:t>
+      </w:r>
+    </w:p>
+    <w:p>
+      <w:pPr>
+        <w:spacing w:line="336" w:lineRule="auto" w:after="180"/>
+      </w:pPr>
+      <w:r>
+        <w:rPr>
+          <w:b w:val="0"/>
+        </w:rPr>
+        <w:t xml:space="preserve">Review Confidence Is Not Correctness (ai-1/18). Goal: Distinguish a confidence claim from </w:t>
+      </w:r>
+      <w:r>
+        <w:rPr>
+          <w:b/>
+        </w:rPr>
+        <w:t>evidence</w:t>
+      </w:r>
+      <w:r>
+        <w:rPr>
+          <w:b w:val="0"/>
+        </w:rPr>
+        <w:t xml:space="preserve"> that a </w:t>
+      </w:r>
+      <w:r>
+        <w:rPr>
+          <w:b/>
+        </w:rPr>
+        <w:t>prediction</w:t>
+      </w:r>
+      <w:r>
+        <w:rPr>
+          <w:b w:val="0"/>
+        </w:rPr>
+        <w:t xml:space="preserve"> was correct. Short practice: Was the unknown label guaranteed correct because its confidence was </w:t>
+      </w:r>
+      <w:r>
+        <w:rPr>
+          <w:b/>
+        </w:rPr>
+        <w:t>80%</w:t>
+      </w:r>
+      <w:r>
+        <w:rPr>
+          <w:b w:val="0"/>
+        </w:rPr>
+        <w:t>?.</w:t>
+      </w:r>
+    </w:p>
+    <w:p>
+      <w:pPr>
+        <w:spacing w:line="336" w:lineRule="auto" w:after="180"/>
+      </w:pPr>
+      <w:r>
+        <w:rPr>
+          <w:b w:val="0"/>
+        </w:rPr>
+        <w:t>Return to this week and explain what you changed.</w:t>
       </w:r>
     </w:p>
     <w:p>
@@ -1661,8 +2643,37 @@
       </w:r>
     </w:p>
     <w:p>
-      <w:r>
-        <w:t>Use Download completed work in the hosted lesson to export your answers, reflections, practice feedback and code-run evidence. Open the HTML copy to read or print it. Drafts stay in this browser when storage is available; clear drafts on a shared device.</w:t>
+      <w:pPr>
+        <w:spacing w:line="336" w:lineRule="auto" w:after="180"/>
+      </w:pPr>
+      <w:r>
+        <w:rPr>
+          <w:b w:val="0"/>
+        </w:rPr>
+        <w:t xml:space="preserve">Use Download completed work in the hosted lesson to export your answers, reflections, practice feedback and code-run </w:t>
+      </w:r>
+      <w:r>
+        <w:rPr>
+          <w:b/>
+        </w:rPr>
+        <w:t>evidence</w:t>
+      </w:r>
+      <w:r>
+        <w:rPr>
+          <w:b w:val="0"/>
+        </w:rPr>
+        <w:t>. Open the HTML copy to read or print it.</w:t>
+      </w:r>
+    </w:p>
+    <w:p>
+      <w:pPr>
+        <w:spacing w:line="336" w:lineRule="auto" w:after="180"/>
+      </w:pPr>
+      <w:r>
+        <w:rPr>
+          <w:b w:val="0"/>
+        </w:rPr>
+        <w:t>Drafts stay in this browser when storage is available; clear drafts on a shared device.</w:t>
       </w:r>
     </w:p>
     <w:p>
@@ -1676,6 +2687,775 @@
     <w:p>
       <w:r>
         <w:t>________________________________________________________________</w:t>
+      </w:r>
+    </w:p>
+    <w:p>
+      <w:r>
+        <w:t>________________________________________________________________</w:t>
+      </w:r>
+    </w:p>
+    <w:p>
+      <w:r>
+        <w:t>________________________________________________________________</w:t>
+      </w:r>
+    </w:p>
+    <w:p>
+      <w:r>
+        <w:t>________________________________________________________________</w:t>
+      </w:r>
+    </w:p>
+    <w:p>
+      <w:r>
+        <w:t>________________________________________________________________</w:t>
+      </w:r>
+    </w:p>
+    <w:p>
+      <w:pPr>
+        <w:pStyle w:val="Heading1"/>
+      </w:pPr>
+      <w:r>
+        <w:t>21. Visual concept journey</w:t>
+      </w:r>
+    </w:p>
+    <w:p>
+      <w:r>
+        <w:t>Explain each Privacy by Choosing Less picture from its labels, then record a relevant limit.</w:t>
+      </w:r>
+    </w:p>
+    <w:p>
+      <w:pPr>
+        <w:pStyle w:val="Heading3"/>
+      </w:pPr>
+      <w:r>
+        <w:t>01. Privacy by Choosing Less: the case</w:t>
+      </w:r>
+    </w:p>
+    <w:p>
+      <w:r>
+        <w:drawing>
+          <wp:inline xmlns:a="http://schemas.openxmlformats.org/drawingml/2006/main" xmlns:pic="http://schemas.openxmlformats.org/drawingml/2006/picture">
+            <wp:extent cx="5486400" cy="2990088"/>
+            <wp:docPr id="2" name="Picture 2" descr="A fictional teacher wants to count broken craft tools by type, without contacting borrowers. Supplied facts: Needed output: totals for scissors, ruler and hole-punch repairs. Draft form requests pupil name, birthday, tool type and repair-needed Yes/No. No borrower follow-up is required."/>
+            <wp:cNvGraphicFramePr>
+              <a:graphicFrameLocks noChangeAspect="1"/>
+            </wp:cNvGraphicFramePr>
+            <a:graphic>
+              <a:graphicData uri="http://schemas.openxmlformats.org/drawingml/2006/picture">
+                <pic:pic>
+                  <pic:nvPicPr>
+                    <pic:cNvPr id="0" name="academy-story-ai-1-24-01.png"/>
+                    <pic:cNvPicPr/>
+                  </pic:nvPicPr>
+                  <pic:blipFill>
+                    <a:blip r:embed="rId10"/>
+                    <a:stretch>
+                      <a:fillRect/>
+                    </a:stretch>
+                  </pic:blipFill>
+                  <pic:spPr>
+                    <a:xfrm>
+                      <a:off x="0" y="0"/>
+                      <a:ext cx="5486400" cy="2990088"/>
+                    </a:xfrm>
+                    <a:prstGeom prst="rect"/>
+                  </pic:spPr>
+                </pic:pic>
+              </a:graphicData>
+            </a:graphic>
+          </wp:inline>
+        </w:drawing>
+      </w:r>
+    </w:p>
+    <w:p>
+      <w:pPr>
+        <w:spacing w:line="336" w:lineRule="auto" w:after="180"/>
+      </w:pPr>
+      <w:r>
+        <w:rPr>
+          <w:b w:val="0"/>
+        </w:rPr>
+        <w:t xml:space="preserve">A fictional teacher wants to count broken craft tools by type, without contacting borrowers. Supplied facts: Needed </w:t>
+      </w:r>
+      <w:r>
+        <w:rPr>
+          <w:b/>
+        </w:rPr>
+        <w:t>output</w:t>
+      </w:r>
+      <w:r>
+        <w:rPr>
+          <w:b w:val="0"/>
+        </w:rPr>
+        <w:t>: totals for scissors, ruler and hole-punch repairs.</w:t>
+      </w:r>
+    </w:p>
+    <w:p>
+      <w:pPr>
+        <w:spacing w:line="336" w:lineRule="auto" w:after="180"/>
+      </w:pPr>
+      <w:r>
+        <w:rPr>
+          <w:b w:val="0"/>
+        </w:rPr>
+        <w:t>Draft form requests pupil name, birthday, tool type and repair-needed Yes/No. No borrower follow-up is required.</w:t>
+      </w:r>
+    </w:p>
+    <w:p>
+      <w:pPr>
+        <w:spacing w:line="336" w:lineRule="auto" w:after="180"/>
+        <w:shd w:fill="F5F1FB"/>
+      </w:pPr>
+      <w:r>
+        <w:rPr>
+          <w:b w:val="0"/>
+        </w:rPr>
+        <w:t>Point to the given fact that matters most. Explain why it matters.</w:t>
+      </w:r>
+    </w:p>
+    <w:p>
+      <w:pPr>
+        <w:pStyle w:val="Heading3"/>
+      </w:pPr>
+      <w:r>
+        <w:t>My picture explanation, deciding evidence and one limit</w:t>
+      </w:r>
+    </w:p>
+    <w:p>
+      <w:r>
+        <w:t>________________________________________________________________</w:t>
+      </w:r>
+    </w:p>
+    <w:p>
+      <w:r>
+        <w:t>________________________________________________________________</w:t>
+      </w:r>
+    </w:p>
+    <w:p>
+      <w:r>
+        <w:t>________________________________________________________________</w:t>
+      </w:r>
+    </w:p>
+    <w:p>
+      <w:r>
+        <w:t>________________________________________________________________</w:t>
+      </w:r>
+    </w:p>
+    <w:p>
+      <w:pPr>
+        <w:pStyle w:val="Heading3"/>
+      </w:pPr>
+      <w:r>
+        <w:t>02. Follow the deciding steps</w:t>
+      </w:r>
+    </w:p>
+    <w:p>
+      <w:r>
+        <w:drawing>
+          <wp:inline xmlns:a="http://schemas.openxmlformats.org/drawingml/2006/main" xmlns:pic="http://schemas.openxmlformats.org/drawingml/2006/picture">
+            <wp:extent cx="5486400" cy="4005072"/>
+            <wp:docPr id="3" name="Picture 3" descr="State purpose: Count repairs by tool type, not by person. → Choose fields: Retain tool type and repair-needed status. → Remove excess: Name and birthday are unnecessary for this stated task. → Report totals: Aggregate each tool type’s Yes count; record the authorised retention plan."/>
+            <wp:cNvGraphicFramePr>
+              <a:graphicFrameLocks noChangeAspect="1"/>
+            </wp:cNvGraphicFramePr>
+            <a:graphic>
+              <a:graphicData uri="http://schemas.openxmlformats.org/drawingml/2006/picture">
+                <pic:pic>
+                  <pic:nvPicPr>
+                    <pic:cNvPr id="0" name="academy-story-ai-1-24-02.png"/>
+                    <pic:cNvPicPr/>
+                  </pic:nvPicPr>
+                  <pic:blipFill>
+                    <a:blip r:embed="rId11"/>
+                    <a:stretch>
+                      <a:fillRect/>
+                    </a:stretch>
+                  </pic:blipFill>
+                  <pic:spPr>
+                    <a:xfrm>
+                      <a:off x="0" y="0"/>
+                      <a:ext cx="5486400" cy="4005072"/>
+                    </a:xfrm>
+                    <a:prstGeom prst="rect"/>
+                  </pic:spPr>
+                </pic:pic>
+              </a:graphicData>
+            </a:graphic>
+          </wp:inline>
+        </w:drawing>
+      </w:r>
+    </w:p>
+    <w:p>
+      <w:pPr>
+        <w:spacing w:line="336" w:lineRule="auto" w:after="180"/>
+      </w:pPr>
+      <w:r>
+        <w:rPr>
+          <w:b w:val="0"/>
+        </w:rPr>
+        <w:t xml:space="preserve">State </w:t>
+      </w:r>
+      <w:r>
+        <w:rPr>
+          <w:b/>
+        </w:rPr>
+        <w:t>purpose</w:t>
+      </w:r>
+      <w:r>
+        <w:rPr>
+          <w:b w:val="0"/>
+        </w:rPr>
+        <w:t xml:space="preserve">: Count repairs by tool type, not by person. → Choose fields: Retain tool type and repair-needed status. → Remove excess: Name and birthday are unnecessary for this stated task. → Report totals: Aggregate each tool type’s Yes count; record the authorised </w:t>
+      </w:r>
+      <w:r>
+        <w:rPr>
+          <w:b/>
+        </w:rPr>
+        <w:t>retention</w:t>
+      </w:r>
+      <w:r>
+        <w:rPr>
+          <w:b w:val="0"/>
+        </w:rPr>
+        <w:t xml:space="preserve"> plan.</w:t>
+      </w:r>
+    </w:p>
+    <w:p>
+      <w:pPr>
+        <w:spacing w:line="336" w:lineRule="auto" w:after="180"/>
+        <w:shd w:fill="F5F1FB"/>
+      </w:pPr>
+      <w:r>
+        <w:rPr>
+          <w:b w:val="0"/>
+        </w:rPr>
+        <w:t xml:space="preserve">Point to each numbered stage and explain which recorded </w:t>
+      </w:r>
+      <w:r>
+        <w:rPr>
+          <w:b/>
+        </w:rPr>
+        <w:t>input</w:t>
+      </w:r>
+      <w:r>
+        <w:rPr>
+          <w:b w:val="0"/>
+        </w:rPr>
+        <w:t xml:space="preserve"> it uses.</w:t>
+      </w:r>
+    </w:p>
+    <w:p>
+      <w:pPr>
+        <w:pStyle w:val="Heading3"/>
+      </w:pPr>
+      <w:r>
+        <w:t>My picture explanation, deciding evidence and one limit</w:t>
+      </w:r>
+    </w:p>
+    <w:p>
+      <w:r>
+        <w:t>________________________________________________________________</w:t>
+      </w:r>
+    </w:p>
+    <w:p>
+      <w:r>
+        <w:t>________________________________________________________________</w:t>
+      </w:r>
+    </w:p>
+    <w:p>
+      <w:r>
+        <w:t>________________________________________________________________</w:t>
+      </w:r>
+    </w:p>
+    <w:p>
+      <w:r>
+        <w:t>________________________________________________________________</w:t>
+      </w:r>
+    </w:p>
+    <w:p>
+      <w:pPr>
+        <w:pStyle w:val="Heading3"/>
+      </w:pPr>
+      <w:r>
+        <w:t>03. A small information plan for a fictional vote</w:t>
+      </w:r>
+    </w:p>
+    <w:p>
+      <w:r>
+        <w:drawing>
+          <wp:inline xmlns:a="http://schemas.openxmlformats.org/drawingml/2006/main" xmlns:pic="http://schemas.openxmlformats.org/drawingml/2006/picture">
+            <wp:extent cx="5486400" cy="2923032"/>
+            <wp:docPr id="4" name="Picture 4" descr="A small information plan for a fictional vote. Collect | One topic per slip | No name or address. Count | Teacher totals choices | Keep slips restricted. Share | Three topic totals | No individual choices. Delete | After totals checked | Follow agreed plan"/>
+            <wp:cNvGraphicFramePr>
+              <a:graphicFrameLocks noChangeAspect="1"/>
+            </wp:cNvGraphicFramePr>
+            <a:graphic>
+              <a:graphicData uri="http://schemas.openxmlformats.org/drawingml/2006/picture">
+                <pic:pic>
+                  <pic:nvPicPr>
+                    <pic:cNvPr id="0" name="academy-story-ai-1-24-03.png"/>
+                    <pic:cNvPicPr/>
+                  </pic:nvPicPr>
+                  <pic:blipFill>
+                    <a:blip r:embed="rId12"/>
+                    <a:stretch>
+                      <a:fillRect/>
+                    </a:stretch>
+                  </pic:blipFill>
+                  <pic:spPr>
+                    <a:xfrm>
+                      <a:off x="0" y="0"/>
+                      <a:ext cx="5486400" cy="2923032"/>
+                    </a:xfrm>
+                    <a:prstGeom prst="rect"/>
+                  </pic:spPr>
+                </pic:pic>
+              </a:graphicData>
+            </a:graphic>
+          </wp:inline>
+        </w:drawing>
+      </w:r>
+    </w:p>
+    <w:p>
+      <w:pPr>
+        <w:spacing w:line="336" w:lineRule="auto" w:after="180"/>
+      </w:pPr>
+      <w:r>
+        <w:rPr>
+          <w:b w:val="0"/>
+        </w:rPr>
+        <w:t>A small information plan for a fictional vote. Collect | One topic per slip | No name or address. Count | Teacher totals choices | Keep slips restricted. Share | Three topic totals | No individual choices.</w:t>
+      </w:r>
+    </w:p>
+    <w:p>
+      <w:pPr>
+        <w:spacing w:line="336" w:lineRule="auto" w:after="180"/>
+      </w:pPr>
+      <w:r>
+        <w:rPr>
+          <w:b w:val="0"/>
+        </w:rPr>
+        <w:t>Delete | After totals checked | Follow agreed plan</w:t>
+      </w:r>
+    </w:p>
+    <w:p>
+      <w:pPr>
+        <w:spacing w:line="336" w:lineRule="auto" w:after="180"/>
+        <w:shd w:fill="F5F1FB"/>
+      </w:pPr>
+      <w:r>
+        <w:rPr>
+          <w:b w:val="0"/>
+        </w:rPr>
+        <w:t>Read the labels and values. Explain the relationship the model shows.</w:t>
+      </w:r>
+    </w:p>
+    <w:p>
+      <w:pPr>
+        <w:pStyle w:val="Heading3"/>
+      </w:pPr>
+      <w:r>
+        <w:t>My picture explanation, deciding evidence and one limit</w:t>
+      </w:r>
+    </w:p>
+    <w:p>
+      <w:r>
+        <w:t>________________________________________________________________</w:t>
+      </w:r>
+    </w:p>
+    <w:p>
+      <w:r>
+        <w:t>________________________________________________________________</w:t>
+      </w:r>
+    </w:p>
+    <w:p>
+      <w:r>
+        <w:t>________________________________________________________________</w:t>
+      </w:r>
+    </w:p>
+    <w:p>
+      <w:r>
+        <w:t>________________________________________________________________</w:t>
+      </w:r>
+    </w:p>
+    <w:p>
+      <w:pPr>
+        <w:pStyle w:val="Heading3"/>
+      </w:pPr>
+      <w:r>
+        <w:t>04. Change one thing. Trace what follows.</w:t>
+      </w:r>
+    </w:p>
+    <w:p>
+      <w:r>
+        <w:drawing>
+          <wp:inline xmlns:a="http://schemas.openxmlformats.org/drawingml/2006/main" xmlns:pic="http://schemas.openxmlformats.org/drawingml/2006/picture">
+            <wp:extent cx="5486400" cy="3026664"/>
+            <wp:docPr id="5" name="Picture 5" descr="Original case: Aggregate each tool type’s Yes count; record the authorised retention plan. Changed condition: The teacher adds an authorised task to return one repaired tool to its borrower. Expected result: A minimal contact mechanism may now be needed for that tool. Reason: The purpose changed; reassess necessity rather than restoring every old field."/>
+            <wp:cNvGraphicFramePr>
+              <a:graphicFrameLocks noChangeAspect="1"/>
+            </wp:cNvGraphicFramePr>
+            <a:graphic>
+              <a:graphicData uri="http://schemas.openxmlformats.org/drawingml/2006/picture">
+                <pic:pic>
+                  <pic:nvPicPr>
+                    <pic:cNvPr id="0" name="academy-story-ai-1-24-04.png"/>
+                    <pic:cNvPicPr/>
+                  </pic:nvPicPr>
+                  <pic:blipFill>
+                    <a:blip r:embed="rId13"/>
+                    <a:stretch>
+                      <a:fillRect/>
+                    </a:stretch>
+                  </pic:blipFill>
+                  <pic:spPr>
+                    <a:xfrm>
+                      <a:off x="0" y="0"/>
+                      <a:ext cx="5486400" cy="3026664"/>
+                    </a:xfrm>
+                    <a:prstGeom prst="rect"/>
+                  </pic:spPr>
+                </pic:pic>
+              </a:graphicData>
+            </a:graphic>
+          </wp:inline>
+        </w:drawing>
+      </w:r>
+    </w:p>
+    <w:p>
+      <w:pPr>
+        <w:spacing w:line="336" w:lineRule="auto" w:after="180"/>
+      </w:pPr>
+      <w:r>
+        <w:rPr>
+          <w:b w:val="0"/>
+        </w:rPr>
+        <w:t xml:space="preserve">Original case: Aggregate each tool type’s Yes count; record the authorised </w:t>
+      </w:r>
+      <w:r>
+        <w:rPr>
+          <w:b/>
+        </w:rPr>
+        <w:t>retention</w:t>
+      </w:r>
+      <w:r>
+        <w:rPr>
+          <w:b w:val="0"/>
+        </w:rPr>
+        <w:t xml:space="preserve"> plan. Changed condition: The teacher adds an authorised task to return one repaired tool to its borrower.</w:t>
+      </w:r>
+    </w:p>
+    <w:p>
+      <w:pPr>
+        <w:spacing w:line="336" w:lineRule="auto" w:after="180"/>
+      </w:pPr>
+      <w:r>
+        <w:rPr>
+          <w:b w:val="0"/>
+        </w:rPr>
+        <w:t xml:space="preserve">Expected result: A minimal contact </w:t>
+      </w:r>
+      <w:r>
+        <w:rPr>
+          <w:b/>
+        </w:rPr>
+        <w:t>mechanism</w:t>
+      </w:r>
+      <w:r>
+        <w:rPr>
+          <w:b w:val="0"/>
+        </w:rPr>
+        <w:t xml:space="preserve"> may now be needed for that tool. Reason: The </w:t>
+      </w:r>
+      <w:r>
+        <w:rPr>
+          <w:b/>
+        </w:rPr>
+        <w:t>purpose</w:t>
+      </w:r>
+      <w:r>
+        <w:rPr>
+          <w:b w:val="0"/>
+        </w:rPr>
+        <w:t xml:space="preserve"> changed; reassess necessity rather than restoring every old field.</w:t>
+      </w:r>
+    </w:p>
+    <w:p>
+      <w:pPr>
+        <w:spacing w:line="336" w:lineRule="auto" w:after="180"/>
+        <w:shd w:fill="F5F1FB"/>
+      </w:pPr>
+      <w:r>
+        <w:rPr>
+          <w:b w:val="0"/>
+        </w:rPr>
+        <w:t>Predict before checking the worked changed-case result. Name what changed and what the supplied facts allow you to conclude.</w:t>
+      </w:r>
+    </w:p>
+    <w:p>
+      <w:pPr>
+        <w:pStyle w:val="Heading3"/>
+      </w:pPr>
+      <w:r>
+        <w:t>My picture explanation, deciding evidence and one limit</w:t>
+      </w:r>
+    </w:p>
+    <w:p>
+      <w:r>
+        <w:t>________________________________________________________________</w:t>
+      </w:r>
+    </w:p>
+    <w:p>
+      <w:r>
+        <w:t>________________________________________________________________</w:t>
+      </w:r>
+    </w:p>
+    <w:p>
+      <w:r>
+        <w:t>________________________________________________________________</w:t>
+      </w:r>
+    </w:p>
+    <w:p>
+      <w:r>
+        <w:t>________________________________________________________________</w:t>
+      </w:r>
+    </w:p>
+    <w:p>
+      <w:pPr>
+        <w:pStyle w:val="Heading3"/>
+      </w:pPr>
+      <w:r>
+        <w:t>05. Connect the explanation to its limit</w:t>
+      </w:r>
+    </w:p>
+    <w:p>
+      <w:r>
+        <w:drawing>
+          <wp:inline xmlns:a="http://schemas.openxmlformats.org/drawingml/2006/main" xmlns:pic="http://schemas.openxmlformats.org/drawingml/2006/picture">
+            <wp:extent cx="5486400" cy="2834640"/>
+            <wp:docPr id="6" name="Picture 6" descr="A field is justified by what the task needs to do, not by whether it might become useful someday. Names and birthdays do not help these repair totals. Replacing names with codes still leaves linked personal records if someone keeps a name-code key; collecting less can remove the need for that link entirely. Limit: Removing these fields is not a universal guarantee of anonymity or permission to collect other identifying combinations."/>
+            <wp:cNvGraphicFramePr>
+              <a:graphicFrameLocks noChangeAspect="1"/>
+            </wp:cNvGraphicFramePr>
+            <a:graphic>
+              <a:graphicData uri="http://schemas.openxmlformats.org/drawingml/2006/picture">
+                <pic:pic>
+                  <pic:nvPicPr>
+                    <pic:cNvPr id="0" name="academy-story-ai-1-24-05.png"/>
+                    <pic:cNvPicPr/>
+                  </pic:nvPicPr>
+                  <pic:blipFill>
+                    <a:blip r:embed="rId14"/>
+                    <a:stretch>
+                      <a:fillRect/>
+                    </a:stretch>
+                  </pic:blipFill>
+                  <pic:spPr>
+                    <a:xfrm>
+                      <a:off x="0" y="0"/>
+                      <a:ext cx="5486400" cy="2834640"/>
+                    </a:xfrm>
+                    <a:prstGeom prst="rect"/>
+                  </pic:spPr>
+                </pic:pic>
+              </a:graphicData>
+            </a:graphic>
+          </wp:inline>
+        </w:drawing>
+      </w:r>
+    </w:p>
+    <w:p>
+      <w:pPr>
+        <w:spacing w:line="336" w:lineRule="auto" w:after="180"/>
+      </w:pPr>
+      <w:r>
+        <w:rPr>
+          <w:b w:val="0"/>
+        </w:rPr>
+        <w:t>A field is justified by what the task needs to do, not by whether it might become useful someday. Names and birthdays do not help these repair totals.</w:t>
+      </w:r>
+    </w:p>
+    <w:p>
+      <w:pPr>
+        <w:spacing w:line="336" w:lineRule="auto" w:after="180"/>
+      </w:pPr>
+      <w:r>
+        <w:rPr>
+          <w:b w:val="0"/>
+        </w:rPr>
+        <w:t>Replacing names with codes still leaves linked personal records if someone keeps a name-code key; collecting less can remove the need for that link entirely.</w:t>
+      </w:r>
+    </w:p>
+    <w:p>
+      <w:pPr>
+        <w:spacing w:line="336" w:lineRule="auto" w:after="180"/>
+      </w:pPr>
+      <w:r>
+        <w:rPr>
+          <w:b w:val="0"/>
+        </w:rPr>
+        <w:t>Limit: Removing these fields is not a universal guarantee of anonymity or permission to collect other identifying combinations.</w:t>
+      </w:r>
+    </w:p>
+    <w:p>
+      <w:pPr>
+        <w:spacing w:line="336" w:lineRule="auto" w:after="180"/>
+        <w:shd w:fill="F5F1FB"/>
+      </w:pPr>
+      <w:r>
+        <w:rPr>
+          <w:b w:val="0"/>
+        </w:rPr>
+        <w:t>Explain the case, then point to a limit on the claim.</w:t>
+      </w:r>
+    </w:p>
+    <w:p>
+      <w:pPr>
+        <w:pStyle w:val="Heading3"/>
+      </w:pPr>
+      <w:r>
+        <w:t>My picture explanation, deciding evidence and one limit</w:t>
+      </w:r>
+    </w:p>
+    <w:p>
+      <w:r>
+        <w:t>________________________________________________________________</w:t>
+      </w:r>
+    </w:p>
+    <w:p>
+      <w:r>
+        <w:t>________________________________________________________________</w:t>
+      </w:r>
+    </w:p>
+    <w:p>
+      <w:r>
+        <w:t>________________________________________________________________</w:t>
+      </w:r>
+    </w:p>
+    <w:p>
+      <w:r>
+        <w:t>________________________________________________________________</w:t>
+      </w:r>
+    </w:p>
+    <w:p>
+      <w:pPr>
+        <w:pStyle w:val="Heading3"/>
+      </w:pPr>
+      <w:r>
+        <w:t>06. Make the idea visible in your project</w:t>
+      </w:r>
+    </w:p>
+    <w:p>
+      <w:r>
+        <w:drawing>
+          <wp:inline xmlns:a="http://schemas.openxmlformats.org/drawingml/2006/main" xmlns:pic="http://schemas.openxmlformats.org/drawingml/2006/picture">
+            <wp:extent cx="5486400" cy="3380232"/>
+            <wp:docPr id="7" name="Picture 7" descr="Write the sorter’s purpose, necessary fields, access rules and deletion point before collecting any real classroom information. Draw your input, deciding step, result and limit. Supported question: For the original task, does adding an anonymous-looking pupil code improve the repair count?"/>
+            <wp:cNvGraphicFramePr>
+              <a:graphicFrameLocks noChangeAspect="1"/>
+            </wp:cNvGraphicFramePr>
+            <a:graphic>
+              <a:graphicData uri="http://schemas.openxmlformats.org/drawingml/2006/picture">
+                <pic:pic>
+                  <pic:nvPicPr>
+                    <pic:cNvPr id="0" name="academy-story-ai-1-24-06.png"/>
+                    <pic:cNvPicPr/>
+                  </pic:nvPicPr>
+                  <pic:blipFill>
+                    <a:blip r:embed="rId15"/>
+                    <a:stretch>
+                      <a:fillRect/>
+                    </a:stretch>
+                  </pic:blipFill>
+                  <pic:spPr>
+                    <a:xfrm>
+                      <a:off x="0" y="0"/>
+                      <a:ext cx="5486400" cy="3380232"/>
+                    </a:xfrm>
+                    <a:prstGeom prst="rect"/>
+                  </pic:spPr>
+                </pic:pic>
+              </a:graphicData>
+            </a:graphic>
+          </wp:inline>
+        </w:drawing>
+      </w:r>
+    </w:p>
+    <w:p>
+      <w:pPr>
+        <w:spacing w:line="336" w:lineRule="auto" w:after="180"/>
+      </w:pPr>
+      <w:r>
+        <w:rPr>
+          <w:b w:val="0"/>
+        </w:rPr>
+        <w:t xml:space="preserve">Write the sorter’s </w:t>
+      </w:r>
+      <w:r>
+        <w:rPr>
+          <w:b/>
+        </w:rPr>
+        <w:t>purpose</w:t>
+      </w:r>
+      <w:r>
+        <w:rPr>
+          <w:b w:val="0"/>
+        </w:rPr>
+        <w:t xml:space="preserve">, necessary fields, access rules and deletion point before collecting any real classroom information. Draw your </w:t>
+      </w:r>
+      <w:r>
+        <w:rPr>
+          <w:b/>
+        </w:rPr>
+        <w:t>input</w:t>
+      </w:r>
+      <w:r>
+        <w:rPr>
+          <w:b w:val="0"/>
+        </w:rPr>
+        <w:t>, deciding step, result and limit.</w:t>
+      </w:r>
+    </w:p>
+    <w:p>
+      <w:pPr>
+        <w:spacing w:line="336" w:lineRule="auto" w:after="180"/>
+      </w:pPr>
+      <w:r>
+        <w:rPr>
+          <w:b w:val="0"/>
+        </w:rPr>
+        <w:t>Supported question: For the original task, does adding an anonymous-looking pupil code improve the repair count?</w:t>
+      </w:r>
+    </w:p>
+    <w:p>
+      <w:pPr>
+        <w:spacing w:line="336" w:lineRule="auto" w:after="180"/>
+        <w:shd w:fill="F5F1FB"/>
+      </w:pPr>
+      <w:r>
+        <w:rPr>
+          <w:b w:val="0"/>
+        </w:rPr>
+        <w:t xml:space="preserve">Draw your project trace and justify the deciding step using </w:t>
+      </w:r>
+      <w:r>
+        <w:rPr>
+          <w:b/>
+        </w:rPr>
+        <w:t>evidence</w:t>
+      </w:r>
+      <w:r>
+        <w:rPr>
+          <w:b w:val="0"/>
+        </w:rPr>
+        <w:t>.</w:t>
+      </w:r>
+    </w:p>
+    <w:p>
+      <w:pPr>
+        <w:pStyle w:val="Heading3"/>
+      </w:pPr>
+      <w:r>
+        <w:t>My picture explanation, deciding evidence and one limit</w:t>
       </w:r>
     </w:p>
     <w:p>

--- a/downloads/workbook/ai-1-week-24.docx
+++ b/downloads/workbook/ai-1-week-24.docx
@@ -25,50 +25,208 @@
         <w:pStyle w:val="Heading1"/>
       </w:pPr>
       <w:r>
-        <w:t>01. Recall and choose your starting point</w:t>
-      </w:r>
-    </w:p>
-    <w:p>
-      <w:r>
-        <w:t>Record your starting explanation for Privacy by Choosing Less before opening notes. Show any later correction separately.</w:t>
-      </w:r>
-    </w:p>
-    <w:p>
-      <w:pPr>
-        <w:spacing w:line="336" w:lineRule="auto" w:after="180"/>
-      </w:pPr>
-      <w:r>
-        <w:rPr>
-          <w:b w:val="0"/>
-        </w:rPr>
+        <w:t>One connected minimal-data design.</w:t>
+      </w:r>
+    </w:p>
+    <w:p>
+      <w:r>
+        <w:t>Redesign the workshop form, challenge anonymity claims, share limited totals and complete the independent library plan.</w:t>
+      </w:r>
+    </w:p>
+    <w:p>
+      <w:r>
+        <w:t>Keep purpose, necessary fields, audience and retention together.</w:t>
+      </w:r>
+    </w:p>
+    <w:p>
+      <w:pPr>
+        <w:pStyle w:val="Heading1"/>
+      </w:pPr>
+      <w:r>
+        <w:t>01. Recall: reconnect earlier ideas</w:t>
+      </w:r>
+    </w:p>
+    <w:p>
+      <w:r>
+        <w:t>Retrieve before opening notes.</w:t>
+      </w:r>
+    </w:p>
+    <w:p>
+      <w:pPr>
+        <w:pStyle w:val="Heading2"/>
+      </w:pPr>
+      <w:r>
+        <w:t>Retrieve and explain</w:t>
+      </w:r>
+    </w:p>
+    <w:p>
+      <w:pPr>
+        <w:pStyle w:val="ListBullet"/>
+      </w:pPr>
+      <w:r>
         <w:t>Try the recall before opening notes. Then use a different colour or a labelled second line to correct your explanation.</w:t>
       </w:r>
     </w:p>
     <w:p>
       <w:pPr>
+        <w:pStyle w:val="ListBullet"/>
+      </w:pPr>
+      <w:r>
+        <w:t>Without opening the old lesson, explain one key idea from Fair for Whom?. Give an example and a mistake that the idea helps you avoid.</w:t>
+      </w:r>
+    </w:p>
+    <w:p>
+      <w:pPr>
         <w:pStyle w:val="Heading3"/>
       </w:pPr>
       <w:r>
+        <w:t>My remembered idea, example and correction</w:t>
+      </w:r>
+    </w:p>
+    <w:p>
+      <w:r>
+        <w:t>________________________________________________________________</w:t>
+      </w:r>
+    </w:p>
+    <w:p>
+      <w:r>
+        <w:t>________________________________________________________________</w:t>
+      </w:r>
+    </w:p>
+    <w:p>
+      <w:r>
+        <w:t>________________________________________________________________</w:t>
+      </w:r>
+    </w:p>
+    <w:p>
+      <w:pPr>
+        <w:pStyle w:val="ListBullet"/>
+      </w:pPr>
+      <w:r>
+        <w:t>Without opening the old lesson, explain one key idea from Good Data, Bad Data. Give an example and a mistake that the idea helps you avoid.</w:t>
+      </w:r>
+    </w:p>
+    <w:p>
+      <w:pPr>
+        <w:pStyle w:val="Heading3"/>
+      </w:pPr>
+      <w:r>
+        <w:t>My remembered idea, example and correction</w:t>
+      </w:r>
+    </w:p>
+    <w:p>
+      <w:r>
+        <w:t>________________________________________________________________</w:t>
+      </w:r>
+    </w:p>
+    <w:p>
+      <w:r>
+        <w:t>________________________________________________________________</w:t>
+      </w:r>
+    </w:p>
+    <w:p>
+      <w:r>
+        <w:t>________________________________________________________________</w:t>
+      </w:r>
+    </w:p>
+    <w:p>
+      <w:pPr>
+        <w:pStyle w:val="ListBullet"/>
+      </w:pPr>
+      <w:r>
+        <w:t>Without opening the old lesson, explain one key idea from Confidence Is Not Correctness. Give an example and a mistake that the idea helps you avoid.</w:t>
+      </w:r>
+    </w:p>
+    <w:p>
+      <w:pPr>
+        <w:pStyle w:val="Heading3"/>
+      </w:pPr>
+      <w:r>
+        <w:t>My remembered idea, example and correction</w:t>
+      </w:r>
+    </w:p>
+    <w:p>
+      <w:r>
+        <w:t>________________________________________________________________</w:t>
+      </w:r>
+    </w:p>
+    <w:p>
+      <w:r>
+        <w:t>________________________________________________________________</w:t>
+      </w:r>
+    </w:p>
+    <w:p>
+      <w:r>
+        <w:t>________________________________________________________________</w:t>
+      </w:r>
+    </w:p>
+    <w:p>
+      <w:pPr>
+        <w:pStyle w:val="Heading2"/>
+      </w:pPr>
+      <w:r>
+        <w:t>Earlier wording, alternatives and picture transcripts · reference / check after trying</w:t>
+      </w:r>
+    </w:p>
+    <w:p>
+      <w:pPr>
+        <w:pStyle w:val="Heading3"/>
+      </w:pPr>
+      <w:r>
         <w:t>Fair for Whom?</w:t>
       </w:r>
     </w:p>
     <w:p>
       <w:pPr>
-        <w:spacing w:line="336" w:lineRule="auto" w:after="180"/>
-      </w:pPr>
-      <w:r>
-        <w:rPr>
-          <w:b w:val="0"/>
-        </w:rPr>
-        <w:t>Without opening the old lesson, explain one key idea from Fair for Whom?. Give an example and a mistake that the idea helps you avoid.</w:t>
-      </w:r>
-    </w:p>
-    <w:p>
-      <w:pPr>
         <w:pStyle w:val="Heading3"/>
       </w:pPr>
       <w:r>
-        <w:t>My remembered idea, example and correction</w:t>
+        <w:t>Good Data, Bad Data</w:t>
+      </w:r>
+    </w:p>
+    <w:p>
+      <w:pPr>
+        <w:pStyle w:val="Heading3"/>
+      </w:pPr>
+      <w:r>
+        <w:t>Confidence Is Not Correctness</w:t>
+      </w:r>
+    </w:p>
+    <w:p>
+      <w:pPr>
+        <w:pStyle w:val="Heading1"/>
+      </w:pPr>
+      <w:r>
+        <w:t>12. W1 · Minimise the workshop-vote form</w:t>
+      </w:r>
+    </w:p>
+    <w:p>
+      <w:r>
+        <w:t>Remove unnecessary fields before collection rather than promising to ignore them.</w:t>
+      </w:r>
+    </w:p>
+    <w:p>
+      <w:pPr>
+        <w:pStyle w:val="Heading2"/>
+      </w:pPr>
+      <w:r>
+        <w:t>Your evidence record</w:t>
+      </w:r>
+    </w:p>
+    <w:p>
+      <w:pPr>
+        <w:pStyle w:val="ListBullet"/>
+      </w:pPr>
+      <w:r>
+        <w:t>The fictional workshop vote asks for name, full date of birth, address, photograph and topic choice. Its only purpose is to count votes for drawing, music and coding. State which field to keep, which to remove and why. Explain why collecting the extra fields first is different from never collecting them.</w:t>
+      </w:r>
+    </w:p>
+    <w:p>
+      <w:pPr>
+        <w:pStyle w:val="Heading3"/>
+      </w:pPr>
+      <w:r>
+        <w:t>My reasoning and evidence</w:t>
       </w:r>
     </w:p>
     <w:p>
@@ -87,22 +245,114 @@
       </w:r>
     </w:p>
     <w:p>
+      <w:r>
+        <w:t>________________________________________________________________</w:t>
+      </w:r>
+    </w:p>
+    <w:p>
+      <w:r>
+        <w:t>________________________________________________________________</w:t>
+      </w:r>
+    </w:p>
+    <w:p>
+      <w:r>
+        <w:t>________________________________________________________________</w:t>
+      </w:r>
+    </w:p>
+    <w:p>
+      <w:pPr>
+        <w:pStyle w:val="Heading1"/>
+      </w:pPr>
+      <w:r>
+        <w:t>13. W2 · Challenge the anonymous-record claim</w:t>
+      </w:r>
+    </w:p>
+    <w:p>
+      <w:r>
+        <w:t>Explain how a key or photograph can preserve identifiability.</w:t>
+      </w:r>
+    </w:p>
+    <w:p>
+      <w:pPr>
+        <w:pStyle w:val="Heading2"/>
+      </w:pPr>
+      <w:r>
+        <w:t>Your evidence record</w:t>
+      </w:r>
+    </w:p>
+    <w:p>
+      <w:pPr>
+        <w:pStyle w:val="ListBullet"/>
+      </w:pPr>
+      <w:r>
+        <w:t>A teacher replaces names with codes and keeps a separate code-to-name key. A pupil calls the records anonymous. Explain the problem. Then explain why removing names while leaving photographs would not settle the question either.</w:t>
+      </w:r>
+    </w:p>
+    <w:p>
       <w:pPr>
         <w:pStyle w:val="Heading3"/>
       </w:pPr>
       <w:r>
-        <w:t>Good Data, Bad Data</w:t>
-      </w:r>
-    </w:p>
-    <w:p>
-      <w:pPr>
-        <w:spacing w:line="336" w:lineRule="auto" w:after="180"/>
-      </w:pPr>
-      <w:r>
-        <w:rPr>
-          <w:b w:val="0"/>
-        </w:rPr>
-        <w:t>Without opening the old lesson, explain one key idea from Good Data, Bad Data. Give an example and a mistake that the idea helps you avoid.</w:t>
+        <w:t>My reasoning and evidence</w:t>
+      </w:r>
+    </w:p>
+    <w:p>
+      <w:r>
+        <w:t>________________________________________________________________</w:t>
+      </w:r>
+    </w:p>
+    <w:p>
+      <w:r>
+        <w:t>________________________________________________________________</w:t>
+      </w:r>
+    </w:p>
+    <w:p>
+      <w:r>
+        <w:t>________________________________________________________________</w:t>
+      </w:r>
+    </w:p>
+    <w:p>
+      <w:r>
+        <w:t>________________________________________________________________</w:t>
+      </w:r>
+    </w:p>
+    <w:p>
+      <w:r>
+        <w:t>________________________________________________________________</w:t>
+      </w:r>
+    </w:p>
+    <w:p>
+      <w:r>
+        <w:t>________________________________________________________________</w:t>
+      </w:r>
+    </w:p>
+    <w:p>
+      <w:pPr>
+        <w:pStyle w:val="Heading1"/>
+      </w:pPr>
+      <w:r>
+        <w:t>14. W3 · Share the needed result with less exposure</w:t>
+      </w:r>
+    </w:p>
+    <w:p>
+      <w:r>
+        <w:t>Check the counts without publishing individual slips.</w:t>
+      </w:r>
+    </w:p>
+    <w:p>
+      <w:pPr>
+        <w:pStyle w:val="Heading2"/>
+      </w:pPr>
+      <w:r>
+        <w:t>Your evidence record</w:t>
+      </w:r>
+    </w:p>
+    <w:p>
+      <w:pPr>
+        <w:pStyle w:val="ListBullet"/>
+      </w:pPr>
+      <w:r>
+        <w:t>The fictional class has drawing 8, music 7 and coding 5. Write the result needed to choose a workshop. A pupil suggests posting every vote slip online as proof. Explain a lower-exposure way to check and share the result. Why can a total about a one-person club still reveal a choice?</w:t>
       </w:r>
     </w:p>
     <w:p>
@@ -110,7 +360,7 @@
         <w:pStyle w:val="Heading3"/>
       </w:pPr>
       <w:r>
-        <w:t>My remembered idea, example and correction</w:t>
+        <w:t>My reasoning and evidence</w:t>
       </w:r>
     </w:p>
     <w:p>
@@ -129,33 +379,6 @@
       </w:r>
     </w:p>
     <w:p>
-      <w:pPr>
-        <w:pStyle w:val="Heading3"/>
-      </w:pPr>
-      <w:r>
-        <w:t>Confidence Is Not Correctness</w:t>
-      </w:r>
-    </w:p>
-    <w:p>
-      <w:pPr>
-        <w:spacing w:line="336" w:lineRule="auto" w:after="180"/>
-      </w:pPr>
-      <w:r>
-        <w:rPr>
-          <w:b w:val="0"/>
-        </w:rPr>
-        <w:t>Without opening the old lesson, explain one key idea from Confidence Is Not Correctness. Give an example and a mistake that the idea helps you avoid.</w:t>
-      </w:r>
-    </w:p>
-    <w:p>
-      <w:pPr>
-        <w:pStyle w:val="Heading3"/>
-      </w:pPr>
-      <w:r>
-        <w:t>My remembered idea, example and correction</w:t>
-      </w:r>
-    </w:p>
-    <w:p>
       <w:r>
         <w:t>________________________________________________________________</w:t>
       </w:r>
@@ -175,270 +398,20 @@
         <w:pStyle w:val="Heading1"/>
       </w:pPr>
       <w:r>
-        <w:t>02. Practise with fading help</w:t>
-      </w:r>
-    </w:p>
-    <w:p>
-      <w:r>
-        <w:t>Complete the supported Privacy by Choosing Less trace and record the first step you can explain without help.</w:t>
-      </w:r>
-    </w:p>
-    <w:p>
-      <w:pPr>
-        <w:spacing w:line="336" w:lineRule="auto" w:after="180"/>
-      </w:pPr>
-      <w:r>
-        <w:rPr>
-          <w:b w:val="0"/>
-        </w:rPr>
-        <w:t xml:space="preserve">Use W2: Challenge a claim of anonymity for </w:t>
-      </w:r>
-      <w:r>
-        <w:rPr>
-          <w:b/>
-        </w:rPr>
-        <w:t>Privacy</w:t>
-      </w:r>
-      <w:r>
-        <w:rPr>
-          <w:b w:val="0"/>
-        </w:rPr>
-        <w:t xml:space="preserve"> and </w:t>
-      </w:r>
-      <w:r>
-        <w:rPr>
-          <w:b/>
-        </w:rPr>
-        <w:t>data minimisation</w:t>
-      </w:r>
-      <w:r>
-        <w:rPr>
-          <w:b w:val="0"/>
-        </w:rPr>
-        <w:t>. Record the answer once; the lesson and workbook refer to the same attempt.</w:t>
-      </w:r>
-    </w:p>
-    <w:tbl>
-      <w:tblPr>
-        <w:tblStyle w:val="LightShading-Accent1"/>
-        <w:tblW w:type="auto" w:w="0"/>
-        <w:tblLook w:firstColumn="1" w:firstRow="1" w:lastColumn="0" w:lastRow="0" w:noHBand="0" w:noVBand="1" w:val="04A0"/>
-      </w:tblPr>
-      <w:tblGrid>
-        <w:gridCol w:w="2556"/>
-        <w:gridCol w:w="2556"/>
-        <w:gridCol w:w="2556"/>
-        <w:gridCol w:w="2556"/>
-      </w:tblGrid>
-      <w:tr>
-        <w:trPr>
-          <w:tblHeader/>
-        </w:trPr>
-        <w:tc>
-          <w:tcPr>
-            <w:tcW w:type="dxa" w:w="2556"/>
-          </w:tcPr>
-          <w:p>
-            <w:r>
-              <w:t>Given inputs</w:t>
-            </w:r>
-          </w:p>
-        </w:tc>
-        <w:tc>
-          <w:tcPr>
-            <w:tcW w:type="dxa" w:w="2556"/>
-          </w:tcPr>
-          <w:p>
-            <w:r>
-              <w:t>Procedure I chose</w:t>
-            </w:r>
-          </w:p>
-        </w:tc>
-        <w:tc>
-          <w:tcPr>
-            <w:tcW w:type="dxa" w:w="2556"/>
-          </w:tcPr>
-          <w:p>
-            <w:r>
-              <w:t>Middle steps</w:t>
-            </w:r>
-          </w:p>
-        </w:tc>
-        <w:tc>
-          <w:tcPr>
-            <w:tcW w:type="dxa" w:w="2556"/>
-          </w:tcPr>
-          <w:p>
-            <w:r>
-              <w:t>Result and check</w:t>
-            </w:r>
-          </w:p>
-        </w:tc>
-      </w:tr>
-      <w:tr>
-        <w:tc>
-          <w:tcPr>
-            <w:tcW w:type="dxa" w:w="2556"/>
-          </w:tcPr>
-          <w:p>
-            <w:r/>
-          </w:p>
-        </w:tc>
-        <w:tc>
-          <w:tcPr>
-            <w:tcW w:type="dxa" w:w="2556"/>
-          </w:tcPr>
-          <w:p>
-            <w:r/>
-          </w:p>
-        </w:tc>
-        <w:tc>
-          <w:tcPr>
-            <w:tcW w:type="dxa" w:w="2556"/>
-          </w:tcPr>
-          <w:p>
-            <w:r/>
-          </w:p>
-        </w:tc>
-        <w:tc>
-          <w:tcPr>
-            <w:tcW w:type="dxa" w:w="2556"/>
-          </w:tcPr>
-          <w:p>
-            <w:r/>
-          </w:p>
-        </w:tc>
-      </w:tr>
-    </w:tbl>
-    <w:p>
-      <w:pPr>
-        <w:pStyle w:val="Heading3"/>
-      </w:pPr>
-      <w:r>
-        <w:t>The step I completed without help, and the hint I needed</w:t>
-      </w:r>
-    </w:p>
-    <w:p>
-      <w:r>
-        <w:t>________________________________________________________________</w:t>
-      </w:r>
-    </w:p>
-    <w:p>
-      <w:r>
-        <w:t>________________________________________________________________</w:t>
-      </w:r>
-    </w:p>
-    <w:p>
-      <w:r>
-        <w:t>________________________________________________________________</w:t>
-      </w:r>
-    </w:p>
-    <w:p>
-      <w:pPr>
-        <w:pStyle w:val="Heading1"/>
-      </w:pPr>
-      <w:r>
-        <w:t>03. Individual reasoning check</w:t>
-      </w:r>
-    </w:p>
-    <w:p>
-      <w:r>
-        <w:t>Check the proposed Privacy by Choosing Less explanation against the supplied facts before discussing it.</w:t>
-      </w:r>
-    </w:p>
-    <w:p>
-      <w:pPr>
-        <w:spacing w:line="336" w:lineRule="auto" w:after="180"/>
-      </w:pPr>
-      <w:r>
-        <w:rPr>
-          <w:b w:val="0"/>
-        </w:rPr>
-        <w:t xml:space="preserve">Use the worked case for </w:t>
-      </w:r>
-      <w:r>
-        <w:rPr>
-          <w:b/>
-        </w:rPr>
-        <w:t>Privacy</w:t>
-      </w:r>
-      <w:r>
-        <w:rPr>
-          <w:b w:val="0"/>
-        </w:rPr>
-        <w:t xml:space="preserve"> and </w:t>
-      </w:r>
-      <w:r>
-        <w:rPr>
-          <w:b/>
-        </w:rPr>
-        <w:t>data minimisation</w:t>
-      </w:r>
-      <w:r>
-        <w:rPr>
-          <w:b w:val="0"/>
-        </w:rPr>
-        <w:t>. Proposed explanation: “More data always improves a task”. Decide whether this explanation is supported.</w:t>
-      </w:r>
-    </w:p>
-    <w:p>
-      <w:pPr>
-        <w:spacing w:line="336" w:lineRule="auto" w:after="180"/>
-      </w:pPr>
-      <w:r>
-        <w:rPr>
-          <w:b w:val="0"/>
-        </w:rPr>
-        <w:t>Point to the step or supplied fact that decides; explain your repair if needed.</w:t>
-      </w:r>
-    </w:p>
-    <w:p>
-      <w:pPr>
-        <w:pStyle w:val="Heading3"/>
-      </w:pPr>
-      <w:r>
-        <w:t>My explanation before partner discussion</w:t>
-      </w:r>
-    </w:p>
-    <w:p>
-      <w:r>
-        <w:t>________________________________________________________________</w:t>
-      </w:r>
-    </w:p>
-    <w:p>
-      <w:r>
-        <w:t>________________________________________________________________</w:t>
-      </w:r>
-    </w:p>
-    <w:p>
-      <w:r>
-        <w:t>________________________________________________________________</w:t>
-      </w:r>
-    </w:p>
-    <w:p>
-      <w:r>
-        <w:t>________________________________________________________________</w:t>
-      </w:r>
-    </w:p>
-    <w:p>
-      <w:pPr>
-        <w:pStyle w:val="Heading1"/>
-      </w:pPr>
-      <w:r>
-        <w:t>04. Independent transfer case</w:t>
-      </w:r>
-    </w:p>
-    <w:p>
-      <w:r>
-        <w:t>Write one first attempt at the reserved independent case before feedback. Repeated copies of that case refer to the same recorded attempt.</w:t>
-      </w:r>
-    </w:p>
-    <w:p>
-      <w:pPr>
-        <w:pStyle w:val="Heading3"/>
-      </w:pPr>
-      <w:r>
-        <w:t>Independent case: Design a different minimal-data task</w:t>
+        <w:t>04. W4 · Design a different minimal-data task</w:t>
+      </w:r>
+    </w:p>
+    <w:p>
+      <w:r>
+        <w:t>Keep one first attempt before hints or feedback.</w:t>
+      </w:r>
+    </w:p>
+    <w:p>
+      <w:pPr>
+        <w:pStyle w:val="Heading2"/>
+      </w:pPr>
+      <w:r>
+        <w:t>Read and explain independently</w:t>
       </w:r>
     </w:p>
     <w:p>
@@ -531,6 +504,14 @@
     </w:p>
     <w:p>
       <w:pPr>
+        <w:pStyle w:val="Heading2"/>
+      </w:pPr>
+      <w:r>
+        <w:t>Keep a fair record</w:t>
+      </w:r>
+    </w:p>
+    <w:p>
+      <w:pPr>
         <w:spacing w:line="336" w:lineRule="auto" w:after="180"/>
       </w:pPr>
       <w:r>
@@ -542,15 +523,106 @@
     </w:p>
     <w:p>
       <w:pPr>
+        <w:pStyle w:val="Heading2"/>
+      </w:pPr>
+      <w:r>
+        <w:t>Earlier wording, alternatives and picture transcripts · reference / check after trying</w:t>
+      </w:r>
+    </w:p>
+    <w:p>
+      <w:pPr>
+        <w:pStyle w:val="Heading3"/>
+      </w:pPr>
+      <w:r>
+        <w:t>Independent case: Design a different minimal-data task</w:t>
+      </w:r>
+    </w:p>
+    <w:p>
+      <w:pPr>
         <w:pStyle w:val="Heading1"/>
       </w:pPr>
       <w:r>
-        <w:t>05. Your learning target</w:t>
-      </w:r>
-    </w:p>
-    <w:p>
-      <w:r>
-        <w:t>Connect the Privacy by Choosing Less target to a trace and a justified conclusion.</w:t>
+        <w:t>16. W5 · Review an upload after your library plan</w:t>
+      </w:r>
+    </w:p>
+    <w:p>
+      <w:r>
+        <w:t>Use smaller fictional inputs or paper arithmetic and explain a first response to accidental sharing.</w:t>
+      </w:r>
+    </w:p>
+    <w:p>
+      <w:pPr>
+        <w:pStyle w:val="Heading2"/>
+      </w:pPr>
+      <w:r>
+        <w:t>Your evidence record</w:t>
+      </w:r>
+    </w:p>
+    <w:p>
+      <w:pPr>
+        <w:pStyle w:val="ListBullet"/>
+      </w:pPr>
+      <w:r>
+        <w:t>Someone plans to upload the library repair sheet with borrower details to an unapproved AI tool to add three totals. Explain a smaller-input alternative and a no-upload method. If the sheet was already shared, state a suitable first response and one claim you must not make about deleting it.</w:t>
+      </w:r>
+    </w:p>
+    <w:p>
+      <w:pPr>
+        <w:pStyle w:val="Heading3"/>
+      </w:pPr>
+      <w:r>
+        <w:t>My reasoning and evidence</w:t>
+      </w:r>
+    </w:p>
+    <w:p>
+      <w:r>
+        <w:t>________________________________________________________________</w:t>
+      </w:r>
+    </w:p>
+    <w:p>
+      <w:r>
+        <w:t>________________________________________________________________</w:t>
+      </w:r>
+    </w:p>
+    <w:p>
+      <w:r>
+        <w:t>________________________________________________________________</w:t>
+      </w:r>
+    </w:p>
+    <w:p>
+      <w:r>
+        <w:t>________________________________________________________________</w:t>
+      </w:r>
+    </w:p>
+    <w:p>
+      <w:r>
+        <w:t>________________________________________________________________</w:t>
+      </w:r>
+    </w:p>
+    <w:p>
+      <w:r>
+        <w:t>________________________________________________________________</w:t>
+      </w:r>
+    </w:p>
+    <w:p>
+      <w:pPr>
+        <w:pStyle w:val="Heading1"/>
+      </w:pPr>
+      <w:r>
+        <w:t>09. Project · Keep the decision and its evidence</w:t>
+      </w:r>
+    </w:p>
+    <w:p>
+      <w:r>
+        <w:t>Add this week’s change to your existing project record.</w:t>
+      </w:r>
+    </w:p>
+    <w:p>
+      <w:pPr>
+        <w:pStyle w:val="Heading2"/>
+      </w:pPr>
+      <w:r>
+        <w:t>Your evidence record</w:t>
       </w:r>
     </w:p>
     <w:p>
@@ -561,20 +633,7 @@
         <w:rPr>
           <w:b w:val="0"/>
         </w:rPr>
-        <w:t>A book recommender requests genre, maximum pages, home address and a selfie. Keep only fields needed for genre and length matching. Explain one consequence of storing extra fields.</w:t>
-      </w:r>
-    </w:p>
-    <w:p>
-      <w:pPr>
-        <w:pStyle w:val="Heading1"/>
-      </w:pPr>
-      <w:r>
-        <w:t>06. Solve the given case</w:t>
-      </w:r>
-    </w:p>
-    <w:p>
-      <w:r>
-        <w:t>Solve the supplied Privacy by Choosing Less case and show the deciding evidence.</w:t>
+        <w:t>Cross out names, faces, and ownership details unless an explicit need survives review; set a deletion rule for sorter records.</w:t>
       </w:r>
     </w:p>
     <w:p>
@@ -585,30 +644,7 @@
         <w:rPr>
           <w:b w:val="0"/>
         </w:rPr>
-        <w:t>A genre-based book helper asks for genre, home address and a photograph.</w:t>
-      </w:r>
-    </w:p>
-    <w:p>
-      <w:pPr>
-        <w:spacing w:line="336" w:lineRule="auto" w:after="180"/>
-        <w:shd w:fill="F5F1FB"/>
-      </w:pPr>
-      <w:r>
-        <w:rPr>
-          <w:b w:val="0"/>
-        </w:rPr>
-        <w:t>Which fields are necessary?</w:t>
-      </w:r>
-    </w:p>
-    <w:p>
-      <w:pPr>
-        <w:spacing w:line="336" w:lineRule="auto" w:after="180"/>
-      </w:pPr>
-      <w:r>
-        <w:rPr>
-          <w:b w:val="0"/>
-        </w:rPr>
-        <w:t xml:space="preserve">Show your trace, calculation or </w:t>
+        <w:t xml:space="preserve">The project change and </w:t>
       </w:r>
       <w:r>
         <w:rPr>
@@ -616,309 +652,6 @@
         </w:rPr>
         <w:t>evidence</w:t>
       </w:r>
-    </w:p>
-    <w:p>
-      <w:pPr>
-        <w:pStyle w:val="Heading3"/>
-      </w:pPr>
-      <w:r>
-        <w:t>Write or draw your reasoning and evidence.</w:t>
-      </w:r>
-    </w:p>
-    <w:p>
-      <w:r>
-        <w:t>________________________________________________________________</w:t>
-      </w:r>
-    </w:p>
-    <w:p>
-      <w:r>
-        <w:t>________________________________________________________________</w:t>
-      </w:r>
-    </w:p>
-    <w:p>
-      <w:r>
-        <w:t>________________________________________________________________</w:t>
-      </w:r>
-    </w:p>
-    <w:p>
-      <w:r>
-        <w:t>________________________________________________________________</w:t>
-      </w:r>
-    </w:p>
-    <w:p>
-      <w:r>
-        <w:t>________________________________________________________________</w:t>
-      </w:r>
-    </w:p>
-    <w:p>
-      <w:pPr>
-        <w:pStyle w:val="Heading1"/>
-      </w:pPr>
-      <w:r>
-        <w:t>07. Check a changed case</w:t>
-      </w:r>
-    </w:p>
-    <w:p>
-      <w:r>
-        <w:t>Apply the procedure to the changed case and record why the conclusion follows.</w:t>
-      </w:r>
-    </w:p>
-    <w:p>
-      <w:pPr>
-        <w:spacing w:line="336" w:lineRule="auto" w:after="180"/>
-        <w:shd w:fill="F5F1FB"/>
-      </w:pPr>
-      <w:r>
-        <w:rPr>
-          <w:b w:val="0"/>
-        </w:rPr>
-        <w:t>A book helper needs reading topic and approximate difficulty. Someone asks it to collect home address too. Which information can be left out, and why?</w:t>
-      </w:r>
-    </w:p>
-    <w:p>
-      <w:pPr>
-        <w:spacing w:line="336" w:lineRule="auto" w:after="180"/>
-      </w:pPr>
-      <w:r>
-        <w:rPr>
-          <w:b w:val="0"/>
-        </w:rPr>
-        <w:t>My independent answer and reason</w:t>
-      </w:r>
-    </w:p>
-    <w:p>
-      <w:pPr>
-        <w:pStyle w:val="Heading3"/>
-      </w:pPr>
-      <w:r>
-        <w:t>Write or draw your reasoning and evidence.</w:t>
-      </w:r>
-    </w:p>
-    <w:p>
-      <w:r>
-        <w:t>________________________________________________________________</w:t>
-      </w:r>
-    </w:p>
-    <w:p>
-      <w:r>
-        <w:t>________________________________________________________________</w:t>
-      </w:r>
-    </w:p>
-    <w:p>
-      <w:r>
-        <w:t>________________________________________________________________</w:t>
-      </w:r>
-    </w:p>
-    <w:p>
-      <w:r>
-        <w:t>________________________________________________________________</w:t>
-      </w:r>
-    </w:p>
-    <w:p>
-      <w:r>
-        <w:t>________________________________________________________________</w:t>
-      </w:r>
-    </w:p>
-    <w:p>
-      <w:pPr>
-        <w:pStyle w:val="Heading3"/>
-      </w:pPr>
-      <w:r>
-        <w:t>Week 24 Test and reflect</w:t>
-      </w:r>
-    </w:p>
-    <w:p>
-      <w:pPr>
-        <w:pStyle w:val="Heading1"/>
-      </w:pPr>
-      <w:r>
-        <w:t>08. Design a revealing test</w:t>
-      </w:r>
-    </w:p>
-    <w:p>
-      <w:r>
-        <w:t>Specify a changed input, expected result and observation separately.</w:t>
-      </w:r>
-    </w:p>
-    <w:p>
-      <w:pPr>
-        <w:spacing w:line="336" w:lineRule="auto" w:after="180"/>
-      </w:pPr>
-      <w:r>
-        <w:rPr>
-          <w:b w:val="0"/>
-        </w:rPr>
-        <w:t xml:space="preserve">Create a changed </w:t>
-      </w:r>
-      <w:r>
-        <w:rPr>
-          <w:b/>
-        </w:rPr>
-        <w:t>input</w:t>
-      </w:r>
-      <w:r>
-        <w:rPr>
-          <w:b w:val="0"/>
-        </w:rPr>
-        <w:t>, boundary case or missing-information case. Write the expected answer or safe response before testing.</w:t>
-      </w:r>
-    </w:p>
-    <w:tbl>
-      <w:tblPr>
-        <w:tblStyle w:val="LightShading-Accent1"/>
-        <w:tblW w:type="auto" w:w="0"/>
-        <w:tblLook w:firstColumn="1" w:firstRow="1" w:lastColumn="0" w:lastRow="0" w:noHBand="0" w:noVBand="1" w:val="04A0"/>
-      </w:tblPr>
-      <w:tblGrid>
-        <w:gridCol w:w="5112"/>
-        <w:gridCol w:w="5112"/>
-      </w:tblGrid>
-      <w:tr>
-        <w:trPr>
-          <w:tblHeader/>
-        </w:trPr>
-        <w:tc>
-          <w:tcPr>
-            <w:tcW w:type="dxa" w:w="5112"/>
-          </w:tcPr>
-          <w:p>
-            <w:r>
-              <w:t>Test record</w:t>
-            </w:r>
-          </w:p>
-        </w:tc>
-        <w:tc>
-          <w:tcPr>
-            <w:tcW w:type="dxa" w:w="5112"/>
-          </w:tcPr>
-          <w:p>
-            <w:r>
-              <w:t>My evidence</w:t>
-            </w:r>
-          </w:p>
-        </w:tc>
-      </w:tr>
-      <w:tr>
-        <w:tc>
-          <w:tcPr>
-            <w:tcW w:type="dxa" w:w="5112"/>
-          </w:tcPr>
-          <w:p>
-            <w:r>
-              <w:t>Changed input or condition</w:t>
-            </w:r>
-          </w:p>
-        </w:tc>
-        <w:tc>
-          <w:tcPr>
-            <w:tcW w:type="dxa" w:w="5112"/>
-          </w:tcPr>
-          <w:p>
-            <w:r/>
-          </w:p>
-        </w:tc>
-      </w:tr>
-      <w:tr>
-        <w:tc>
-          <w:tcPr>
-            <w:tcW w:type="dxa" w:w="5112"/>
-          </w:tcPr>
-          <w:p>
-            <w:r>
-              <w:t>Expected answer or fallback</w:t>
-            </w:r>
-          </w:p>
-        </w:tc>
-        <w:tc>
-          <w:tcPr>
-            <w:tcW w:type="dxa" w:w="5112"/>
-          </w:tcPr>
-          <w:p>
-            <w:r/>
-          </w:p>
-        </w:tc>
-      </w:tr>
-      <w:tr>
-        <w:tc>
-          <w:tcPr>
-            <w:tcW w:type="dxa" w:w="5112"/>
-          </w:tcPr>
-          <w:p>
-            <w:r>
-              <w:t>Observed result</w:t>
-            </w:r>
-          </w:p>
-        </w:tc>
-        <w:tc>
-          <w:tcPr>
-            <w:tcW w:type="dxa" w:w="5112"/>
-          </w:tcPr>
-          <w:p>
-            <w:r/>
-          </w:p>
-        </w:tc>
-      </w:tr>
-      <w:tr>
-        <w:tc>
-          <w:tcPr>
-            <w:tcW w:type="dxa" w:w="5112"/>
-          </w:tcPr>
-          <w:p>
-            <w:r>
-              <w:t>Why the result occurred</w:t>
-            </w:r>
-          </w:p>
-        </w:tc>
-        <w:tc>
-          <w:tcPr>
-            <w:tcW w:type="dxa" w:w="5112"/>
-          </w:tcPr>
-          <w:p>
-            <w:r/>
-          </w:p>
-        </w:tc>
-      </w:tr>
-    </w:tbl>
-    <w:p>
-      <w:pPr>
-        <w:pStyle w:val="Heading1"/>
-      </w:pPr>
-      <w:r>
-        <w:t>09. Project checkpoint</w:t>
-      </w:r>
-    </w:p>
-    <w:p>
-      <w:r>
-        <w:t>Justify what Privacy by Choosing Less adds to Helpful Classroom Sorter and keep the evidence.</w:t>
-      </w:r>
-    </w:p>
-    <w:p>
-      <w:pPr>
-        <w:spacing w:line="336" w:lineRule="auto" w:after="180"/>
-      </w:pPr>
-      <w:r>
-        <w:rPr>
-          <w:b w:val="0"/>
-        </w:rPr>
-        <w:t>Cross out names, faces, and ownership details unless an explicit need survives review; set a deletion rule for sorter records.</w:t>
-      </w:r>
-    </w:p>
-    <w:p>
-      <w:pPr>
-        <w:spacing w:line="336" w:lineRule="auto" w:after="180"/>
-      </w:pPr>
-      <w:r>
-        <w:rPr>
-          <w:b w:val="0"/>
-        </w:rPr>
-        <w:t xml:space="preserve">The project change and </w:t>
-      </w:r>
-      <w:r>
-        <w:rPr>
-          <w:b/>
-        </w:rPr>
-        <w:t>evidence</w:t>
-      </w:r>
       <w:r>
         <w:rPr>
           <w:b w:val="0"/>
@@ -964,573 +697,20 @@
         <w:pStyle w:val="Heading1"/>
       </w:pPr>
       <w:r>
-        <w:t>10. Self check</w:t>
-      </w:r>
-    </w:p>
-    <w:p>
-      <w:r>
-        <w:t>Judge explanation, evidence, transfer and limits separately; attach the work behind your judgement.</w:t>
-      </w:r>
-    </w:p>
-    <w:p>
-      <w:pPr>
-        <w:pStyle w:val="ListBullet"/>
-      </w:pPr>
-      <w:r>
-        <w:t>I can explain the mechanism.</w:t>
-      </w:r>
-    </w:p>
-    <w:p>
-      <w:pPr>
-        <w:pStyle w:val="ListBullet"/>
-      </w:pPr>
-      <w:r>
-        <w:t>I can show evidence.</w:t>
-      </w:r>
-    </w:p>
-    <w:p>
-      <w:pPr>
-        <w:pStyle w:val="ListBullet"/>
-      </w:pPr>
-      <w:r>
-        <w:t>I can handle a changed case.</w:t>
-      </w:r>
-    </w:p>
-    <w:p>
-      <w:pPr>
-        <w:pStyle w:val="ListBullet"/>
-      </w:pPr>
-      <w:r>
-        <w:t>I can name a limit.</w:t>
-      </w:r>
-    </w:p>
-    <w:p>
-      <w:r>
-        <w:t>Mark each as not yet, with help or independently, and attach supporting work.</w:t>
-      </w:r>
-    </w:p>
-    <w:p>
-      <w:pPr>
-        <w:spacing w:line="336" w:lineRule="auto" w:after="180"/>
-      </w:pPr>
-      <w:r>
-        <w:rPr>
-          <w:b w:val="0"/>
-        </w:rPr>
-        <w:t>Teacher review ____________________  Next step ____________________</w:t>
-      </w:r>
-    </w:p>
-    <w:p>
-      <w:pPr>
-        <w:pStyle w:val="Heading1"/>
-      </w:pPr>
-      <w:r>
-        <w:t>11. Transfer practice from the original programme</w:t>
-      </w:r>
-    </w:p>
-    <w:p>
-      <w:r>
-        <w:t>Use this earlier case as transfer practice. A case already discussed with feedback is not fresh assessment evidence.</w:t>
-      </w:r>
-    </w:p>
-    <w:p>
-      <w:pPr>
-        <w:spacing w:line="336" w:lineRule="auto" w:after="180"/>
-      </w:pPr>
-      <w:r>
-        <w:rPr>
-          <w:b w:val="0"/>
-        </w:rPr>
-        <w:t>A book recommender requests genre, maximum pages, home address and a selfie. Keep only fields needed for genre and length matching. Explain one consequence of storing extra fields.</w:t>
-      </w:r>
-    </w:p>
-    <w:p>
-      <w:pPr>
-        <w:pStyle w:val="Heading3"/>
-      </w:pPr>
-      <w:r>
-        <w:t>My independently reasoned answer</w:t>
-      </w:r>
-    </w:p>
-    <w:p>
-      <w:r>
-        <w:t>________________________________________________________________</w:t>
-      </w:r>
-    </w:p>
-    <w:p>
-      <w:r>
-        <w:t>________________________________________________________________</w:t>
-      </w:r>
-    </w:p>
-    <w:p>
-      <w:r>
-        <w:t>________________________________________________________________</w:t>
-      </w:r>
-    </w:p>
-    <w:p>
-      <w:r>
-        <w:t>________________________________________________________________</w:t>
-      </w:r>
-    </w:p>
-    <w:p>
-      <w:r>
-        <w:t>________________________________________________________________</w:t>
-      </w:r>
-    </w:p>
-    <w:p>
-      <w:r>
-        <w:t>________________________________________________________________</w:t>
-      </w:r>
-    </w:p>
-    <w:p>
-      <w:r>
-        <w:t>________________________________________________________________</w:t>
-      </w:r>
-    </w:p>
-    <w:p>
-      <w:pPr>
-        <w:spacing w:line="336" w:lineRule="auto" w:after="180"/>
-      </w:pPr>
-      <w:r>
-        <w:rPr>
-          <w:b w:val="0"/>
-        </w:rPr>
-        <w:t>Record support used: none, hint or teacher explanation.</w:t>
-      </w:r>
-    </w:p>
-    <w:p>
-      <w:pPr>
-        <w:pStyle w:val="Heading1"/>
-      </w:pPr>
-      <w:r>
-        <w:t>12. W1 Trim a form to its purpose</w:t>
-      </w:r>
-    </w:p>
-    <w:p>
-      <w:r>
-        <w:t>Trim a form to its purpose. Apply the supplied Privacy by Choosing Less facts and keep your reasoning.</w:t>
-      </w:r>
-    </w:p>
-    <w:p>
-      <w:pPr>
-        <w:spacing w:line="336" w:lineRule="auto" w:after="180"/>
-      </w:pPr>
-      <w:r>
-        <w:rPr>
-          <w:b w:val="0"/>
-        </w:rPr>
-        <w:t xml:space="preserve">The fictional workshop vote asks for name, full date of birth, address, photograph and topic choice. Its only </w:t>
-      </w:r>
-      <w:r>
-        <w:rPr>
-          <w:b/>
-        </w:rPr>
-        <w:t>purpose</w:t>
-      </w:r>
-      <w:r>
-        <w:rPr>
-          <w:b w:val="0"/>
-        </w:rPr>
-        <w:t xml:space="preserve"> is to count votes for drawing, music and coding. State which field to keep, which to remove and why.</w:t>
-      </w:r>
-    </w:p>
-    <w:p>
-      <w:pPr>
-        <w:spacing w:line="336" w:lineRule="auto" w:after="180"/>
-      </w:pPr>
-      <w:r>
-        <w:rPr>
-          <w:b w:val="0"/>
-        </w:rPr>
-        <w:t>Explain why collecting the extra fields first is different from never collecting them.</w:t>
-      </w:r>
-    </w:p>
-    <w:p>
-      <w:pPr>
-        <w:pStyle w:val="Heading3"/>
-      </w:pPr>
-      <w:r>
-        <w:t>My reasoning and evidence</w:t>
-      </w:r>
-    </w:p>
-    <w:p>
-      <w:r>
-        <w:t>________________________________________________________________</w:t>
-      </w:r>
-    </w:p>
-    <w:p>
-      <w:r>
-        <w:t>________________________________________________________________</w:t>
-      </w:r>
-    </w:p>
-    <w:p>
-      <w:r>
-        <w:t>________________________________________________________________</w:t>
-      </w:r>
-    </w:p>
-    <w:p>
-      <w:r>
-        <w:t>________________________________________________________________</w:t>
-      </w:r>
-    </w:p>
-    <w:p>
-      <w:r>
-        <w:t>________________________________________________________________</w:t>
-      </w:r>
-    </w:p>
-    <w:p>
-      <w:r>
-        <w:t>________________________________________________________________</w:t>
-      </w:r>
-    </w:p>
-    <w:p>
-      <w:pPr>
-        <w:pStyle w:val="Heading1"/>
-      </w:pPr>
-      <w:r>
-        <w:t>13. W2 Challenge a claim of anonymity</w:t>
-      </w:r>
-    </w:p>
-    <w:p>
-      <w:r>
-        <w:t>Challenge a claim of anonymity. Apply the supplied Privacy by Choosing Less facts and keep your reasoning.</w:t>
-      </w:r>
-    </w:p>
-    <w:p>
-      <w:pPr>
-        <w:spacing w:line="336" w:lineRule="auto" w:after="180"/>
-      </w:pPr>
-      <w:r>
-        <w:rPr>
-          <w:b w:val="0"/>
-        </w:rPr>
-        <w:t>A teacher replaces names with codes and keeps a separate code-to-name key. A pupil calls the records anonymous. Explain the problem.</w:t>
-      </w:r>
-    </w:p>
-    <w:p>
-      <w:pPr>
-        <w:spacing w:line="336" w:lineRule="auto" w:after="180"/>
-      </w:pPr>
-      <w:r>
-        <w:rPr>
-          <w:b w:val="0"/>
-        </w:rPr>
-        <w:t>Then explain why removing names while leaving photographs would not settle the question either.</w:t>
-      </w:r>
-    </w:p>
-    <w:p>
-      <w:pPr>
-        <w:pStyle w:val="Heading3"/>
-      </w:pPr>
-      <w:r>
-        <w:t>My reasoning and evidence</w:t>
-      </w:r>
-    </w:p>
-    <w:p>
-      <w:r>
-        <w:t>________________________________________________________________</w:t>
-      </w:r>
-    </w:p>
-    <w:p>
-      <w:r>
-        <w:t>________________________________________________________________</w:t>
-      </w:r>
-    </w:p>
-    <w:p>
-      <w:r>
-        <w:t>________________________________________________________________</w:t>
-      </w:r>
-    </w:p>
-    <w:p>
-      <w:r>
-        <w:t>________________________________________________________________</w:t>
-      </w:r>
-    </w:p>
-    <w:p>
-      <w:r>
-        <w:t>________________________________________________________________</w:t>
-      </w:r>
-    </w:p>
-    <w:p>
-      <w:r>
-        <w:t>________________________________________________________________</w:t>
-      </w:r>
-    </w:p>
-    <w:p>
-      <w:pPr>
-        <w:pStyle w:val="Heading1"/>
-      </w:pPr>
-      <w:r>
-        <w:t>14. W3 Share the result the audience needs</w:t>
-      </w:r>
-    </w:p>
-    <w:p>
-      <w:r>
-        <w:t>Share the result the audience needs. Apply the supplied Privacy by Choosing Less facts and keep your reasoning.</w:t>
-      </w:r>
-    </w:p>
-    <w:p>
-      <w:pPr>
-        <w:spacing w:line="336" w:lineRule="auto" w:after="180"/>
-      </w:pPr>
-      <w:r>
-        <w:rPr>
-          <w:b w:val="0"/>
-        </w:rPr>
-        <w:t>The fictional class has drawing 8, music 7 and coding 5. Write the result needed to choose a workshop. A pupil suggests posting every vote slip online as proof. Explain a lower-exposure way to check and share the result.</w:t>
-      </w:r>
-    </w:p>
-    <w:p>
-      <w:pPr>
-        <w:spacing w:line="336" w:lineRule="auto" w:after="180"/>
-      </w:pPr>
-      <w:r>
-        <w:rPr>
-          <w:b w:val="0"/>
-        </w:rPr>
-        <w:t>Why can a total about a one-person club still reveal a choice?</w:t>
-      </w:r>
-    </w:p>
-    <w:p>
-      <w:pPr>
-        <w:pStyle w:val="Heading3"/>
-      </w:pPr>
-      <w:r>
-        <w:t>My reasoning and evidence</w:t>
-      </w:r>
-    </w:p>
-    <w:p>
-      <w:r>
-        <w:t>________________________________________________________________</w:t>
-      </w:r>
-    </w:p>
-    <w:p>
-      <w:r>
-        <w:t>________________________________________________________________</w:t>
-      </w:r>
-    </w:p>
-    <w:p>
-      <w:r>
-        <w:t>________________________________________________________________</w:t>
-      </w:r>
-    </w:p>
-    <w:p>
-      <w:r>
-        <w:t>________________________________________________________________</w:t>
-      </w:r>
-    </w:p>
-    <w:p>
-      <w:r>
-        <w:t>________________________________________________________________</w:t>
-      </w:r>
-    </w:p>
-    <w:p>
-      <w:r>
-        <w:t>________________________________________________________________</w:t>
-      </w:r>
-    </w:p>
-    <w:p>
-      <w:pPr>
-        <w:pStyle w:val="Heading1"/>
-      </w:pPr>
-      <w:r>
-        <w:t>15. W4 Design a different minimal-data task</w:t>
-      </w:r>
-    </w:p>
-    <w:p>
-      <w:r>
-        <w:t>Attempt before feedback. If this repeats the selected independent case, reuse that first attempt; otherwise keep a separate record. Design a different minimal-data task. Apply the supplied Privacy by Choosing Less facts and keep your reasoning.</w:t>
-      </w:r>
-    </w:p>
-    <w:p>
-      <w:pPr>
-        <w:spacing w:line="336" w:lineRule="auto" w:after="180"/>
-      </w:pPr>
-      <w:r>
-        <w:rPr>
-          <w:b w:val="0"/>
-        </w:rPr>
-        <w:t>A fictional library wants only the total number of books needing repair in each category: cover, page or binding. It does not need to contact borrowers.</w:t>
-      </w:r>
-    </w:p>
-    <w:p>
-      <w:pPr>
-        <w:spacing w:line="336" w:lineRule="auto" w:after="180"/>
-      </w:pPr>
-      <w:r>
-        <w:rPr>
-          <w:b w:val="0"/>
-        </w:rPr>
-        <w:t>A draft repair sheet asks for borrower name, home address, book repair category and borrower photograph.</w:t>
-      </w:r>
-    </w:p>
-    <w:p>
-      <w:pPr>
-        <w:spacing w:line="336" w:lineRule="auto" w:after="180"/>
-      </w:pPr>
-      <w:r>
-        <w:rPr>
-          <w:b w:val="0"/>
-        </w:rPr>
-        <w:t xml:space="preserve">Design a plan: state the </w:t>
-      </w:r>
-      <w:r>
-        <w:rPr>
-          <w:b/>
-        </w:rPr>
-        <w:t>purpose</w:t>
-      </w:r>
-      <w:r>
-        <w:rPr>
-          <w:b w:val="0"/>
-        </w:rPr>
-        <w:t>, required and removed fields, who handles source sheets, what totals are shared with the librarian, and who disposes of sheets at what agreed point. Use no real borrower details.</w:t>
-      </w:r>
-    </w:p>
-    <w:p>
-      <w:pPr>
-        <w:pStyle w:val="Heading3"/>
-      </w:pPr>
-      <w:r>
-        <w:t>My reasoning and evidence</w:t>
-      </w:r>
-    </w:p>
-    <w:p>
-      <w:r>
-        <w:t>________________________________________________________________</w:t>
-      </w:r>
-    </w:p>
-    <w:p>
-      <w:r>
-        <w:t>________________________________________________________________</w:t>
-      </w:r>
-    </w:p>
-    <w:p>
-      <w:r>
-        <w:t>________________________________________________________________</w:t>
-      </w:r>
-    </w:p>
-    <w:p>
-      <w:r>
-        <w:t>________________________________________________________________</w:t>
-      </w:r>
-    </w:p>
-    <w:p>
-      <w:r>
-        <w:t>________________________________________________________________</w:t>
-      </w:r>
-    </w:p>
-    <w:p>
-      <w:r>
-        <w:t>________________________________________________________________</w:t>
-      </w:r>
-    </w:p>
-    <w:p>
-      <w:r>
-        <w:t>________________________________________________________________</w:t>
-      </w:r>
-    </w:p>
-    <w:p>
-      <w:r>
-        <w:t>________________________________________________________________</w:t>
-      </w:r>
-    </w:p>
-    <w:p>
-      <w:pPr>
-        <w:pStyle w:val="Heading1"/>
-      </w:pPr>
-      <w:r>
-        <w:t>16. W5 Respond to an unnecessary upload</w:t>
-      </w:r>
-    </w:p>
-    <w:p>
-      <w:r>
-        <w:t>Respond to an unnecessary upload. Apply the supplied Privacy by Choosing Less facts and keep your reasoning.</w:t>
-      </w:r>
-    </w:p>
-    <w:p>
-      <w:pPr>
-        <w:spacing w:line="336" w:lineRule="auto" w:after="180"/>
-      </w:pPr>
-      <w:r>
-        <w:rPr>
-          <w:b w:val="0"/>
-        </w:rPr>
-        <w:t>Someone plans to upload the library repair sheet with borrower details to an unapproved AI tool to add three totals. Explain a smaller-</w:t>
-      </w:r>
-      <w:r>
-        <w:rPr>
-          <w:b/>
-        </w:rPr>
-        <w:t>input</w:t>
-      </w:r>
-      <w:r>
-        <w:rPr>
-          <w:b w:val="0"/>
-        </w:rPr>
-        <w:t xml:space="preserve"> alternative and a no-upload method.</w:t>
-      </w:r>
-    </w:p>
-    <w:p>
-      <w:pPr>
-        <w:spacing w:line="336" w:lineRule="auto" w:after="180"/>
-      </w:pPr>
-      <w:r>
-        <w:rPr>
-          <w:b w:val="0"/>
-        </w:rPr>
-        <w:t>If the sheet was already shared, state a suitable first response and one claim you must not make about deleting it.</w:t>
-      </w:r>
-    </w:p>
-    <w:p>
-      <w:pPr>
-        <w:pStyle w:val="Heading3"/>
-      </w:pPr>
-      <w:r>
-        <w:t>My reasoning and evidence</w:t>
-      </w:r>
-    </w:p>
-    <w:p>
-      <w:r>
-        <w:t>________________________________________________________________</w:t>
-      </w:r>
-    </w:p>
-    <w:p>
-      <w:r>
-        <w:t>________________________________________________________________</w:t>
-      </w:r>
-    </w:p>
-    <w:p>
-      <w:r>
-        <w:t>________________________________________________________________</w:t>
-      </w:r>
-    </w:p>
-    <w:p>
-      <w:r>
-        <w:t>________________________________________________________________</w:t>
-      </w:r>
-    </w:p>
-    <w:p>
-      <w:r>
-        <w:t>________________________________________________________________</w:t>
-      </w:r>
-    </w:p>
-    <w:p>
-      <w:r>
-        <w:t>________________________________________________________________</w:t>
-      </w:r>
-    </w:p>
-    <w:p>
-      <w:pPr>
-        <w:pStyle w:val="Heading1"/>
-      </w:pPr>
-      <w:r>
-        <w:t>17. Feedback, return check and learning record</w:t>
-      </w:r>
-    </w:p>
-    <w:p>
-      <w:r>
-        <w:t>Record the first repaired step and a different case to revisit after a delay.</w:t>
+        <w:t>17. Feedback · Repair and return</w:t>
+      </w:r>
+    </w:p>
+    <w:p>
+      <w:r>
+        <w:t>Keep the first attempt, the repair and a changed-case return.</w:t>
+      </w:r>
+    </w:p>
+    <w:p>
+      <w:pPr>
+        <w:pStyle w:val="Heading2"/>
+      </w:pPr>
+      <w:r>
+        <w:t>Your evidence record</w:t>
       </w:r>
     </w:p>
     <w:tbl>
@@ -1685,12 +865,932 @@
         <w:pStyle w:val="Heading1"/>
       </w:pPr>
       <w:r>
-        <w:t>18. Pictorial case practice: Privacy by Choosing Less</w:t>
-      </w:r>
-    </w:p>
-    <w:p>
-      <w:r>
-        <w:t>A fictional teacher wants to count broken craft tools by type, without contacting borrowers. Explain the labelled step before checking the changed condition.</w:t>
+        <w:t>10. Finish · Judge the evidence in your work</w:t>
+      </w:r>
+    </w:p>
+    <w:p>
+      <w:r>
+        <w:t>Point to work that supports your confidence level.</w:t>
+      </w:r>
+    </w:p>
+    <w:p>
+      <w:pPr>
+        <w:pStyle w:val="Heading2"/>
+      </w:pPr>
+      <w:r>
+        <w:t>Your evidence record</w:t>
+      </w:r>
+    </w:p>
+    <w:p>
+      <w:pPr>
+        <w:pStyle w:val="ListBullet"/>
+      </w:pPr>
+      <w:r>
+        <w:t>I can explain the mechanism.</w:t>
+      </w:r>
+    </w:p>
+    <w:p>
+      <w:pPr>
+        <w:pStyle w:val="ListBullet"/>
+      </w:pPr>
+      <w:r>
+        <w:t>I can show evidence.</w:t>
+      </w:r>
+    </w:p>
+    <w:p>
+      <w:pPr>
+        <w:pStyle w:val="ListBullet"/>
+      </w:pPr>
+      <w:r>
+        <w:t>I can handle a changed case.</w:t>
+      </w:r>
+    </w:p>
+    <w:p>
+      <w:pPr>
+        <w:pStyle w:val="ListBullet"/>
+      </w:pPr>
+      <w:r>
+        <w:t>I can name a limit.</w:t>
+      </w:r>
+    </w:p>
+    <w:p>
+      <w:r>
+        <w:t>Mark each as not yet, with help or independently, and attach supporting work.</w:t>
+      </w:r>
+    </w:p>
+    <w:p>
+      <w:pPr>
+        <w:spacing w:line="336" w:lineRule="auto" w:after="180"/>
+      </w:pPr>
+      <w:r>
+        <w:rPr>
+          <w:b w:val="0"/>
+        </w:rPr>
+        <w:t>Teacher review ____________________  Next step ____________________</w:t>
+      </w:r>
+    </w:p>
+    <w:p>
+      <w:pPr>
+        <w:pStyle w:val="Heading1"/>
+      </w:pPr>
+      <w:r>
+        <w:t>Reference bank and extra practice</w:t>
+      </w:r>
+    </w:p>
+    <w:p>
+      <w:pPr>
+        <w:pStyle w:val="Heading1"/>
+      </w:pPr>
+      <w:r>
+        <w:t>02. Reference · Supported W2 record</w:t>
+      </w:r>
+    </w:p>
+    <w:p>
+      <w:r>
+        <w:t>This is the same W2 attempt. Keep one response record.</w:t>
+      </w:r>
+    </w:p>
+    <w:p>
+      <w:pPr>
+        <w:pStyle w:val="Heading2"/>
+      </w:pPr>
+      <w:r>
+        <w:t>Use this when helpful</w:t>
+      </w:r>
+    </w:p>
+    <w:p>
+      <w:pPr>
+        <w:spacing w:line="336" w:lineRule="auto" w:after="180"/>
+      </w:pPr>
+      <w:r>
+        <w:rPr>
+          <w:b w:val="0"/>
+        </w:rPr>
+        <w:t xml:space="preserve">Use W2: Challenge a claim of anonymity for </w:t>
+      </w:r>
+      <w:r>
+        <w:rPr>
+          <w:b/>
+        </w:rPr>
+        <w:t>Privacy</w:t>
+      </w:r>
+      <w:r>
+        <w:rPr>
+          <w:b w:val="0"/>
+        </w:rPr>
+        <w:t xml:space="preserve"> and </w:t>
+      </w:r>
+      <w:r>
+        <w:rPr>
+          <w:b/>
+        </w:rPr>
+        <w:t>data minimisation</w:t>
+      </w:r>
+      <w:r>
+        <w:rPr>
+          <w:b w:val="0"/>
+        </w:rPr>
+        <w:t>. Record the answer once; the lesson and workbook refer to the same attempt.</w:t>
+      </w:r>
+    </w:p>
+    <w:tbl>
+      <w:tblPr>
+        <w:tblStyle w:val="LightShading-Accent1"/>
+        <w:tblW w:type="auto" w:w="0"/>
+        <w:tblLook w:firstColumn="1" w:firstRow="1" w:lastColumn="0" w:lastRow="0" w:noHBand="0" w:noVBand="1" w:val="04A0"/>
+      </w:tblPr>
+      <w:tblGrid>
+        <w:gridCol w:w="2556"/>
+        <w:gridCol w:w="2556"/>
+        <w:gridCol w:w="2556"/>
+        <w:gridCol w:w="2556"/>
+      </w:tblGrid>
+      <w:tr>
+        <w:trPr>
+          <w:tblHeader/>
+        </w:trPr>
+        <w:tc>
+          <w:tcPr>
+            <w:tcW w:type="dxa" w:w="2556"/>
+          </w:tcPr>
+          <w:p>
+            <w:r>
+              <w:t>Given inputs</w:t>
+            </w:r>
+          </w:p>
+        </w:tc>
+        <w:tc>
+          <w:tcPr>
+            <w:tcW w:type="dxa" w:w="2556"/>
+          </w:tcPr>
+          <w:p>
+            <w:r>
+              <w:t>Procedure I chose</w:t>
+            </w:r>
+          </w:p>
+        </w:tc>
+        <w:tc>
+          <w:tcPr>
+            <w:tcW w:type="dxa" w:w="2556"/>
+          </w:tcPr>
+          <w:p>
+            <w:r>
+              <w:t>Middle steps</w:t>
+            </w:r>
+          </w:p>
+        </w:tc>
+        <w:tc>
+          <w:tcPr>
+            <w:tcW w:type="dxa" w:w="2556"/>
+          </w:tcPr>
+          <w:p>
+            <w:r>
+              <w:t>Result and check</w:t>
+            </w:r>
+          </w:p>
+        </w:tc>
+      </w:tr>
+      <w:tr>
+        <w:tc>
+          <w:tcPr>
+            <w:tcW w:type="dxa" w:w="2556"/>
+          </w:tcPr>
+          <w:p>
+            <w:r/>
+          </w:p>
+        </w:tc>
+        <w:tc>
+          <w:tcPr>
+            <w:tcW w:type="dxa" w:w="2556"/>
+          </w:tcPr>
+          <w:p>
+            <w:r/>
+          </w:p>
+        </w:tc>
+        <w:tc>
+          <w:tcPr>
+            <w:tcW w:type="dxa" w:w="2556"/>
+          </w:tcPr>
+          <w:p>
+            <w:r/>
+          </w:p>
+        </w:tc>
+        <w:tc>
+          <w:tcPr>
+            <w:tcW w:type="dxa" w:w="2556"/>
+          </w:tcPr>
+          <w:p>
+            <w:r/>
+          </w:p>
+        </w:tc>
+      </w:tr>
+    </w:tbl>
+    <w:p>
+      <w:pPr>
+        <w:pStyle w:val="Heading3"/>
+      </w:pPr>
+      <w:r>
+        <w:t>The step I completed without help, and the hint I needed</w:t>
+      </w:r>
+    </w:p>
+    <w:p>
+      <w:r>
+        <w:t>________________________________________________________________</w:t>
+      </w:r>
+    </w:p>
+    <w:p>
+      <w:r>
+        <w:t>________________________________________________________________</w:t>
+      </w:r>
+    </w:p>
+    <w:p>
+      <w:r>
+        <w:t>________________________________________________________________</w:t>
+      </w:r>
+    </w:p>
+    <w:p>
+      <w:pPr>
+        <w:pStyle w:val="Heading1"/>
+      </w:pPr>
+      <w:r>
+        <w:t>03. Extra practice · Repair the explanation</w:t>
+      </w:r>
+    </w:p>
+    <w:p>
+      <w:r>
+        <w:t>Explain the deciding fact before discussing the answer.</w:t>
+      </w:r>
+    </w:p>
+    <w:p>
+      <w:pPr>
+        <w:pStyle w:val="Heading2"/>
+      </w:pPr>
+      <w:r>
+        <w:t>Use this when helpful</w:t>
+      </w:r>
+    </w:p>
+    <w:p>
+      <w:pPr>
+        <w:spacing w:line="336" w:lineRule="auto" w:after="180"/>
+      </w:pPr>
+      <w:r>
+        <w:rPr>
+          <w:b w:val="0"/>
+        </w:rPr>
+        <w:t xml:space="preserve">Use the worked case for </w:t>
+      </w:r>
+      <w:r>
+        <w:rPr>
+          <w:b/>
+        </w:rPr>
+        <w:t>Privacy</w:t>
+      </w:r>
+      <w:r>
+        <w:rPr>
+          <w:b w:val="0"/>
+        </w:rPr>
+        <w:t xml:space="preserve"> and </w:t>
+      </w:r>
+      <w:r>
+        <w:rPr>
+          <w:b/>
+        </w:rPr>
+        <w:t>data minimisation</w:t>
+      </w:r>
+      <w:r>
+        <w:rPr>
+          <w:b w:val="0"/>
+        </w:rPr>
+        <w:t>. Proposed explanation: “More data always improves a task”. Decide whether this explanation is supported.</w:t>
+      </w:r>
+    </w:p>
+    <w:p>
+      <w:pPr>
+        <w:spacing w:line="336" w:lineRule="auto" w:after="180"/>
+      </w:pPr>
+      <w:r>
+        <w:rPr>
+          <w:b w:val="0"/>
+        </w:rPr>
+        <w:t>Point to the step or supplied fact that decides; explain your repair if needed.</w:t>
+      </w:r>
+    </w:p>
+    <w:p>
+      <w:pPr>
+        <w:pStyle w:val="Heading3"/>
+      </w:pPr>
+      <w:r>
+        <w:t>My explanation before partner discussion</w:t>
+      </w:r>
+    </w:p>
+    <w:p>
+      <w:r>
+        <w:t>________________________________________________________________</w:t>
+      </w:r>
+    </w:p>
+    <w:p>
+      <w:r>
+        <w:t>________________________________________________________________</w:t>
+      </w:r>
+    </w:p>
+    <w:p>
+      <w:r>
+        <w:t>________________________________________________________________</w:t>
+      </w:r>
+    </w:p>
+    <w:p>
+      <w:r>
+        <w:t>________________________________________________________________</w:t>
+      </w:r>
+    </w:p>
+    <w:p>
+      <w:pPr>
+        <w:pStyle w:val="Heading1"/>
+      </w:pPr>
+      <w:r>
+        <w:t>05. Reference · Original learning target</w:t>
+      </w:r>
+    </w:p>
+    <w:p>
+      <w:r>
+        <w:t>Use this target to inspect an explanation.</w:t>
+      </w:r>
+    </w:p>
+    <w:p>
+      <w:pPr>
+        <w:pStyle w:val="Heading2"/>
+      </w:pPr>
+      <w:r>
+        <w:t>Use this when helpful</w:t>
+      </w:r>
+    </w:p>
+    <w:p>
+      <w:pPr>
+        <w:spacing w:line="336" w:lineRule="auto" w:after="180"/>
+      </w:pPr>
+      <w:r>
+        <w:rPr>
+          <w:b w:val="0"/>
+        </w:rPr>
+        <w:t>A book recommender requests genre, maximum pages, home address and a selfie. Keep only fields needed for genre and length matching. Explain one consequence of storing extra fields.</w:t>
+      </w:r>
+    </w:p>
+    <w:p>
+      <w:pPr>
+        <w:pStyle w:val="Heading1"/>
+      </w:pPr>
+      <w:r>
+        <w:t>06. Extra practice · A complete case</w:t>
+      </w:r>
+    </w:p>
+    <w:p>
+      <w:r>
+        <w:t>Try the question before checking the worked explanation.</w:t>
+      </w:r>
+    </w:p>
+    <w:p>
+      <w:pPr>
+        <w:pStyle w:val="Heading2"/>
+      </w:pPr>
+      <w:r>
+        <w:t>Use this when helpful</w:t>
+      </w:r>
+    </w:p>
+    <w:p>
+      <w:pPr>
+        <w:spacing w:line="336" w:lineRule="auto" w:after="180"/>
+      </w:pPr>
+      <w:r>
+        <w:rPr>
+          <w:b w:val="0"/>
+        </w:rPr>
+        <w:t>A genre-based book helper asks for genre, home address and a photograph.</w:t>
+      </w:r>
+    </w:p>
+    <w:p>
+      <w:pPr>
+        <w:spacing w:line="336" w:lineRule="auto" w:after="180"/>
+      </w:pPr>
+      <w:r>
+        <w:rPr>
+          <w:b w:val="0"/>
+        </w:rPr>
+        <w:t>Which fields are necessary?</w:t>
+      </w:r>
+    </w:p>
+    <w:p>
+      <w:pPr>
+        <w:spacing w:line="336" w:lineRule="auto" w:after="180"/>
+      </w:pPr>
+      <w:r>
+        <w:rPr>
+          <w:b w:val="0"/>
+        </w:rPr>
+        <w:t xml:space="preserve">Show your trace, calculation or </w:t>
+      </w:r>
+      <w:r>
+        <w:rPr>
+          <w:b/>
+        </w:rPr>
+        <w:t>evidence</w:t>
+      </w:r>
+    </w:p>
+    <w:p>
+      <w:pPr>
+        <w:pStyle w:val="Heading3"/>
+      </w:pPr>
+      <w:r>
+        <w:t>Write or draw your reasoning and evidence.</w:t>
+      </w:r>
+    </w:p>
+    <w:p>
+      <w:r>
+        <w:t>________________________________________________________________</w:t>
+      </w:r>
+    </w:p>
+    <w:p>
+      <w:r>
+        <w:t>________________________________________________________________</w:t>
+      </w:r>
+    </w:p>
+    <w:p>
+      <w:r>
+        <w:t>________________________________________________________________</w:t>
+      </w:r>
+    </w:p>
+    <w:p>
+      <w:r>
+        <w:t>________________________________________________________________</w:t>
+      </w:r>
+    </w:p>
+    <w:p>
+      <w:r>
+        <w:t>________________________________________________________________</w:t>
+      </w:r>
+    </w:p>
+    <w:p>
+      <w:pPr>
+        <w:pStyle w:val="Heading1"/>
+      </w:pPr>
+      <w:r>
+        <w:t>07. Extra practice · A changed case</w:t>
+      </w:r>
+    </w:p>
+    <w:p>
+      <w:r>
+        <w:t>Keep this practice separate from the reserved independent attempt.</w:t>
+      </w:r>
+    </w:p>
+    <w:p>
+      <w:pPr>
+        <w:pStyle w:val="Heading2"/>
+      </w:pPr>
+      <w:r>
+        <w:t>Use this when helpful</w:t>
+      </w:r>
+    </w:p>
+    <w:p>
+      <w:pPr>
+        <w:spacing w:line="336" w:lineRule="auto" w:after="180"/>
+      </w:pPr>
+      <w:r>
+        <w:rPr>
+          <w:b w:val="0"/>
+        </w:rPr>
+        <w:t>A book helper needs reading topic and approximate difficulty. Someone asks it to collect home address too. Which information can be left out, and why?</w:t>
+      </w:r>
+    </w:p>
+    <w:p>
+      <w:pPr>
+        <w:spacing w:line="336" w:lineRule="auto" w:after="180"/>
+      </w:pPr>
+      <w:r>
+        <w:rPr>
+          <w:b w:val="0"/>
+        </w:rPr>
+        <w:t>My practice answer and reason</w:t>
+      </w:r>
+    </w:p>
+    <w:p>
+      <w:pPr>
+        <w:pStyle w:val="Heading3"/>
+      </w:pPr>
+      <w:r>
+        <w:t>Write or draw your reasoning and evidence.</w:t>
+      </w:r>
+    </w:p>
+    <w:p>
+      <w:r>
+        <w:t>________________________________________________________________</w:t>
+      </w:r>
+    </w:p>
+    <w:p>
+      <w:r>
+        <w:t>________________________________________________________________</w:t>
+      </w:r>
+    </w:p>
+    <w:p>
+      <w:r>
+        <w:t>________________________________________________________________</w:t>
+      </w:r>
+    </w:p>
+    <w:p>
+      <w:r>
+        <w:t>________________________________________________________________</w:t>
+      </w:r>
+    </w:p>
+    <w:p>
+      <w:r>
+        <w:t>________________________________________________________________</w:t>
+      </w:r>
+    </w:p>
+    <w:p>
+      <w:pPr>
+        <w:pStyle w:val="Heading3"/>
+      </w:pPr>
+      <w:r>
+        <w:t>Week 24 Test and reflect</w:t>
+      </w:r>
+    </w:p>
+    <w:p>
+      <w:pPr>
+        <w:pStyle w:val="Heading1"/>
+      </w:pPr>
+      <w:r>
+        <w:t>08. Extra practice · Design a revealing test</w:t>
+      </w:r>
+    </w:p>
+    <w:p>
+      <w:r>
+        <w:t>Predict before tracing or testing.</w:t>
+      </w:r>
+    </w:p>
+    <w:p>
+      <w:pPr>
+        <w:pStyle w:val="Heading2"/>
+      </w:pPr>
+      <w:r>
+        <w:t>Use this when helpful</w:t>
+      </w:r>
+    </w:p>
+    <w:p>
+      <w:pPr>
+        <w:spacing w:line="336" w:lineRule="auto" w:after="180"/>
+      </w:pPr>
+      <w:r>
+        <w:rPr>
+          <w:b w:val="0"/>
+        </w:rPr>
+        <w:t xml:space="preserve">Create a changed </w:t>
+      </w:r>
+      <w:r>
+        <w:rPr>
+          <w:b/>
+        </w:rPr>
+        <w:t>input</w:t>
+      </w:r>
+      <w:r>
+        <w:rPr>
+          <w:b w:val="0"/>
+        </w:rPr>
+        <w:t>, boundary case or missing-information case. Write the expected answer or safe response before testing.</w:t>
+      </w:r>
+    </w:p>
+    <w:tbl>
+      <w:tblPr>
+        <w:tblStyle w:val="LightShading-Accent1"/>
+        <w:tblW w:type="auto" w:w="0"/>
+        <w:tblLook w:firstColumn="1" w:firstRow="1" w:lastColumn="0" w:lastRow="0" w:noHBand="0" w:noVBand="1" w:val="04A0"/>
+      </w:tblPr>
+      <w:tblGrid>
+        <w:gridCol w:w="5112"/>
+        <w:gridCol w:w="5112"/>
+      </w:tblGrid>
+      <w:tr>
+        <w:trPr>
+          <w:tblHeader/>
+        </w:trPr>
+        <w:tc>
+          <w:tcPr>
+            <w:tcW w:type="dxa" w:w="5112"/>
+          </w:tcPr>
+          <w:p>
+            <w:r>
+              <w:t>Test record</w:t>
+            </w:r>
+          </w:p>
+        </w:tc>
+        <w:tc>
+          <w:tcPr>
+            <w:tcW w:type="dxa" w:w="5112"/>
+          </w:tcPr>
+          <w:p>
+            <w:r>
+              <w:t>My evidence</w:t>
+            </w:r>
+          </w:p>
+        </w:tc>
+      </w:tr>
+      <w:tr>
+        <w:tc>
+          <w:tcPr>
+            <w:tcW w:type="dxa" w:w="5112"/>
+          </w:tcPr>
+          <w:p>
+            <w:r>
+              <w:t>Changed input or condition</w:t>
+            </w:r>
+          </w:p>
+        </w:tc>
+        <w:tc>
+          <w:tcPr>
+            <w:tcW w:type="dxa" w:w="5112"/>
+          </w:tcPr>
+          <w:p>
+            <w:r/>
+          </w:p>
+        </w:tc>
+      </w:tr>
+      <w:tr>
+        <w:tc>
+          <w:tcPr>
+            <w:tcW w:type="dxa" w:w="5112"/>
+          </w:tcPr>
+          <w:p>
+            <w:r>
+              <w:t>Expected answer or fallback</w:t>
+            </w:r>
+          </w:p>
+        </w:tc>
+        <w:tc>
+          <w:tcPr>
+            <w:tcW w:type="dxa" w:w="5112"/>
+          </w:tcPr>
+          <w:p>
+            <w:r/>
+          </w:p>
+        </w:tc>
+      </w:tr>
+      <w:tr>
+        <w:tc>
+          <w:tcPr>
+            <w:tcW w:type="dxa" w:w="5112"/>
+          </w:tcPr>
+          <w:p>
+            <w:r>
+              <w:t>Observed result</w:t>
+            </w:r>
+          </w:p>
+        </w:tc>
+        <w:tc>
+          <w:tcPr>
+            <w:tcW w:type="dxa" w:w="5112"/>
+          </w:tcPr>
+          <w:p>
+            <w:r/>
+          </w:p>
+        </w:tc>
+      </w:tr>
+      <w:tr>
+        <w:tc>
+          <w:tcPr>
+            <w:tcW w:type="dxa" w:w="5112"/>
+          </w:tcPr>
+          <w:p>
+            <w:r>
+              <w:t>Why the result occurred</w:t>
+            </w:r>
+          </w:p>
+        </w:tc>
+        <w:tc>
+          <w:tcPr>
+            <w:tcW w:type="dxa" w:w="5112"/>
+          </w:tcPr>
+          <w:p>
+            <w:r/>
+          </w:p>
+        </w:tc>
+      </w:tr>
+    </w:tbl>
+    <w:p>
+      <w:pPr>
+        <w:pStyle w:val="Heading1"/>
+      </w:pPr>
+      <w:r>
+        <w:t>11. Reference · Original target response space</w:t>
+      </w:r>
+    </w:p>
+    <w:p>
+      <w:r>
+        <w:t>This teaching case is practice rather than a fresh assessment.</w:t>
+      </w:r>
+    </w:p>
+    <w:p>
+      <w:pPr>
+        <w:pStyle w:val="Heading2"/>
+      </w:pPr>
+      <w:r>
+        <w:t>Use this when helpful</w:t>
+      </w:r>
+    </w:p>
+    <w:p>
+      <w:pPr>
+        <w:spacing w:line="336" w:lineRule="auto" w:after="180"/>
+      </w:pPr>
+      <w:r>
+        <w:rPr>
+          <w:b w:val="0"/>
+        </w:rPr>
+        <w:t>A book recommender requests genre, maximum pages, home address and a selfie. Keep only fields needed for genre and length matching. Explain one consequence of storing extra fields.</w:t>
+      </w:r>
+    </w:p>
+    <w:p>
+      <w:pPr>
+        <w:pStyle w:val="Heading3"/>
+      </w:pPr>
+      <w:r>
+        <w:t>My explanation after practice</w:t>
+      </w:r>
+    </w:p>
+    <w:p>
+      <w:r>
+        <w:t>________________________________________________________________</w:t>
+      </w:r>
+    </w:p>
+    <w:p>
+      <w:r>
+        <w:t>________________________________________________________________</w:t>
+      </w:r>
+    </w:p>
+    <w:p>
+      <w:r>
+        <w:t>________________________________________________________________</w:t>
+      </w:r>
+    </w:p>
+    <w:p>
+      <w:r>
+        <w:t>________________________________________________________________</w:t>
+      </w:r>
+    </w:p>
+    <w:p>
+      <w:r>
+        <w:t>________________________________________________________________</w:t>
+      </w:r>
+    </w:p>
+    <w:p>
+      <w:r>
+        <w:t>________________________________________________________________</w:t>
+      </w:r>
+    </w:p>
+    <w:p>
+      <w:r>
+        <w:t>________________________________________________________________</w:t>
+      </w:r>
+    </w:p>
+    <w:p>
+      <w:pPr>
+        <w:spacing w:line="336" w:lineRule="auto" w:after="180"/>
+      </w:pPr>
+      <w:r>
+        <w:rPr>
+          <w:b w:val="0"/>
+        </w:rPr>
+        <w:t>Record support used: none, hint or teacher explanation.</w:t>
+      </w:r>
+    </w:p>
+    <w:p>
+      <w:pPr>
+        <w:pStyle w:val="Heading1"/>
+      </w:pPr>
+      <w:r>
+        <w:t>15. Reference · Independent-case response copy</w:t>
+      </w:r>
+    </w:p>
+    <w:p>
+      <w:r>
+        <w:t>This duplicates W4. Reuse the same first-attempt record.</w:t>
+      </w:r>
+    </w:p>
+    <w:p>
+      <w:pPr>
+        <w:pStyle w:val="Heading2"/>
+      </w:pPr>
+      <w:r>
+        <w:t>Use this when helpful</w:t>
+      </w:r>
+    </w:p>
+    <w:p>
+      <w:pPr>
+        <w:spacing w:line="336" w:lineRule="auto" w:after="180"/>
+      </w:pPr>
+      <w:r>
+        <w:rPr>
+          <w:b w:val="0"/>
+        </w:rPr>
+        <w:t>A fictional library wants only the total number of books needing repair in each category: cover, page or binding. It does not need to contact borrowers.</w:t>
+      </w:r>
+    </w:p>
+    <w:p>
+      <w:pPr>
+        <w:spacing w:line="336" w:lineRule="auto" w:after="180"/>
+      </w:pPr>
+      <w:r>
+        <w:rPr>
+          <w:b w:val="0"/>
+        </w:rPr>
+        <w:t>A draft repair sheet asks for borrower name, home address, book repair category and borrower photograph.</w:t>
+      </w:r>
+    </w:p>
+    <w:p>
+      <w:pPr>
+        <w:spacing w:line="336" w:lineRule="auto" w:after="180"/>
+      </w:pPr>
+      <w:r>
+        <w:rPr>
+          <w:b w:val="0"/>
+        </w:rPr>
+        <w:t xml:space="preserve">Design a plan: state the </w:t>
+      </w:r>
+      <w:r>
+        <w:rPr>
+          <w:b/>
+        </w:rPr>
+        <w:t>purpose</w:t>
+      </w:r>
+      <w:r>
+        <w:rPr>
+          <w:b w:val="0"/>
+        </w:rPr>
+        <w:t>, required and removed fields, who handles source sheets, what totals are shared with the librarian, and who disposes of sheets at what agreed point. Use no real borrower details.</w:t>
+      </w:r>
+    </w:p>
+    <w:p>
+      <w:pPr>
+        <w:pStyle w:val="Heading3"/>
+      </w:pPr>
+      <w:r>
+        <w:t>My reasoning and evidence</w:t>
+      </w:r>
+    </w:p>
+    <w:p>
+      <w:r>
+        <w:t>________________________________________________________________</w:t>
+      </w:r>
+    </w:p>
+    <w:p>
+      <w:r>
+        <w:t>________________________________________________________________</w:t>
+      </w:r>
+    </w:p>
+    <w:p>
+      <w:r>
+        <w:t>________________________________________________________________</w:t>
+      </w:r>
+    </w:p>
+    <w:p>
+      <w:r>
+        <w:t>________________________________________________________________</w:t>
+      </w:r>
+    </w:p>
+    <w:p>
+      <w:r>
+        <w:t>________________________________________________________________</w:t>
+      </w:r>
+    </w:p>
+    <w:p>
+      <w:r>
+        <w:t>________________________________________________________________</w:t>
+      </w:r>
+    </w:p>
+    <w:p>
+      <w:r>
+        <w:t>________________________________________________________________</w:t>
+      </w:r>
+    </w:p>
+    <w:p>
+      <w:r>
+        <w:t>________________________________________________________________</w:t>
+      </w:r>
+    </w:p>
+    <w:p>
+      <w:pPr>
+        <w:pStyle w:val="Heading1"/>
+      </w:pPr>
+      <w:r>
+        <w:t>18. Extra practice · Use the worked picture</w:t>
+      </w:r>
+    </w:p>
+    <w:p>
+      <w:r>
+        <w:t>Keep the explanation and the support you used.</w:t>
+      </w:r>
+    </w:p>
+    <w:p>
+      <w:pPr>
+        <w:pStyle w:val="Heading2"/>
+      </w:pPr>
+      <w:r>
+        <w:t>Use this when helpful</w:t>
       </w:r>
     </w:p>
     <w:p>
@@ -1777,7 +1877,6 @@
     <w:p>
       <w:pPr>
         <w:spacing w:line="336" w:lineRule="auto" w:after="180"/>
-        <w:shd w:fill="F5F1FB"/>
       </w:pPr>
       <w:r>
         <w:rPr>
@@ -1826,16 +1925,7 @@
     </w:p>
     <w:p>
       <w:pPr>
-        <w:pStyle w:val="Heading3"/>
-      </w:pPr>
-      <w:r>
-        <w:t>Record the help used</w:t>
-      </w:r>
-    </w:p>
-    <w:p>
-      <w:pPr>
         <w:spacing w:line="336" w:lineRule="auto" w:after="180"/>
-        <w:shd w:fill="F1F6F8"/>
       </w:pPr>
       <w:r>
         <w:rPr>
@@ -1884,12 +1974,20 @@
         <w:pStyle w:val="Heading1"/>
       </w:pPr>
       <w:r>
-        <w:t>19. Project portfolio milestone</w:t>
-      </w:r>
-    </w:p>
-    <w:p>
-      <w:r>
-        <w:t>Keep this week’s input, deciding step, result and limit together in the Helpful Classroom Sorter record.</w:t>
+        <w:t>19. Reference · Project portfolio record</w:t>
+      </w:r>
+    </w:p>
+    <w:p>
+      <w:r>
+        <w:t>Extend your main project response when helpful.</w:t>
+      </w:r>
+    </w:p>
+    <w:p>
+      <w:pPr>
+        <w:pStyle w:val="Heading2"/>
+      </w:pPr>
+      <w:r>
+        <w:t>Use this when helpful</w:t>
       </w:r>
     </w:p>
     <w:p>
@@ -2091,12 +2189,499 @@
         <w:pStyle w:val="Heading1"/>
       </w:pPr>
       <w:r>
-        <w:t>20. Supported practice and learning evidence</w:t>
-      </w:r>
-    </w:p>
-    <w:p>
-      <w:r>
-        <w:t>Try the supported questions before comparing with hints and feedback. Record what you repaired and the evidence you retained.</w:t>
+        <w:t>20. Extra practice: pictures, repair and feedback</w:t>
+      </w:r>
+    </w:p>
+    <w:p>
+      <w:r>
+        <w:t>Attempt each question before opening its explanation. Use one browser or paper copy.</w:t>
+      </w:r>
+    </w:p>
+    <w:p>
+      <w:pPr>
+        <w:pStyle w:val="Heading2"/>
+      </w:pPr>
+      <w:r>
+        <w:t>First supported question</w:t>
+      </w:r>
+    </w:p>
+    <w:p>
+      <w:pPr>
+        <w:pStyle w:val="ListBullet"/>
+      </w:pPr>
+      <w:r>
+        <w:t>A fictional teacher wants to count broken craft tools by type, without contacting borrowers.</w:t>
+      </w:r>
+    </w:p>
+    <w:p>
+      <w:pPr>
+        <w:pStyle w:val="Heading3"/>
+      </w:pPr>
+      <w:r>
+        <w:t>Practice 1: explain the deciding evidence</w:t>
+      </w:r>
+    </w:p>
+    <w:p>
+      <w:pPr>
+        <w:pStyle w:val="ListBullet"/>
+      </w:pPr>
+      <w:r>
+        <w:t>Which labelled step matches this detail? Aggregate each tool type’s Yes count; record the authorised retention plan.</w:t>
+      </w:r>
+    </w:p>
+    <w:p>
+      <w:pPr>
+        <w:pStyle w:val="ListBullet"/>
+      </w:pPr>
+      <w:r>
+        <w:t>1. State purpose</w:t>
+      </w:r>
+    </w:p>
+    <w:p>
+      <w:pPr>
+        <w:pStyle w:val="ListBullet"/>
+      </w:pPr>
+      <w:r>
+        <w:t>2. Choose fields</w:t>
+      </w:r>
+    </w:p>
+    <w:p>
+      <w:pPr>
+        <w:pStyle w:val="ListBullet"/>
+      </w:pPr>
+      <w:r>
+        <w:t>3. Remove excess</w:t>
+      </w:r>
+    </w:p>
+    <w:p>
+      <w:pPr>
+        <w:pStyle w:val="ListBullet"/>
+      </w:pPr>
+      <w:r>
+        <w:t>4. Report totals</w:t>
+      </w:r>
+    </w:p>
+    <w:p>
+      <w:pPr>
+        <w:pStyle w:val="Heading3"/>
+      </w:pPr>
+      <w:r>
+        <w:t>My selected conclusion, deciding fact and explanation</w:t>
+      </w:r>
+    </w:p>
+    <w:p>
+      <w:r>
+        <w:t>________________________________________________________________</w:t>
+      </w:r>
+    </w:p>
+    <w:p>
+      <w:r>
+        <w:t>________________________________________________________________</w:t>
+      </w:r>
+    </w:p>
+    <w:p>
+      <w:r>
+        <w:t>________________________________________________________________</w:t>
+      </w:r>
+    </w:p>
+    <w:p>
+      <w:r>
+        <w:t>________________________________________________________________</w:t>
+      </w:r>
+    </w:p>
+    <w:p>
+      <w:r>
+        <w:t>________________________________________________________________</w:t>
+      </w:r>
+    </w:p>
+    <w:p>
+      <w:pPr>
+        <w:pStyle w:val="ListBullet"/>
+      </w:pPr>
+      <w:r>
+        <w:t>Hint if needed: Read the steps in the pictorial case. Match the supplied detail to the stage that performs or records it.</w:t>
+      </w:r>
+    </w:p>
+    <w:p>
+      <w:pPr>
+        <w:pStyle w:val="Heading2"/>
+      </w:pPr>
+      <w:r>
+        <w:t>Check the first explanation · reference / check after trying</w:t>
+      </w:r>
+    </w:p>
+    <w:p>
+      <w:pPr>
+        <w:spacing w:line="336" w:lineRule="auto" w:after="180"/>
+      </w:pPr>
+      <w:r>
+        <w:rPr>
+          <w:b w:val="0"/>
+        </w:rPr>
+        <w:t xml:space="preserve">After your attempt, compare with the supported explanation: Report totals Aggregate each tool type’s Yes count; record the authorised </w:t>
+      </w:r>
+      <w:r>
+        <w:rPr>
+          <w:b/>
+        </w:rPr>
+        <w:t>retention</w:t>
+      </w:r>
+      <w:r>
+        <w:rPr>
+          <w:b w:val="0"/>
+        </w:rPr>
+        <w:t xml:space="preserve"> plan.</w:t>
+      </w:r>
+    </w:p>
+    <w:p>
+      <w:pPr>
+        <w:spacing w:line="336" w:lineRule="auto" w:after="180"/>
+      </w:pPr>
+      <w:r>
+        <w:rPr>
+          <w:b w:val="0"/>
+        </w:rPr>
+        <w:t>A field is justified by what the task needs to do, not by whether it might become useful someday. Names and birthdays do not help these repair totals.</w:t>
+      </w:r>
+    </w:p>
+    <w:p>
+      <w:pPr>
+        <w:spacing w:line="336" w:lineRule="auto" w:after="180"/>
+      </w:pPr>
+      <w:r>
+        <w:rPr>
+          <w:b w:val="0"/>
+        </w:rPr>
+        <w:t>Replacing names with codes still leaves linked personal records if someone keeps a name-code key; collecting less can remove the need for that link entirely.</w:t>
+      </w:r>
+    </w:p>
+    <w:p>
+      <w:pPr>
+        <w:pStyle w:val="Heading2"/>
+      </w:pPr>
+      <w:r>
+        <w:t>Changed-case question</w:t>
+      </w:r>
+    </w:p>
+    <w:p>
+      <w:pPr>
+        <w:pStyle w:val="Heading3"/>
+      </w:pPr>
+      <w:r>
+        <w:t>Practice 2: explain the deciding evidence</w:t>
+      </w:r>
+    </w:p>
+    <w:p>
+      <w:pPr>
+        <w:pStyle w:val="ListBullet"/>
+      </w:pPr>
+      <w:r>
+        <w:t>Changed-case practice: The teacher adds an authorised task to return one repaired tool to its borrower. Which conclusion is supported by the supplied facts?</w:t>
+      </w:r>
+    </w:p>
+    <w:p>
+      <w:pPr>
+        <w:pStyle w:val="ListBullet"/>
+      </w:pPr>
+      <w:r>
+        <w:t>1. A minimal contact mechanism may now be needed for that tool.</w:t>
+      </w:r>
+    </w:p>
+    <w:p>
+      <w:pPr>
+        <w:pStyle w:val="ListBullet"/>
+      </w:pPr>
+      <w:r>
+        <w:t>2. This one example guarantees correct results for every future input.</w:t>
+      </w:r>
+    </w:p>
+    <w:p>
+      <w:pPr>
+        <w:pStyle w:val="ListBullet"/>
+      </w:pPr>
+      <w:r>
+        <w:t>3. We can decide the result without examining the changed input or the procedure.</w:t>
+      </w:r>
+    </w:p>
+    <w:p>
+      <w:pPr>
+        <w:pStyle w:val="Heading3"/>
+      </w:pPr>
+      <w:r>
+        <w:t>My selected conclusion, deciding fact and explanation</w:t>
+      </w:r>
+    </w:p>
+    <w:p>
+      <w:r>
+        <w:t>________________________________________________________________</w:t>
+      </w:r>
+    </w:p>
+    <w:p>
+      <w:r>
+        <w:t>________________________________________________________________</w:t>
+      </w:r>
+    </w:p>
+    <w:p>
+      <w:r>
+        <w:t>________________________________________________________________</w:t>
+      </w:r>
+    </w:p>
+    <w:p>
+      <w:r>
+        <w:t>________________________________________________________________</w:t>
+      </w:r>
+    </w:p>
+    <w:p>
+      <w:r>
+        <w:t>________________________________________________________________</w:t>
+      </w:r>
+    </w:p>
+    <w:p>
+      <w:pPr>
+        <w:pStyle w:val="ListBullet"/>
+      </w:pPr>
+      <w:r>
+        <w:t>Hint if needed: Use the changed condition and the deciding step in the pictorial trace. The answer must say what follows from those facts.</w:t>
+      </w:r>
+    </w:p>
+    <w:p>
+      <w:pPr>
+        <w:pStyle w:val="Heading2"/>
+      </w:pPr>
+      <w:r>
+        <w:t>Check the changed case · reference / check after trying</w:t>
+      </w:r>
+    </w:p>
+    <w:p>
+      <w:pPr>
+        <w:spacing w:line="336" w:lineRule="auto" w:after="180"/>
+      </w:pPr>
+      <w:r>
+        <w:rPr>
+          <w:b w:val="0"/>
+        </w:rPr>
+        <w:t xml:space="preserve">After your attempt, compare with the supported explanation: A minimal contact </w:t>
+      </w:r>
+      <w:r>
+        <w:rPr>
+          <w:b/>
+        </w:rPr>
+        <w:t>mechanism</w:t>
+      </w:r>
+      <w:r>
+        <w:rPr>
+          <w:b w:val="0"/>
+        </w:rPr>
+        <w:t xml:space="preserve"> may now be needed for that tool. The </w:t>
+      </w:r>
+      <w:r>
+        <w:rPr>
+          <w:b/>
+        </w:rPr>
+        <w:t>purpose</w:t>
+      </w:r>
+      <w:r>
+        <w:rPr>
+          <w:b w:val="0"/>
+        </w:rPr>
+        <w:t xml:space="preserve"> changed; reassess necessity rather than restoring every old field.</w:t>
+      </w:r>
+    </w:p>
+    <w:p>
+      <w:pPr>
+        <w:pStyle w:val="Heading2"/>
+      </w:pPr>
+      <w:r>
+        <w:t>Repair and save your work</w:t>
+      </w:r>
+    </w:p>
+    <w:p>
+      <w:pPr>
+        <w:spacing w:line="336" w:lineRule="auto" w:after="180"/>
+      </w:pPr>
+      <w:r>
+        <w:rPr>
+          <w:b w:val="0"/>
+        </w:rPr>
+        <w:t>Review Fair for Whom? (ai-1/23). Goal: Compute a correct-out-of-assessed fraction and explain its denominator. Short practice: Which group loses performance under N, and can total improvement erase that fact?.</w:t>
+      </w:r>
+    </w:p>
+    <w:p>
+      <w:pPr>
+        <w:spacing w:line="336" w:lineRule="auto" w:after="180"/>
+      </w:pPr>
+      <w:r>
+        <w:rPr>
+          <w:b w:val="0"/>
+        </w:rPr>
+        <w:t>Return to this week and explain what you changed.</w:t>
+      </w:r>
+    </w:p>
+    <w:p>
+      <w:pPr>
+        <w:spacing w:line="336" w:lineRule="auto" w:after="180"/>
+      </w:pPr>
+      <w:r>
+        <w:rPr>
+          <w:b w:val="0"/>
+        </w:rPr>
+        <w:t xml:space="preserve">Review Good Data, Bad Data (ai-1/21). Goal: Check records against a stated format, unit and meaning before using them. Short practice: Which repairs are </w:t>
+      </w:r>
+      <w:r>
+        <w:rPr>
+          <w:b/>
+        </w:rPr>
+        <w:t>evidence</w:t>
+      </w:r>
+      <w:r>
+        <w:rPr>
+          <w:b w:val="0"/>
+        </w:rPr>
+        <w:t>-backed in the original case, and which row must remain unknown?.</w:t>
+      </w:r>
+    </w:p>
+    <w:p>
+      <w:pPr>
+        <w:spacing w:line="336" w:lineRule="auto" w:after="180"/>
+      </w:pPr>
+      <w:r>
+        <w:rPr>
+          <w:b w:val="0"/>
+        </w:rPr>
+        <w:t>Return to this week and explain what you changed.</w:t>
+      </w:r>
+    </w:p>
+    <w:p>
+      <w:pPr>
+        <w:spacing w:line="336" w:lineRule="auto" w:after="180"/>
+      </w:pPr>
+      <w:r>
+        <w:rPr>
+          <w:b w:val="0"/>
+        </w:rPr>
+        <w:t xml:space="preserve">Review Confidence Is Not Correctness (ai-1/18). Goal: Distinguish a confidence claim from </w:t>
+      </w:r>
+      <w:r>
+        <w:rPr>
+          <w:b/>
+        </w:rPr>
+        <w:t>evidence</w:t>
+      </w:r>
+      <w:r>
+        <w:rPr>
+          <w:b w:val="0"/>
+        </w:rPr>
+        <w:t xml:space="preserve"> that a </w:t>
+      </w:r>
+      <w:r>
+        <w:rPr>
+          <w:b/>
+        </w:rPr>
+        <w:t>prediction</w:t>
+      </w:r>
+      <w:r>
+        <w:rPr>
+          <w:b w:val="0"/>
+        </w:rPr>
+        <w:t xml:space="preserve"> was correct. Short practice: Was the unknown label guaranteed correct because its confidence was </w:t>
+      </w:r>
+      <w:r>
+        <w:rPr>
+          <w:b/>
+        </w:rPr>
+        <w:t>80%</w:t>
+      </w:r>
+      <w:r>
+        <w:rPr>
+          <w:b w:val="0"/>
+        </w:rPr>
+        <w:t>?.</w:t>
+      </w:r>
+    </w:p>
+    <w:p>
+      <w:pPr>
+        <w:spacing w:line="336" w:lineRule="auto" w:after="180"/>
+      </w:pPr>
+      <w:r>
+        <w:rPr>
+          <w:b w:val="0"/>
+        </w:rPr>
+        <w:t>Return to this week and explain what you changed.</w:t>
+      </w:r>
+    </w:p>
+    <w:p>
+      <w:pPr>
+        <w:spacing w:line="336" w:lineRule="auto" w:after="180"/>
+      </w:pPr>
+      <w:r>
+        <w:rPr>
+          <w:b w:val="0"/>
+        </w:rPr>
+        <w:t xml:space="preserve">Use Download completed work in the hosted lesson to export your answers, reflections, practice feedback and code-run </w:t>
+      </w:r>
+      <w:r>
+        <w:rPr>
+          <w:b/>
+        </w:rPr>
+        <w:t>evidence</w:t>
+      </w:r>
+      <w:r>
+        <w:rPr>
+          <w:b w:val="0"/>
+        </w:rPr>
+        <w:t>. Open the HTML copy to read or print it.</w:t>
+      </w:r>
+    </w:p>
+    <w:p>
+      <w:pPr>
+        <w:spacing w:line="336" w:lineRule="auto" w:after="180"/>
+      </w:pPr>
+      <w:r>
+        <w:rPr>
+          <w:b w:val="0"/>
+        </w:rPr>
+        <w:t>Drafts stay in this browser when storage is available; clear drafts on a shared device.</w:t>
+      </w:r>
+    </w:p>
+    <w:p>
+      <w:pPr>
+        <w:pStyle w:val="Heading3"/>
+      </w:pPr>
+      <w:r>
+        <w:t>What I repaired, the evidence I kept and the next test</w:t>
+      </w:r>
+    </w:p>
+    <w:p>
+      <w:r>
+        <w:t>________________________________________________________________</w:t>
+      </w:r>
+    </w:p>
+    <w:p>
+      <w:r>
+        <w:t>________________________________________________________________</w:t>
+      </w:r>
+    </w:p>
+    <w:p>
+      <w:r>
+        <w:t>________________________________________________________________</w:t>
+      </w:r>
+    </w:p>
+    <w:p>
+      <w:r>
+        <w:t>________________________________________________________________</w:t>
+      </w:r>
+    </w:p>
+    <w:p>
+      <w:r>
+        <w:t>________________________________________________________________</w:t>
+      </w:r>
+    </w:p>
+    <w:p>
+      <w:pPr>
+        <w:pStyle w:val="Heading2"/>
+      </w:pPr>
+      <w:r>
+        <w:t>Earlier wording, alternatives and picture transcripts · reference / check after trying</w:t>
       </w:r>
     </w:p>
     <w:p>
@@ -2112,98 +2697,10 @@
     </w:p>
     <w:p>
       <w:pPr>
-        <w:spacing w:line="336" w:lineRule="auto" w:after="180"/>
-      </w:pPr>
-      <w:r>
-        <w:rPr>
-          <w:b w:val="0"/>
-        </w:rPr>
-        <w:t>A fictional teacher wants to count broken craft tools by type, without contacting borrowers.</w:t>
-      </w:r>
-    </w:p>
-    <w:p>
-      <w:pPr>
         <w:pStyle w:val="Heading3"/>
       </w:pPr>
       <w:r>
-        <w:t>Practice 1: explain the deciding evidence</w:t>
-      </w:r>
-    </w:p>
-    <w:p>
-      <w:pPr>
-        <w:spacing w:line="336" w:lineRule="auto" w:after="180"/>
-      </w:pPr>
-      <w:r>
-        <w:rPr>
-          <w:b w:val="0"/>
-        </w:rPr>
-        <w:t xml:space="preserve">Which labelled step matches this detail? Aggregate each tool type’s Yes count; record the authorised </w:t>
-      </w:r>
-      <w:r>
-        <w:rPr>
-          <w:b/>
-        </w:rPr>
-        <w:t>retention</w:t>
-      </w:r>
-      <w:r>
-        <w:rPr>
-          <w:b w:val="0"/>
-        </w:rPr>
-        <w:t xml:space="preserve"> plan.</w:t>
-      </w:r>
-    </w:p>
-    <w:p>
-      <w:pPr>
-        <w:spacing w:line="336" w:lineRule="auto" w:after="180"/>
-        <w:shd w:fill="F4F9FC"/>
-      </w:pPr>
-      <w:r>
-        <w:rPr>
-          <w:b w:val="0"/>
-        </w:rPr>
-        <w:t xml:space="preserve">1. State </w:t>
-      </w:r>
-      <w:r>
-        <w:rPr>
-          <w:b/>
-        </w:rPr>
-        <w:t>purpose</w:t>
-      </w:r>
-    </w:p>
-    <w:p>
-      <w:pPr>
-        <w:spacing w:line="336" w:lineRule="auto" w:after="180"/>
-        <w:shd w:fill="F4F9FC"/>
-      </w:pPr>
-      <w:r>
-        <w:rPr>
-          <w:b w:val="0"/>
-        </w:rPr>
-        <w:t>2. Choose fields</w:t>
-      </w:r>
-    </w:p>
-    <w:p>
-      <w:pPr>
-        <w:spacing w:line="336" w:lineRule="auto" w:after="180"/>
-        <w:shd w:fill="F4F9FC"/>
-      </w:pPr>
-      <w:r>
-        <w:rPr>
-          <w:b w:val="0"/>
-        </w:rPr>
-        <w:t>3. Remove excess</w:t>
-      </w:r>
-    </w:p>
-    <w:p>
-      <w:pPr>
-        <w:spacing w:line="336" w:lineRule="auto" w:after="180"/>
-        <w:shd w:fill="F4F9FC"/>
-      </w:pPr>
-      <w:r>
-        <w:rPr>
-          <w:b w:val="0"/>
-        </w:rPr>
-        <w:t>4. Report totals</w:t>
+        <w:t>Repair a missing building block</w:t>
       </w:r>
     </w:p>
     <w:p>
@@ -2211,520 +2708,25 @@
         <w:pStyle w:val="Heading3"/>
       </w:pPr>
       <w:r>
-        <w:t>My selected conclusion, deciding fact and explanation</w:t>
-      </w:r>
-    </w:p>
-    <w:p>
-      <w:r>
-        <w:t>________________________________________________________________</w:t>
-      </w:r>
-    </w:p>
-    <w:p>
-      <w:r>
-        <w:t>________________________________________________________________</w:t>
-      </w:r>
-    </w:p>
-    <w:p>
-      <w:r>
-        <w:t>________________________________________________________________</w:t>
-      </w:r>
-    </w:p>
-    <w:p>
-      <w:r>
-        <w:t>________________________________________________________________</w:t>
-      </w:r>
-    </w:p>
-    <w:p>
-      <w:r>
-        <w:t>________________________________________________________________</w:t>
-      </w:r>
-    </w:p>
-    <w:p>
-      <w:pPr>
-        <w:pStyle w:val="Heading3"/>
-      </w:pPr>
-      <w:r>
-        <w:t>Hint · try first</w:t>
-      </w:r>
-    </w:p>
-    <w:p>
-      <w:pPr>
-        <w:spacing w:line="336" w:lineRule="auto" w:after="180"/>
-        <w:shd w:fill="F1F6F8"/>
-      </w:pPr>
-      <w:r>
-        <w:rPr>
-          <w:b w:val="0"/>
-        </w:rPr>
-        <w:t>Hint if needed: Read the steps in the pictorial case. Match the supplied detail to the stage that performs or records it.</w:t>
-      </w:r>
-    </w:p>
-    <w:p>
-      <w:pPr>
-        <w:pStyle w:val="Heading3"/>
-      </w:pPr>
-      <w:r>
-        <w:t>Feedback · compare after trying</w:t>
-      </w:r>
-    </w:p>
-    <w:p>
-      <w:pPr>
-        <w:spacing w:line="336" w:lineRule="auto" w:after="180"/>
-        <w:shd w:fill="F1F6FC"/>
-      </w:pPr>
-      <w:r>
-        <w:rPr>
-          <w:b w:val="0"/>
-        </w:rPr>
-        <w:t xml:space="preserve">After your attempt, compare with the supported explanation: Report totals Aggregate each tool type’s Yes count; record the authorised </w:t>
-      </w:r>
-      <w:r>
-        <w:rPr>
-          <w:b/>
-        </w:rPr>
-        <w:t>retention</w:t>
-      </w:r>
-      <w:r>
-        <w:rPr>
-          <w:b w:val="0"/>
-        </w:rPr>
-        <w:t xml:space="preserve"> plan.</w:t>
-      </w:r>
-    </w:p>
-    <w:p>
-      <w:pPr>
-        <w:spacing w:line="336" w:lineRule="auto" w:after="180"/>
-        <w:shd w:fill="F1F6FC"/>
-      </w:pPr>
-      <w:r>
-        <w:rPr>
-          <w:b w:val="0"/>
-        </w:rPr>
-        <w:t>A field is justified by what the task needs to do, not by whether it might become useful someday. Names and birthdays do not help these repair totals.</w:t>
-      </w:r>
-    </w:p>
-    <w:p>
-      <w:pPr>
-        <w:spacing w:line="336" w:lineRule="auto" w:after="180"/>
-        <w:shd w:fill="F1F6FC"/>
-      </w:pPr>
-      <w:r>
-        <w:rPr>
-          <w:b w:val="0"/>
-        </w:rPr>
-        <w:t>Replacing names with codes still leaves linked personal records if someone keeps a name-code key; collecting less can remove the need for that link entirely.</w:t>
-      </w:r>
-    </w:p>
-    <w:p>
-      <w:pPr>
-        <w:pStyle w:val="Heading3"/>
-      </w:pPr>
-      <w:r>
-        <w:t>Practice 2: explain the deciding evidence</w:t>
-      </w:r>
-    </w:p>
-    <w:p>
-      <w:pPr>
-        <w:pStyle w:val="Heading3"/>
-      </w:pPr>
-      <w:r>
-        <w:t>Changed case · predict first</w:t>
-      </w:r>
-    </w:p>
-    <w:p>
-      <w:pPr>
-        <w:spacing w:line="336" w:lineRule="auto" w:after="180"/>
-        <w:shd w:fill="F5F1FB"/>
-      </w:pPr>
-      <w:r>
-        <w:rPr>
-          <w:b w:val="0"/>
-        </w:rPr>
-        <w:t>Changed-case practice: The teacher adds an authorised task to return one repaired tool to its borrower. Which conclusion is supported by the supplied facts?</w:t>
-      </w:r>
-    </w:p>
-    <w:p>
-      <w:pPr>
-        <w:spacing w:line="336" w:lineRule="auto" w:after="180"/>
-        <w:shd w:fill="F4F9FC"/>
-      </w:pPr>
-      <w:r>
-        <w:rPr>
-          <w:b w:val="0"/>
-        </w:rPr>
-        <w:t xml:space="preserve">1. A minimal contact </w:t>
-      </w:r>
-      <w:r>
-        <w:rPr>
-          <w:b/>
-        </w:rPr>
-        <w:t>mechanism</w:t>
-      </w:r>
-      <w:r>
-        <w:rPr>
-          <w:b w:val="0"/>
-        </w:rPr>
-        <w:t xml:space="preserve"> may now be needed for that tool.</w:t>
-      </w:r>
-    </w:p>
-    <w:p>
-      <w:pPr>
-        <w:spacing w:line="336" w:lineRule="auto" w:after="180"/>
-        <w:shd w:fill="F4F9FC"/>
-      </w:pPr>
-      <w:r>
-        <w:rPr>
-          <w:b w:val="0"/>
-        </w:rPr>
-        <w:t xml:space="preserve">2. This one example guarantees correct results for every future </w:t>
-      </w:r>
-      <w:r>
-        <w:rPr>
-          <w:b/>
-        </w:rPr>
-        <w:t>input</w:t>
-      </w:r>
-      <w:r>
-        <w:rPr>
-          <w:b w:val="0"/>
-        </w:rPr>
-        <w:t>.</w:t>
-      </w:r>
-    </w:p>
-    <w:p>
-      <w:pPr>
-        <w:spacing w:line="336" w:lineRule="auto" w:after="180"/>
-        <w:shd w:fill="F4F9FC"/>
-      </w:pPr>
-      <w:r>
-        <w:rPr>
-          <w:b w:val="0"/>
-        </w:rPr>
-        <w:t xml:space="preserve">3. We can decide the result without examining the changed </w:t>
-      </w:r>
-      <w:r>
-        <w:rPr>
-          <w:b/>
-        </w:rPr>
-        <w:t>input</w:t>
-      </w:r>
-      <w:r>
-        <w:rPr>
-          <w:b w:val="0"/>
-        </w:rPr>
-        <w:t xml:space="preserve"> or the procedure.</w:t>
-      </w:r>
-    </w:p>
-    <w:p>
-      <w:pPr>
-        <w:pStyle w:val="Heading3"/>
-      </w:pPr>
-      <w:r>
-        <w:t>My selected conclusion, deciding fact and explanation</w:t>
-      </w:r>
-    </w:p>
-    <w:p>
-      <w:r>
-        <w:t>________________________________________________________________</w:t>
-      </w:r>
-    </w:p>
-    <w:p>
-      <w:r>
-        <w:t>________________________________________________________________</w:t>
-      </w:r>
-    </w:p>
-    <w:p>
-      <w:r>
-        <w:t>________________________________________________________________</w:t>
-      </w:r>
-    </w:p>
-    <w:p>
-      <w:r>
-        <w:t>________________________________________________________________</w:t>
-      </w:r>
-    </w:p>
-    <w:p>
-      <w:r>
-        <w:t>________________________________________________________________</w:t>
-      </w:r>
-    </w:p>
-    <w:p>
-      <w:pPr>
-        <w:pStyle w:val="Heading3"/>
-      </w:pPr>
-      <w:r>
-        <w:t>Hint · try first</w:t>
-      </w:r>
-    </w:p>
-    <w:p>
-      <w:pPr>
-        <w:spacing w:line="336" w:lineRule="auto" w:after="180"/>
-        <w:shd w:fill="F1F6F8"/>
-      </w:pPr>
-      <w:r>
-        <w:rPr>
-          <w:b w:val="0"/>
-        </w:rPr>
-        <w:t>Hint if needed: Use the changed condition and the deciding step in the pictorial trace. The answer must say what follows from those facts.</w:t>
-      </w:r>
-    </w:p>
-    <w:p>
-      <w:pPr>
-        <w:pStyle w:val="Heading3"/>
-      </w:pPr>
-      <w:r>
-        <w:t>Feedback · compare after trying</w:t>
-      </w:r>
-    </w:p>
-    <w:p>
-      <w:pPr>
-        <w:spacing w:line="336" w:lineRule="auto" w:after="180"/>
-        <w:shd w:fill="F1F6FC"/>
-      </w:pPr>
-      <w:r>
-        <w:rPr>
-          <w:b w:val="0"/>
-        </w:rPr>
-        <w:t xml:space="preserve">After your attempt, compare with the supported explanation: A minimal contact </w:t>
-      </w:r>
-      <w:r>
-        <w:rPr>
-          <w:b/>
-        </w:rPr>
-        <w:t>mechanism</w:t>
-      </w:r>
-      <w:r>
-        <w:rPr>
-          <w:b w:val="0"/>
-        </w:rPr>
-        <w:t xml:space="preserve"> may now be needed for that tool. The </w:t>
-      </w:r>
-      <w:r>
-        <w:rPr>
-          <w:b/>
-        </w:rPr>
-        <w:t>purpose</w:t>
-      </w:r>
-      <w:r>
-        <w:rPr>
-          <w:b w:val="0"/>
-        </w:rPr>
-        <w:t xml:space="preserve"> changed; reassess necessity rather than restoring every old field.</w:t>
-      </w:r>
-    </w:p>
-    <w:p>
-      <w:pPr>
-        <w:pStyle w:val="Heading3"/>
-      </w:pPr>
-      <w:r>
-        <w:t>Repair a missing building block</w:t>
-      </w:r>
-    </w:p>
-    <w:p>
-      <w:pPr>
-        <w:spacing w:line="336" w:lineRule="auto" w:after="180"/>
-      </w:pPr>
-      <w:r>
-        <w:rPr>
-          <w:b w:val="0"/>
-        </w:rPr>
-        <w:t>Review Fair for Whom? (ai-1/23). Goal: Compute a correct-out-of-assessed fraction and explain its denominator. Short practice: Which group loses performance under N, and can total improvement erase that fact?.</w:t>
-      </w:r>
-    </w:p>
-    <w:p>
-      <w:pPr>
-        <w:spacing w:line="336" w:lineRule="auto" w:after="180"/>
-      </w:pPr>
-      <w:r>
-        <w:rPr>
-          <w:b w:val="0"/>
-        </w:rPr>
-        <w:t>Return to this week and explain what you changed.</w:t>
-      </w:r>
-    </w:p>
-    <w:p>
-      <w:pPr>
-        <w:spacing w:line="336" w:lineRule="auto" w:after="180"/>
-      </w:pPr>
-      <w:r>
-        <w:rPr>
-          <w:b w:val="0"/>
-        </w:rPr>
-        <w:t xml:space="preserve">Review Good Data, Bad Data (ai-1/21). Goal: Check records against a stated format, unit and meaning before using them. Short practice: Which repairs are </w:t>
-      </w:r>
-      <w:r>
-        <w:rPr>
-          <w:b/>
-        </w:rPr>
-        <w:t>evidence</w:t>
-      </w:r>
-      <w:r>
-        <w:rPr>
-          <w:b w:val="0"/>
-        </w:rPr>
-        <w:t>-backed in the original case, and which row must remain unknown?.</w:t>
-      </w:r>
-    </w:p>
-    <w:p>
-      <w:pPr>
-        <w:spacing w:line="336" w:lineRule="auto" w:after="180"/>
-      </w:pPr>
-      <w:r>
-        <w:rPr>
-          <w:b w:val="0"/>
-        </w:rPr>
-        <w:t>Return to this week and explain what you changed.</w:t>
-      </w:r>
-    </w:p>
-    <w:p>
-      <w:pPr>
-        <w:spacing w:line="336" w:lineRule="auto" w:after="180"/>
-      </w:pPr>
-      <w:r>
-        <w:rPr>
-          <w:b w:val="0"/>
-        </w:rPr>
-        <w:t xml:space="preserve">Review Confidence Is Not Correctness (ai-1/18). Goal: Distinguish a confidence claim from </w:t>
-      </w:r>
-      <w:r>
-        <w:rPr>
-          <w:b/>
-        </w:rPr>
-        <w:t>evidence</w:t>
-      </w:r>
-      <w:r>
-        <w:rPr>
-          <w:b w:val="0"/>
-        </w:rPr>
-        <w:t xml:space="preserve"> that a </w:t>
-      </w:r>
-      <w:r>
-        <w:rPr>
-          <w:b/>
-        </w:rPr>
-        <w:t>prediction</w:t>
-      </w:r>
-      <w:r>
-        <w:rPr>
-          <w:b w:val="0"/>
-        </w:rPr>
-        <w:t xml:space="preserve"> was correct. Short practice: Was the unknown label guaranteed correct because its confidence was </w:t>
-      </w:r>
-      <w:r>
-        <w:rPr>
-          <w:b/>
-        </w:rPr>
-        <w:t>80%</w:t>
-      </w:r>
-      <w:r>
-        <w:rPr>
-          <w:b w:val="0"/>
-        </w:rPr>
-        <w:t>?.</w:t>
-      </w:r>
-    </w:p>
-    <w:p>
-      <w:pPr>
-        <w:spacing w:line="336" w:lineRule="auto" w:after="180"/>
-      </w:pPr>
-      <w:r>
-        <w:rPr>
-          <w:b w:val="0"/>
-        </w:rPr>
-        <w:t>Return to this week and explain what you changed.</w:t>
-      </w:r>
-    </w:p>
-    <w:p>
-      <w:pPr>
-        <w:pStyle w:val="Heading3"/>
-      </w:pPr>
-      <w:r>
         <w:t>Keep your completed work</w:t>
       </w:r>
     </w:p>
     <w:p>
       <w:pPr>
-        <w:spacing w:line="336" w:lineRule="auto" w:after="180"/>
-      </w:pPr>
-      <w:r>
-        <w:rPr>
-          <w:b w:val="0"/>
-        </w:rPr>
-        <w:t xml:space="preserve">Use Download completed work in the hosted lesson to export your answers, reflections, practice feedback and code-run </w:t>
-      </w:r>
-      <w:r>
-        <w:rPr>
-          <w:b/>
-        </w:rPr>
-        <w:t>evidence</w:t>
-      </w:r>
-      <w:r>
-        <w:rPr>
-          <w:b w:val="0"/>
-        </w:rPr>
-        <w:t>. Open the HTML copy to read or print it.</w:t>
-      </w:r>
-    </w:p>
-    <w:p>
-      <w:pPr>
-        <w:spacing w:line="336" w:lineRule="auto" w:after="180"/>
-      </w:pPr>
-      <w:r>
-        <w:rPr>
-          <w:b w:val="0"/>
-        </w:rPr>
-        <w:t>Drafts stay in this browser when storage is available; clear drafts on a shared device.</w:t>
-      </w:r>
-    </w:p>
-    <w:p>
-      <w:pPr>
-        <w:pStyle w:val="Heading3"/>
-      </w:pPr>
-      <w:r>
-        <w:t>What I repaired, the evidence I kept and the next test</w:t>
-      </w:r>
-    </w:p>
-    <w:p>
-      <w:r>
-        <w:t>________________________________________________________________</w:t>
-      </w:r>
-    </w:p>
-    <w:p>
-      <w:r>
-        <w:t>________________________________________________________________</w:t>
-      </w:r>
-    </w:p>
-    <w:p>
-      <w:r>
-        <w:t>________________________________________________________________</w:t>
-      </w:r>
-    </w:p>
-    <w:p>
-      <w:r>
-        <w:t>________________________________________________________________</w:t>
-      </w:r>
-    </w:p>
-    <w:p>
-      <w:r>
-        <w:t>________________________________________________________________</w:t>
-      </w:r>
-    </w:p>
-    <w:p>
-      <w:pPr>
         <w:pStyle w:val="Heading1"/>
       </w:pPr>
       <w:r>
-        <w:t>21. Visual concept journey</w:t>
-      </w:r>
-    </w:p>
-    <w:p>
-      <w:r>
-        <w:t>Explain each Privacy by Choosing Less picture from its labels, then record a relevant limit.</w:t>
-      </w:r>
-    </w:p>
-    <w:p>
-      <w:pPr>
-        <w:pStyle w:val="Heading3"/>
+        <w:t>21. Reference · Six-picture response sheets</w:t>
+      </w:r>
+    </w:p>
+    <w:p>
+      <w:r>
+        <w:t>Choose the image that helps rather than repeating all six.</w:t>
+      </w:r>
+    </w:p>
+    <w:p>
+      <w:pPr>
+        <w:pStyle w:val="Heading2"/>
       </w:pPr>
       <w:r>
         <w:t>01. Privacy by Choosing Less: the case</w:t>
@@ -2803,7 +2805,6 @@
     <w:p>
       <w:pPr>
         <w:spacing w:line="336" w:lineRule="auto" w:after="180"/>
-        <w:shd w:fill="F5F1FB"/>
       </w:pPr>
       <w:r>
         <w:rPr>
@@ -2842,7 +2843,7 @@
     </w:p>
     <w:p>
       <w:pPr>
-        <w:pStyle w:val="Heading3"/>
+        <w:pStyle w:val="Heading2"/>
       </w:pPr>
       <w:r>
         <w:t>02. Follow the deciding steps</w:t>
@@ -2922,7 +2923,6 @@
     <w:p>
       <w:pPr>
         <w:spacing w:line="336" w:lineRule="auto" w:after="180"/>
-        <w:shd w:fill="F5F1FB"/>
       </w:pPr>
       <w:r>
         <w:rPr>
@@ -2973,7 +2973,7 @@
     </w:p>
     <w:p>
       <w:pPr>
-        <w:pStyle w:val="Heading3"/>
+        <w:pStyle w:val="Heading2"/>
       </w:pPr>
       <w:r>
         <w:t>03. A small information plan for a fictional vote</w:t>
@@ -3040,7 +3040,6 @@
     <w:p>
       <w:pPr>
         <w:spacing w:line="336" w:lineRule="auto" w:after="180"/>
-        <w:shd w:fill="F5F1FB"/>
       </w:pPr>
       <w:r>
         <w:rPr>
@@ -3079,7 +3078,7 @@
     </w:p>
     <w:p>
       <w:pPr>
-        <w:pStyle w:val="Heading3"/>
+        <w:pStyle w:val="Heading2"/>
       </w:pPr>
       <w:r>
         <w:t>04. Change one thing. Trace what follows.</w:t>
@@ -3182,7 +3181,6 @@
     <w:p>
       <w:pPr>
         <w:spacing w:line="336" w:lineRule="auto" w:after="180"/>
-        <w:shd w:fill="F5F1FB"/>
       </w:pPr>
       <w:r>
         <w:rPr>
@@ -3221,7 +3219,7 @@
     </w:p>
     <w:p>
       <w:pPr>
-        <w:pStyle w:val="Heading3"/>
+        <w:pStyle w:val="Heading2"/>
       </w:pPr>
       <w:r>
         <w:t>05. Connect the explanation to its limit</w:t>
@@ -3299,7 +3297,6 @@
     <w:p>
       <w:pPr>
         <w:spacing w:line="336" w:lineRule="auto" w:after="180"/>
-        <w:shd w:fill="F5F1FB"/>
       </w:pPr>
       <w:r>
         <w:rPr>
@@ -3338,7 +3335,7 @@
     </w:p>
     <w:p>
       <w:pPr>
-        <w:pStyle w:val="Heading3"/>
+        <w:pStyle w:val="Heading2"/>
       </w:pPr>
       <w:r>
         <w:t>06. Make the idea visible in your project</w:t>
@@ -3429,7 +3426,6 @@
     <w:p>
       <w:pPr>
         <w:spacing w:line="336" w:lineRule="auto" w:after="180"/>
-        <w:shd w:fill="F5F1FB"/>
       </w:pPr>
       <w:r>
         <w:rPr>
@@ -3476,6 +3472,62 @@
     <w:p>
       <w:r>
         <w:t>________________________________________________________________</w:t>
+      </w:r>
+    </w:p>
+    <w:p>
+      <w:pPr>
+        <w:pStyle w:val="Heading2"/>
+      </w:pPr>
+      <w:r>
+        <w:t>Earlier wording, alternatives and picture transcripts · reference / check after trying</w:t>
+      </w:r>
+    </w:p>
+    <w:p>
+      <w:pPr>
+        <w:pStyle w:val="Heading3"/>
+      </w:pPr>
+      <w:r>
+        <w:t>01. Privacy by Choosing Less: the case</w:t>
+      </w:r>
+    </w:p>
+    <w:p>
+      <w:pPr>
+        <w:pStyle w:val="Heading3"/>
+      </w:pPr>
+      <w:r>
+        <w:t>02. Follow the deciding steps</w:t>
+      </w:r>
+    </w:p>
+    <w:p>
+      <w:pPr>
+        <w:pStyle w:val="Heading3"/>
+      </w:pPr>
+      <w:r>
+        <w:t>03. A small information plan for a fictional vote</w:t>
+      </w:r>
+    </w:p>
+    <w:p>
+      <w:pPr>
+        <w:pStyle w:val="Heading3"/>
+      </w:pPr>
+      <w:r>
+        <w:t>04. Change one thing. Trace what follows.</w:t>
+      </w:r>
+    </w:p>
+    <w:p>
+      <w:pPr>
+        <w:pStyle w:val="Heading3"/>
+      </w:pPr>
+      <w:r>
+        <w:t>05. Connect the explanation to its limit</w:t>
+      </w:r>
+    </w:p>
+    <w:p>
+      <w:pPr>
+        <w:pStyle w:val="Heading3"/>
+      </w:pPr>
+      <w:r>
+        <w:t>06. Make the idea visible in your project</w:t>
       </w:r>
     </w:p>
     <w:sectPr>
